--- a/William/React Node/William_Jackson.docx
+++ b/William/React Node/William_Jackson.docx
@@ -141,8 +141,6 @@
               </w:rPr>
               <w:t>linkedin.com/in/william-jackson-3816183aa</w:t>
             </w:r>
-            <w:bookmarkStart w:id="0" w:name="_GoBack"/>
-            <w:bookmarkEnd w:id="0"/>
           </w:p>
         </w:tc>
       </w:tr>
@@ -416,7 +414,7 @@
         <w:pStyle w:val="NormalWeb"/>
         <w:numPr>
           <w:ilvl w:val="0"/>
-          <w:numId w:val="19"/>
+          <w:numId w:val="1"/>
         </w:numPr>
         <w:jc w:val="both"/>
         <w:rPr>
@@ -686,7 +684,7 @@
         <w:pStyle w:val="NormalWeb"/>
         <w:numPr>
           <w:ilvl w:val="0"/>
-          <w:numId w:val="19"/>
+          <w:numId w:val="1"/>
         </w:numPr>
         <w:jc w:val="both"/>
         <w:rPr>
@@ -953,7 +951,7 @@
         <w:pStyle w:val="NormalWeb"/>
         <w:numPr>
           <w:ilvl w:val="0"/>
-          <w:numId w:val="19"/>
+          <w:numId w:val="1"/>
         </w:numPr>
         <w:jc w:val="both"/>
         <w:rPr>
@@ -1200,7 +1198,7 @@
         <w:pStyle w:val="NormalWeb"/>
         <w:numPr>
           <w:ilvl w:val="0"/>
-          <w:numId w:val="19"/>
+          <w:numId w:val="1"/>
         </w:numPr>
         <w:jc w:val="both"/>
         <w:rPr>
@@ -1824,7 +1822,7 @@
         <w:pStyle w:val="NormalWeb"/>
         <w:numPr>
           <w:ilvl w:val="0"/>
-          <w:numId w:val="19"/>
+          <w:numId w:val="1"/>
         </w:numPr>
         <w:jc w:val="both"/>
         <w:rPr>
@@ -2355,7 +2353,7 @@
         <w:pStyle w:val="NormalWeb"/>
         <w:numPr>
           <w:ilvl w:val="0"/>
-          <w:numId w:val="20"/>
+          <w:numId w:val="5"/>
         </w:numPr>
         <w:jc w:val="both"/>
         <w:rPr>
@@ -2368,7 +2366,23 @@
           <w:rFonts w:ascii="Arial" w:hAnsi="Arial" w:cs="Arial"/>
           <w:sz w:val="18"/>
         </w:rPr>
-        <w:t xml:space="preserve">Owned a </w:t>
+        <w:t xml:space="preserve">Led delivery of a customer-facing </w:t>
+      </w:r>
+      <w:proofErr w:type="spellStart"/>
+      <w:r>
+        <w:rPr>
+          <w:rFonts w:ascii="Arial" w:hAnsi="Arial" w:cs="Arial"/>
+          <w:sz w:val="18"/>
+        </w:rPr>
+        <w:t>SaaS</w:t>
+      </w:r>
+      <w:proofErr w:type="spellEnd"/>
+      <w:r>
+        <w:rPr>
+          <w:rFonts w:ascii="Arial" w:hAnsi="Arial" w:cs="Arial"/>
+          <w:sz w:val="18"/>
+        </w:rPr>
+        <w:t xml:space="preserve"> platform using </w:t>
       </w:r>
       <w:r>
         <w:rPr>
@@ -2383,22 +2397,24 @@
           <w:rFonts w:ascii="Arial" w:hAnsi="Arial" w:cs="Arial"/>
           <w:sz w:val="18"/>
         </w:rPr>
-        <w:t xml:space="preserve"> + </w:t>
-      </w:r>
-      <w:r>
-        <w:rPr>
-          <w:rStyle w:val="Strong"/>
-          <w:rFonts w:ascii="Arial" w:hAnsi="Arial" w:cs="Arial"/>
-          <w:sz w:val="18"/>
-        </w:rPr>
-        <w:t>Node.js</w:t>
-      </w:r>
-      <w:r>
-        <w:rPr>
-          <w:rFonts w:ascii="Arial" w:hAnsi="Arial" w:cs="Arial"/>
-          <w:sz w:val="18"/>
-        </w:rPr>
-        <w:t xml:space="preserve"> product area end-to-end, turning ambiguous asks into scoped milestones, predictable releases, and measurable outcomes.</w:t>
+        <w:t xml:space="preserve"> and </w:t>
+      </w:r>
+      <w:proofErr w:type="spellStart"/>
+      <w:r>
+        <w:rPr>
+          <w:rStyle w:val="Strong"/>
+          <w:rFonts w:ascii="Arial" w:hAnsi="Arial" w:cs="Arial"/>
+          <w:sz w:val="18"/>
+        </w:rPr>
+        <w:t>TypeScript</w:t>
+      </w:r>
+      <w:proofErr w:type="spellEnd"/>
+      <w:r>
+        <w:rPr>
+          <w:rFonts w:ascii="Arial" w:hAnsi="Arial" w:cs="Arial"/>
+          <w:sz w:val="18"/>
+        </w:rPr>
+        <w:t>, building reusable UI patterns that reduced feature lead time and improved consistency across teams.</w:t>
       </w:r>
     </w:p>
     <w:p>
@@ -2406,7 +2422,7 @@
         <w:pStyle w:val="NormalWeb"/>
         <w:numPr>
           <w:ilvl w:val="0"/>
-          <w:numId w:val="20"/>
+          <w:numId w:val="5"/>
         </w:numPr>
         <w:jc w:val="both"/>
         <w:rPr>
@@ -2419,54 +2435,22 @@
           <w:rFonts w:ascii="Arial" w:hAnsi="Arial" w:cs="Arial"/>
           <w:sz w:val="18"/>
         </w:rPr>
-        <w:t xml:space="preserve">Shipped a modular service layer in </w:t>
-      </w:r>
-      <w:r>
-        <w:rPr>
-          <w:rStyle w:val="Strong"/>
-          <w:rFonts w:ascii="Arial" w:hAnsi="Arial" w:cs="Arial"/>
-          <w:sz w:val="18"/>
-        </w:rPr>
-        <w:t>Express</w:t>
-      </w:r>
-      <w:r>
-        <w:rPr>
-          <w:rFonts w:ascii="Arial" w:hAnsi="Arial" w:cs="Arial"/>
-          <w:sz w:val="18"/>
-        </w:rPr>
-        <w:t xml:space="preserve"> with clear </w:t>
-      </w:r>
-      <w:r>
-        <w:rPr>
-          <w:rStyle w:val="Strong"/>
-          <w:rFonts w:ascii="Arial" w:hAnsi="Arial" w:cs="Arial"/>
-          <w:sz w:val="18"/>
-        </w:rPr>
-        <w:t>REST</w:t>
-      </w:r>
-      <w:r>
-        <w:rPr>
-          <w:rFonts w:ascii="Arial" w:hAnsi="Arial" w:cs="Arial"/>
-          <w:sz w:val="18"/>
-        </w:rPr>
-        <w:t xml:space="preserve"> and </w:t>
-      </w:r>
-      <w:proofErr w:type="spellStart"/>
-      <w:r>
-        <w:rPr>
-          <w:rStyle w:val="Strong"/>
-          <w:rFonts w:ascii="Arial" w:hAnsi="Arial" w:cs="Arial"/>
-          <w:sz w:val="18"/>
-        </w:rPr>
-        <w:t>GraphQL</w:t>
-      </w:r>
-      <w:proofErr w:type="spellEnd"/>
-      <w:r>
-        <w:rPr>
-          <w:rFonts w:ascii="Arial" w:hAnsi="Arial" w:cs="Arial"/>
-          <w:sz w:val="18"/>
-        </w:rPr>
-        <w:t xml:space="preserve"> contracts, tightening integration boundaries and reducing cross-team breakage.</w:t>
+        <w:t xml:space="preserve">Designed and implemented </w:t>
+      </w:r>
+      <w:r>
+        <w:rPr>
+          <w:rStyle w:val="Strong"/>
+          <w:rFonts w:ascii="Arial" w:hAnsi="Arial" w:cs="Arial"/>
+          <w:sz w:val="18"/>
+        </w:rPr>
+        <w:t>Node.js</w:t>
+      </w:r>
+      <w:r>
+        <w:rPr>
+          <w:rFonts w:ascii="Arial" w:hAnsi="Arial" w:cs="Arial"/>
+          <w:sz w:val="18"/>
+        </w:rPr>
+        <w:t xml:space="preserve"> service boundaries behind the UI, simplifying ownership and improving release confidence with smaller, safer deploy units.</w:t>
       </w:r>
     </w:p>
     <w:p>
@@ -2474,7 +2458,7 @@
         <w:pStyle w:val="NormalWeb"/>
         <w:numPr>
           <w:ilvl w:val="0"/>
-          <w:numId w:val="20"/>
+          <w:numId w:val="5"/>
         </w:numPr>
         <w:jc w:val="both"/>
         <w:rPr>
@@ -2487,39 +2471,22 @@
           <w:rFonts w:ascii="Arial" w:hAnsi="Arial" w:cs="Arial"/>
           <w:sz w:val="18"/>
         </w:rPr>
-        <w:t xml:space="preserve">Built event-driven workflows using </w:t>
-      </w:r>
-      <w:r>
-        <w:rPr>
-          <w:rStyle w:val="Strong"/>
-          <w:rFonts w:ascii="Arial" w:hAnsi="Arial" w:cs="Arial"/>
-          <w:sz w:val="18"/>
-        </w:rPr>
-        <w:t>AWS SQS/SNS</w:t>
-      </w:r>
-      <w:r>
-        <w:rPr>
-          <w:rFonts w:ascii="Arial" w:hAnsi="Arial" w:cs="Arial"/>
-          <w:sz w:val="18"/>
-        </w:rPr>
-        <w:t xml:space="preserve"> and </w:t>
-      </w:r>
-      <w:proofErr w:type="spellStart"/>
-      <w:r>
-        <w:rPr>
-          <w:rStyle w:val="Strong"/>
-          <w:rFonts w:ascii="Arial" w:hAnsi="Arial" w:cs="Arial"/>
-          <w:sz w:val="18"/>
-        </w:rPr>
-        <w:t>EventBridge</w:t>
-      </w:r>
-      <w:proofErr w:type="spellEnd"/>
-      <w:r>
-        <w:rPr>
-          <w:rFonts w:ascii="Arial" w:hAnsi="Arial" w:cs="Arial"/>
-          <w:sz w:val="18"/>
-        </w:rPr>
-        <w:t>, moving long-running work off request threads and improving perceived latency during peaks.</w:t>
+        <w:t xml:space="preserve">Built </w:t>
+      </w:r>
+      <w:r>
+        <w:rPr>
+          <w:rStyle w:val="Strong"/>
+          <w:rFonts w:ascii="Arial" w:hAnsi="Arial" w:cs="Arial"/>
+          <w:sz w:val="18"/>
+        </w:rPr>
+        <w:t>React</w:t>
+      </w:r>
+      <w:r>
+        <w:rPr>
+          <w:rFonts w:ascii="Arial" w:hAnsi="Arial" w:cs="Arial"/>
+          <w:sz w:val="18"/>
+        </w:rPr>
+        <w:t xml:space="preserve"> screens for complex workflows with stable state handling, optimistic updates, and predictable error UX tied directly to backend contracts.</w:t>
       </w:r>
     </w:p>
     <w:p>
@@ -2527,7 +2494,7 @@
         <w:pStyle w:val="NormalWeb"/>
         <w:numPr>
           <w:ilvl w:val="0"/>
-          <w:numId w:val="20"/>
+          <w:numId w:val="5"/>
         </w:numPr>
         <w:jc w:val="both"/>
         <w:rPr>
@@ -2540,74 +2507,22 @@
           <w:rFonts w:ascii="Arial" w:hAnsi="Arial" w:cs="Arial"/>
           <w:sz w:val="18"/>
         </w:rPr>
-        <w:t xml:space="preserve">Implemented resilient third-party integrations with </w:t>
-      </w:r>
-      <w:proofErr w:type="spellStart"/>
-      <w:r>
-        <w:rPr>
-          <w:rStyle w:val="Strong"/>
-          <w:rFonts w:ascii="Arial" w:hAnsi="Arial" w:cs="Arial"/>
-          <w:sz w:val="18"/>
-        </w:rPr>
-        <w:t>idempotency</w:t>
-      </w:r>
-      <w:proofErr w:type="spellEnd"/>
-      <w:r>
-        <w:rPr>
-          <w:rStyle w:val="Strong"/>
-          <w:rFonts w:ascii="Arial" w:hAnsi="Arial" w:cs="Arial"/>
-          <w:sz w:val="18"/>
-        </w:rPr>
-        <w:t xml:space="preserve"> keys</w:t>
-      </w:r>
-      <w:r>
-        <w:rPr>
-          <w:rFonts w:ascii="Arial" w:hAnsi="Arial" w:cs="Arial"/>
-          <w:sz w:val="18"/>
-        </w:rPr>
-        <w:t xml:space="preserve">, </w:t>
-      </w:r>
-      <w:r>
-        <w:rPr>
-          <w:rStyle w:val="Strong"/>
-          <w:rFonts w:ascii="Arial" w:hAnsi="Arial" w:cs="Arial"/>
-          <w:sz w:val="18"/>
-        </w:rPr>
-        <w:t>retries/</w:t>
-      </w:r>
-      <w:proofErr w:type="spellStart"/>
-      <w:r>
-        <w:rPr>
-          <w:rStyle w:val="Strong"/>
-          <w:rFonts w:ascii="Arial" w:hAnsi="Arial" w:cs="Arial"/>
-          <w:sz w:val="18"/>
-        </w:rPr>
-        <w:t>backoff</w:t>
-      </w:r>
-      <w:proofErr w:type="spellEnd"/>
-      <w:r>
-        <w:rPr>
-          <w:rFonts w:ascii="Arial" w:hAnsi="Arial" w:cs="Arial"/>
-          <w:sz w:val="18"/>
-        </w:rPr>
-        <w:t xml:space="preserve">, and </w:t>
-      </w:r>
-      <w:proofErr w:type="spellStart"/>
-      <w:r>
-        <w:rPr>
-          <w:rStyle w:val="Strong"/>
-          <w:rFonts w:ascii="Arial" w:hAnsi="Arial" w:cs="Arial"/>
-          <w:sz w:val="18"/>
-        </w:rPr>
-        <w:t>deduplication</w:t>
-      </w:r>
-      <w:proofErr w:type="spellEnd"/>
-      <w:r>
-        <w:rPr>
-          <w:rFonts w:ascii="Arial" w:hAnsi="Arial" w:cs="Arial"/>
-          <w:sz w:val="18"/>
-        </w:rPr>
-        <w:t>, preventing double-processing and reducing partner tickets.</w:t>
+        <w:t xml:space="preserve">Designed </w:t>
+      </w:r>
+      <w:r>
+        <w:rPr>
+          <w:rStyle w:val="Strong"/>
+          <w:rFonts w:ascii="Arial" w:hAnsi="Arial" w:cs="Arial"/>
+          <w:sz w:val="18"/>
+        </w:rPr>
+        <w:t>REST APIs</w:t>
+      </w:r>
+      <w:r>
+        <w:rPr>
+          <w:rFonts w:ascii="Arial" w:hAnsi="Arial" w:cs="Arial"/>
+          <w:sz w:val="18"/>
+        </w:rPr>
+        <w:t xml:space="preserve"> with consistent error contracts, pagination, and resource modeling to keep frontend integration predictable and reduce UI regressions.</w:t>
       </w:r>
     </w:p>
     <w:p>
@@ -2615,7 +2530,7 @@
         <w:pStyle w:val="NormalWeb"/>
         <w:numPr>
           <w:ilvl w:val="0"/>
-          <w:numId w:val="20"/>
+          <w:numId w:val="5"/>
         </w:numPr>
         <w:jc w:val="both"/>
         <w:rPr>
@@ -2628,39 +2543,22 @@
           <w:rFonts w:ascii="Arial" w:hAnsi="Arial" w:cs="Arial"/>
           <w:sz w:val="18"/>
         </w:rPr>
-        <w:t xml:space="preserve">Introduced a baseline for production visibility with </w:t>
-      </w:r>
-      <w:r>
-        <w:rPr>
-          <w:rStyle w:val="Strong"/>
-          <w:rFonts w:ascii="Arial" w:hAnsi="Arial" w:cs="Arial"/>
-          <w:sz w:val="18"/>
-        </w:rPr>
-        <w:t>structured logging</w:t>
-      </w:r>
-      <w:r>
-        <w:rPr>
-          <w:rFonts w:ascii="Arial" w:hAnsi="Arial" w:cs="Arial"/>
-          <w:sz w:val="18"/>
-        </w:rPr>
-        <w:t xml:space="preserve">, correlation IDs, and </w:t>
-      </w:r>
-      <w:proofErr w:type="spellStart"/>
-      <w:r>
-        <w:rPr>
-          <w:rStyle w:val="Strong"/>
-          <w:rFonts w:ascii="Arial" w:hAnsi="Arial" w:cs="Arial"/>
-          <w:sz w:val="18"/>
-        </w:rPr>
-        <w:t>CloudWatch</w:t>
-      </w:r>
-      <w:proofErr w:type="spellEnd"/>
-      <w:r>
-        <w:rPr>
-          <w:rFonts w:ascii="Arial" w:hAnsi="Arial" w:cs="Arial"/>
-          <w:sz w:val="18"/>
-        </w:rPr>
-        <w:t xml:space="preserve"> dashboards so incidents became reproducible instead of speculative.</w:t>
+        <w:t xml:space="preserve">Implemented event-driven workflows using </w:t>
+      </w:r>
+      <w:r>
+        <w:rPr>
+          <w:rStyle w:val="Strong"/>
+          <w:rFonts w:ascii="Arial" w:hAnsi="Arial" w:cs="Arial"/>
+          <w:sz w:val="18"/>
+        </w:rPr>
+        <w:t>Kafka</w:t>
+      </w:r>
+      <w:r>
+        <w:rPr>
+          <w:rFonts w:ascii="Arial" w:hAnsi="Arial" w:cs="Arial"/>
+          <w:sz w:val="18"/>
+        </w:rPr>
+        <w:t xml:space="preserve"> with idempotent consumers, retries, and replay-safe handlers to prevent duplicate side effects under failures.</w:t>
       </w:r>
     </w:p>
     <w:p>
@@ -2668,7 +2566,7 @@
         <w:pStyle w:val="NormalWeb"/>
         <w:numPr>
           <w:ilvl w:val="0"/>
-          <w:numId w:val="20"/>
+          <w:numId w:val="5"/>
         </w:numPr>
         <w:jc w:val="both"/>
         <w:rPr>
@@ -2681,58 +2579,22 @@
           <w:rFonts w:ascii="Arial" w:hAnsi="Arial" w:cs="Arial"/>
           <w:sz w:val="18"/>
         </w:rPr>
-        <w:t xml:space="preserve">Rolled out </w:t>
-      </w:r>
-      <w:proofErr w:type="spellStart"/>
-      <w:r>
-        <w:rPr>
-          <w:rStyle w:val="Strong"/>
-          <w:rFonts w:ascii="Arial" w:hAnsi="Arial" w:cs="Arial"/>
-          <w:sz w:val="18"/>
-        </w:rPr>
-        <w:t>OpenTelemetry</w:t>
-      </w:r>
-      <w:proofErr w:type="spellEnd"/>
-      <w:r>
-        <w:rPr>
-          <w:rFonts w:ascii="Arial" w:hAnsi="Arial" w:cs="Arial"/>
-          <w:sz w:val="18"/>
-        </w:rPr>
-        <w:t xml:space="preserve"> tracing with exports into </w:t>
-      </w:r>
-      <w:proofErr w:type="spellStart"/>
-      <w:r>
-        <w:rPr>
-          <w:rStyle w:val="Strong"/>
-          <w:rFonts w:ascii="Arial" w:hAnsi="Arial" w:cs="Arial"/>
-          <w:sz w:val="18"/>
-        </w:rPr>
-        <w:t>Datadog</w:t>
-      </w:r>
-      <w:proofErr w:type="spellEnd"/>
-      <w:r>
-        <w:rPr>
-          <w:rFonts w:ascii="Arial" w:hAnsi="Arial" w:cs="Arial"/>
-          <w:sz w:val="18"/>
-        </w:rPr>
-        <w:t xml:space="preserve"> and dashboards in </w:t>
-      </w:r>
-      <w:proofErr w:type="spellStart"/>
-      <w:r>
-        <w:rPr>
-          <w:rStyle w:val="Strong"/>
-          <w:rFonts w:ascii="Arial" w:hAnsi="Arial" w:cs="Arial"/>
-          <w:sz w:val="18"/>
-        </w:rPr>
-        <w:t>Grafana</w:t>
-      </w:r>
-      <w:proofErr w:type="spellEnd"/>
-      <w:r>
-        <w:rPr>
-          <w:rFonts w:ascii="Arial" w:hAnsi="Arial" w:cs="Arial"/>
-          <w:sz w:val="18"/>
-        </w:rPr>
-        <w:t>, cutting mean-time-to-diagnose across multi-service request paths.</w:t>
+        <w:t xml:space="preserve">Implemented queue-backed background execution using </w:t>
+      </w:r>
+      <w:r>
+        <w:rPr>
+          <w:rStyle w:val="Strong"/>
+          <w:rFonts w:ascii="Arial" w:hAnsi="Arial" w:cs="Arial"/>
+          <w:sz w:val="18"/>
+        </w:rPr>
+        <w:t>AWS SQS/SNS</w:t>
+      </w:r>
+      <w:r>
+        <w:rPr>
+          <w:rFonts w:ascii="Arial" w:hAnsi="Arial" w:cs="Arial"/>
+          <w:sz w:val="18"/>
+        </w:rPr>
+        <w:t xml:space="preserve"> patterns for long-running tasks, enabling safe backfills without impacting interactive traffic.</w:t>
       </w:r>
     </w:p>
     <w:p>
@@ -2740,7 +2602,7 @@
         <w:pStyle w:val="NormalWeb"/>
         <w:numPr>
           <w:ilvl w:val="0"/>
-          <w:numId w:val="20"/>
+          <w:numId w:val="5"/>
         </w:numPr>
         <w:jc w:val="both"/>
         <w:rPr>
@@ -2753,54 +2615,77 @@
           <w:rFonts w:ascii="Arial" w:hAnsi="Arial" w:cs="Arial"/>
           <w:sz w:val="18"/>
         </w:rPr>
-        <w:t xml:space="preserve">Tuned hot endpoints by profiling </w:t>
-      </w:r>
-      <w:r>
-        <w:rPr>
-          <w:rStyle w:val="Strong"/>
-          <w:rFonts w:ascii="Arial" w:hAnsi="Arial" w:cs="Arial"/>
-          <w:sz w:val="18"/>
-        </w:rPr>
-        <w:t>Node.js</w:t>
-      </w:r>
-      <w:r>
-        <w:rPr>
-          <w:rFonts w:ascii="Arial" w:hAnsi="Arial" w:cs="Arial"/>
-          <w:sz w:val="18"/>
-        </w:rPr>
-        <w:t xml:space="preserve"> CPU/heap and optimizing database access in </w:t>
-      </w:r>
-      <w:proofErr w:type="spellStart"/>
-      <w:r>
-        <w:rPr>
-          <w:rStyle w:val="Strong"/>
-          <w:rFonts w:ascii="Arial" w:hAnsi="Arial" w:cs="Arial"/>
-          <w:sz w:val="18"/>
-        </w:rPr>
-        <w:t>PostgreSQL</w:t>
-      </w:r>
-      <w:proofErr w:type="spellEnd"/>
-      <w:r>
-        <w:rPr>
-          <w:rFonts w:ascii="Arial" w:hAnsi="Arial" w:cs="Arial"/>
-          <w:sz w:val="18"/>
-        </w:rPr>
-        <w:t xml:space="preserve"> and </w:t>
-      </w:r>
-      <w:r>
-        <w:rPr>
-          <w:rStyle w:val="Strong"/>
-          <w:rFonts w:ascii="Arial" w:hAnsi="Arial" w:cs="Arial"/>
-          <w:sz w:val="18"/>
-        </w:rPr>
-        <w:t>MySQL</w:t>
-      </w:r>
-      <w:r>
-        <w:rPr>
-          <w:rFonts w:ascii="Arial" w:hAnsi="Arial" w:cs="Arial"/>
-          <w:sz w:val="18"/>
-        </w:rPr>
-        <w:t xml:space="preserve"> with targeted indexes and query shaping.</w:t>
+        <w:t xml:space="preserve">Hardened authentication and authorization using </w:t>
+      </w:r>
+      <w:r>
+        <w:rPr>
+          <w:rStyle w:val="Strong"/>
+          <w:rFonts w:ascii="Arial" w:hAnsi="Arial" w:cs="Arial"/>
+          <w:sz w:val="18"/>
+        </w:rPr>
+        <w:t>OAuth2</w:t>
+      </w:r>
+      <w:r>
+        <w:rPr>
+          <w:rFonts w:ascii="Arial" w:hAnsi="Arial" w:cs="Arial"/>
+          <w:sz w:val="18"/>
+        </w:rPr>
+        <w:t xml:space="preserve">, </w:t>
+      </w:r>
+      <w:proofErr w:type="spellStart"/>
+      <w:r>
+        <w:rPr>
+          <w:rStyle w:val="Strong"/>
+          <w:rFonts w:ascii="Arial" w:hAnsi="Arial" w:cs="Arial"/>
+          <w:sz w:val="18"/>
+        </w:rPr>
+        <w:t>OpenID</w:t>
+      </w:r>
+      <w:proofErr w:type="spellEnd"/>
+      <w:r>
+        <w:rPr>
+          <w:rStyle w:val="Strong"/>
+          <w:rFonts w:ascii="Arial" w:hAnsi="Arial" w:cs="Arial"/>
+          <w:sz w:val="18"/>
+        </w:rPr>
+        <w:t xml:space="preserve"> Connect</w:t>
+      </w:r>
+      <w:r>
+        <w:rPr>
+          <w:rFonts w:ascii="Arial" w:hAnsi="Arial" w:cs="Arial"/>
+          <w:sz w:val="18"/>
+        </w:rPr>
+        <w:t xml:space="preserve">, </w:t>
+      </w:r>
+      <w:r>
+        <w:rPr>
+          <w:rStyle w:val="Strong"/>
+          <w:rFonts w:ascii="Arial" w:hAnsi="Arial" w:cs="Arial"/>
+          <w:sz w:val="18"/>
+        </w:rPr>
+        <w:t>JWT</w:t>
+      </w:r>
+      <w:r>
+        <w:rPr>
+          <w:rFonts w:ascii="Arial" w:hAnsi="Arial" w:cs="Arial"/>
+          <w:sz w:val="18"/>
+        </w:rPr>
+        <w:t xml:space="preserve">, and </w:t>
+      </w:r>
+      <w:r>
+        <w:rPr>
+          <w:rStyle w:val="Strong"/>
+          <w:rFonts w:ascii="Arial" w:hAnsi="Arial" w:cs="Arial"/>
+          <w:sz w:val="18"/>
+        </w:rPr>
+        <w:t>RBAC/ABAC</w:t>
+      </w:r>
+      <w:r>
+        <w:rPr>
+          <w:rFonts w:ascii="Arial" w:hAnsi="Arial" w:cs="Arial"/>
+          <w:sz w:val="18"/>
+        </w:rPr>
+        <w:t>, enforcing policy checks across API and UI flows.</w:t>
       </w:r>
     </w:p>
     <w:p>
@@ -2808,7 +2693,7 @@
         <w:pStyle w:val="NormalWeb"/>
         <w:numPr>
           <w:ilvl w:val="0"/>
-          <w:numId w:val="20"/>
+          <w:numId w:val="5"/>
         </w:numPr>
         <w:jc w:val="both"/>
         <w:rPr>
@@ -2821,57 +2706,39 @@
           <w:rFonts w:ascii="Arial" w:hAnsi="Arial" w:cs="Arial"/>
           <w:sz w:val="18"/>
         </w:rPr>
-        <w:t xml:space="preserve">Added caching with </w:t>
-      </w:r>
-      <w:proofErr w:type="spellStart"/>
-      <w:r>
-        <w:rPr>
-          <w:rStyle w:val="Strong"/>
-          <w:rFonts w:ascii="Arial" w:hAnsi="Arial" w:cs="Arial"/>
-          <w:sz w:val="18"/>
-        </w:rPr>
-        <w:t>Redis</w:t>
-      </w:r>
-      <w:proofErr w:type="spellEnd"/>
-      <w:r>
-        <w:rPr>
-          <w:rFonts w:ascii="Arial" w:hAnsi="Arial" w:cs="Arial"/>
-          <w:sz w:val="18"/>
-        </w:rPr>
-        <w:t xml:space="preserve"> and </w:t>
-      </w:r>
-      <w:proofErr w:type="spellStart"/>
-      <w:r>
-        <w:rPr>
-          <w:rStyle w:val="Strong"/>
-          <w:rFonts w:ascii="Arial" w:hAnsi="Arial" w:cs="Arial"/>
-          <w:sz w:val="18"/>
-        </w:rPr>
-        <w:t>ElastiCache</w:t>
-      </w:r>
-      <w:proofErr w:type="spellEnd"/>
-      <w:r>
-        <w:rPr>
-          <w:rFonts w:ascii="Arial" w:hAnsi="Arial" w:cs="Arial"/>
-          <w:sz w:val="18"/>
-        </w:rPr>
-        <w:t xml:space="preserve"> to protect downstream dependencies and stabilize tail latencies during </w:t>
-      </w:r>
-      <w:proofErr w:type="spellStart"/>
-      <w:r>
-        <w:rPr>
-          <w:rFonts w:ascii="Arial" w:hAnsi="Arial" w:cs="Arial"/>
-          <w:sz w:val="18"/>
-        </w:rPr>
-        <w:t>bursty</w:t>
-      </w:r>
-      <w:proofErr w:type="spellEnd"/>
-      <w:r>
-        <w:rPr>
-          <w:rFonts w:ascii="Arial" w:hAnsi="Arial" w:cs="Arial"/>
-          <w:sz w:val="18"/>
-        </w:rPr>
-        <w:t xml:space="preserve"> traffic windows.</w:t>
+        <w:t xml:space="preserve">Tuned persistence with </w:t>
+      </w:r>
+      <w:proofErr w:type="spellStart"/>
+      <w:r>
+        <w:rPr>
+          <w:rStyle w:val="Strong"/>
+          <w:rFonts w:ascii="Arial" w:hAnsi="Arial" w:cs="Arial"/>
+          <w:sz w:val="18"/>
+        </w:rPr>
+        <w:t>PostgreSQL</w:t>
+      </w:r>
+      <w:proofErr w:type="spellEnd"/>
+      <w:r>
+        <w:rPr>
+          <w:rFonts w:ascii="Arial" w:hAnsi="Arial" w:cs="Arial"/>
+          <w:sz w:val="18"/>
+        </w:rPr>
+        <w:t xml:space="preserve"> indexing and query-plan analysis, improving p95 latency for endpoints backing high-traffic </w:t>
+      </w:r>
+      <w:r>
+        <w:rPr>
+          <w:rStyle w:val="Strong"/>
+          <w:rFonts w:ascii="Arial" w:hAnsi="Arial" w:cs="Arial"/>
+          <w:sz w:val="18"/>
+        </w:rPr>
+        <w:t>React</w:t>
+      </w:r>
+      <w:r>
+        <w:rPr>
+          <w:rFonts w:ascii="Arial" w:hAnsi="Arial" w:cs="Arial"/>
+          <w:sz w:val="18"/>
+        </w:rPr>
+        <w:t xml:space="preserve"> pages.</w:t>
       </w:r>
     </w:p>
     <w:p>
@@ -2879,7 +2746,7 @@
         <w:pStyle w:val="NormalWeb"/>
         <w:numPr>
           <w:ilvl w:val="0"/>
-          <w:numId w:val="20"/>
+          <w:numId w:val="5"/>
         </w:numPr>
         <w:jc w:val="both"/>
         <w:rPr>
@@ -2892,7 +2759,24 @@
           <w:rFonts w:ascii="Arial" w:hAnsi="Arial" w:cs="Arial"/>
           <w:sz w:val="18"/>
         </w:rPr>
-        <w:t>Built background workers and queue consumers with observable queue depth, DLQ routing, and failure reasons visible to engineers and support.</w:t>
+        <w:t xml:space="preserve">Introduced caching and protection layers using </w:t>
+      </w:r>
+      <w:proofErr w:type="spellStart"/>
+      <w:r>
+        <w:rPr>
+          <w:rStyle w:val="Strong"/>
+          <w:rFonts w:ascii="Arial" w:hAnsi="Arial" w:cs="Arial"/>
+          <w:sz w:val="18"/>
+        </w:rPr>
+        <w:t>Redis</w:t>
+      </w:r>
+      <w:proofErr w:type="spellEnd"/>
+      <w:r>
+        <w:rPr>
+          <w:rFonts w:ascii="Arial" w:hAnsi="Arial" w:cs="Arial"/>
+          <w:sz w:val="18"/>
+        </w:rPr>
+        <w:t xml:space="preserve"> (hot lookups, throttling, request shaping) to reduce database pressure during traffic spikes.</w:t>
       </w:r>
     </w:p>
     <w:p>
@@ -2900,7 +2784,7 @@
         <w:pStyle w:val="NormalWeb"/>
         <w:numPr>
           <w:ilvl w:val="0"/>
-          <w:numId w:val="20"/>
+          <w:numId w:val="5"/>
         </w:numPr>
         <w:jc w:val="both"/>
         <w:rPr>
@@ -2913,52 +2797,22 @@
           <w:rFonts w:ascii="Arial" w:hAnsi="Arial" w:cs="Arial"/>
           <w:sz w:val="18"/>
         </w:rPr>
-        <w:t xml:space="preserve">Delivered an authorization overhaul using </w:t>
-      </w:r>
-      <w:r>
-        <w:rPr>
-          <w:rStyle w:val="Strong"/>
-          <w:rFonts w:ascii="Arial" w:hAnsi="Arial" w:cs="Arial"/>
-          <w:sz w:val="18"/>
-        </w:rPr>
-        <w:t>OAuth2/OIDC</w:t>
-      </w:r>
-      <w:r>
-        <w:rPr>
-          <w:rFonts w:ascii="Arial" w:hAnsi="Arial" w:cs="Arial"/>
-          <w:sz w:val="18"/>
-        </w:rPr>
-        <w:t xml:space="preserve">, </w:t>
-      </w:r>
-      <w:r>
-        <w:rPr>
-          <w:rStyle w:val="Strong"/>
-          <w:rFonts w:ascii="Arial" w:hAnsi="Arial" w:cs="Arial"/>
-          <w:sz w:val="18"/>
-        </w:rPr>
-        <w:t>JWT</w:t>
-      </w:r>
-      <w:r>
-        <w:rPr>
-          <w:rFonts w:ascii="Arial" w:hAnsi="Arial" w:cs="Arial"/>
-          <w:sz w:val="18"/>
-        </w:rPr>
-        <w:t xml:space="preserve">, and policy-driven </w:t>
-      </w:r>
-      <w:r>
-        <w:rPr>
-          <w:rStyle w:val="Strong"/>
-          <w:rFonts w:ascii="Arial" w:hAnsi="Arial" w:cs="Arial"/>
-          <w:sz w:val="18"/>
-        </w:rPr>
-        <w:t>RBAC/ABAC</w:t>
-      </w:r>
-      <w:r>
-        <w:rPr>
-          <w:rFonts w:ascii="Arial" w:hAnsi="Arial" w:cs="Arial"/>
-          <w:sz w:val="18"/>
-        </w:rPr>
-        <w:t xml:space="preserve">, pairing enforcement with </w:t>
+        <w:t xml:space="preserve">Standardized </w:t>
+      </w:r>
+      <w:r>
+        <w:rPr>
+          <w:rStyle w:val="Strong"/>
+          <w:rFonts w:ascii="Arial" w:hAnsi="Arial" w:cs="Arial"/>
+          <w:sz w:val="18"/>
+        </w:rPr>
+        <w:t>structured logging</w:t>
+      </w:r>
+      <w:r>
+        <w:rPr>
+          <w:rFonts w:ascii="Arial" w:hAnsi="Arial" w:cs="Arial"/>
+          <w:sz w:val="18"/>
+        </w:rPr>
+        <w:t xml:space="preserve"> and </w:t>
       </w:r>
       <w:r>
         <w:rPr>
@@ -2973,7 +2827,7 @@
           <w:rFonts w:ascii="Arial" w:hAnsi="Arial" w:cs="Arial"/>
           <w:sz w:val="18"/>
         </w:rPr>
-        <w:t xml:space="preserve"> for sensitive actions.</w:t>
+        <w:t xml:space="preserve"> with correlation IDs so production issues could be traced cleanly across UI sessions and backend calls.</w:t>
       </w:r>
     </w:p>
     <w:p>
@@ -2981,7 +2835,7 @@
         <w:pStyle w:val="NormalWeb"/>
         <w:numPr>
           <w:ilvl w:val="0"/>
-          <w:numId w:val="20"/>
+          <w:numId w:val="5"/>
         </w:numPr>
         <w:jc w:val="both"/>
         <w:rPr>
@@ -2994,7 +2848,39 @@
           <w:rFonts w:ascii="Arial" w:hAnsi="Arial" w:cs="Arial"/>
           <w:sz w:val="18"/>
         </w:rPr>
-        <w:t>Modernized the UI incrementally with React component refactors, improving maintainability while keeping releases safe through feature flags and staged rollouts.</w:t>
+        <w:t xml:space="preserve">Rolled out distributed tracing using </w:t>
+      </w:r>
+      <w:proofErr w:type="spellStart"/>
+      <w:r>
+        <w:rPr>
+          <w:rStyle w:val="Strong"/>
+          <w:rFonts w:ascii="Arial" w:hAnsi="Arial" w:cs="Arial"/>
+          <w:sz w:val="18"/>
+        </w:rPr>
+        <w:t>OpenTelemetry</w:t>
+      </w:r>
+      <w:proofErr w:type="spellEnd"/>
+      <w:r>
+        <w:rPr>
+          <w:rFonts w:ascii="Arial" w:hAnsi="Arial" w:cs="Arial"/>
+          <w:sz w:val="18"/>
+        </w:rPr>
+        <w:t xml:space="preserve">, enabling end-to-end visibility from </w:t>
+      </w:r>
+      <w:r>
+        <w:rPr>
+          <w:rStyle w:val="Strong"/>
+          <w:rFonts w:ascii="Arial" w:hAnsi="Arial" w:cs="Arial"/>
+          <w:sz w:val="18"/>
+        </w:rPr>
+        <w:t>React</w:t>
+      </w:r>
+      <w:r>
+        <w:rPr>
+          <w:rFonts w:ascii="Arial" w:hAnsi="Arial" w:cs="Arial"/>
+          <w:sz w:val="18"/>
+        </w:rPr>
+        <w:t xml:space="preserve"> requests through downstream services for faster triage.</w:t>
       </w:r>
     </w:p>
     <w:p>
@@ -3002,7 +2888,7 @@
         <w:pStyle w:val="NormalWeb"/>
         <w:numPr>
           <w:ilvl w:val="0"/>
-          <w:numId w:val="20"/>
+          <w:numId w:val="5"/>
         </w:numPr>
         <w:jc w:val="both"/>
         <w:rPr>
@@ -3015,32 +2901,89 @@
           <w:rFonts w:ascii="Arial" w:hAnsi="Arial" w:cs="Arial"/>
           <w:sz w:val="18"/>
         </w:rPr>
-        <w:t xml:space="preserve">Implemented search and retrieval patterns that integrated </w:t>
-      </w:r>
-      <w:proofErr w:type="spellStart"/>
-      <w:r>
-        <w:rPr>
-          <w:rStyle w:val="Strong"/>
-          <w:rFonts w:ascii="Arial" w:hAnsi="Arial" w:cs="Arial"/>
-          <w:sz w:val="18"/>
-        </w:rPr>
-        <w:t>Elasticsearch</w:t>
-      </w:r>
-      <w:proofErr w:type="spellEnd"/>
-      <w:r>
-        <w:rPr>
-          <w:rStyle w:val="Strong"/>
-          <w:rFonts w:ascii="Arial" w:hAnsi="Arial" w:cs="Arial"/>
-          <w:sz w:val="18"/>
-        </w:rPr>
-        <w:t>/OpenSearch</w:t>
-      </w:r>
-      <w:r>
-        <w:rPr>
-          <w:rFonts w:ascii="Arial" w:hAnsi="Arial" w:cs="Arial"/>
-          <w:sz w:val="18"/>
-        </w:rPr>
-        <w:t xml:space="preserve"> for fast discovery flows, keeping query behavior consistent across environments.</w:t>
+        <w:t xml:space="preserve">Built dashboards and alerts using </w:t>
+      </w:r>
+      <w:proofErr w:type="spellStart"/>
+      <w:r>
+        <w:rPr>
+          <w:rStyle w:val="Strong"/>
+          <w:rFonts w:ascii="Arial" w:hAnsi="Arial" w:cs="Arial"/>
+          <w:sz w:val="18"/>
+        </w:rPr>
+        <w:t>Datadog</w:t>
+      </w:r>
+      <w:proofErr w:type="spellEnd"/>
+      <w:r>
+        <w:rPr>
+          <w:rFonts w:ascii="Arial" w:hAnsi="Arial" w:cs="Arial"/>
+          <w:sz w:val="18"/>
+        </w:rPr>
+        <w:t xml:space="preserve">, </w:t>
+      </w:r>
+      <w:r>
+        <w:rPr>
+          <w:rStyle w:val="Strong"/>
+          <w:rFonts w:ascii="Arial" w:hAnsi="Arial" w:cs="Arial"/>
+          <w:sz w:val="18"/>
+        </w:rPr>
+        <w:t>Prometheus</w:t>
+      </w:r>
+      <w:r>
+        <w:rPr>
+          <w:rFonts w:ascii="Arial" w:hAnsi="Arial" w:cs="Arial"/>
+          <w:sz w:val="18"/>
+        </w:rPr>
+        <w:t xml:space="preserve">, </w:t>
+      </w:r>
+      <w:proofErr w:type="spellStart"/>
+      <w:r>
+        <w:rPr>
+          <w:rStyle w:val="Strong"/>
+          <w:rFonts w:ascii="Arial" w:hAnsi="Arial" w:cs="Arial"/>
+          <w:sz w:val="18"/>
+        </w:rPr>
+        <w:t>Grafana</w:t>
+      </w:r>
+      <w:proofErr w:type="spellEnd"/>
+      <w:r>
+        <w:rPr>
+          <w:rFonts w:ascii="Arial" w:hAnsi="Arial" w:cs="Arial"/>
+          <w:sz w:val="18"/>
+        </w:rPr>
+        <w:t xml:space="preserve">, and </w:t>
+      </w:r>
+      <w:proofErr w:type="spellStart"/>
+      <w:r>
+        <w:rPr>
+          <w:rStyle w:val="Strong"/>
+          <w:rFonts w:ascii="Arial" w:hAnsi="Arial" w:cs="Arial"/>
+          <w:sz w:val="18"/>
+        </w:rPr>
+        <w:t>CloudWatch</w:t>
+      </w:r>
+      <w:proofErr w:type="spellEnd"/>
+      <w:r>
+        <w:rPr>
+          <w:rFonts w:ascii="Arial" w:hAnsi="Arial" w:cs="Arial"/>
+          <w:sz w:val="18"/>
+        </w:rPr>
+        <w:t xml:space="preserve">, linking signals to </w:t>
+      </w:r>
+      <w:proofErr w:type="spellStart"/>
+      <w:r>
+        <w:rPr>
+          <w:rFonts w:ascii="Arial" w:hAnsi="Arial" w:cs="Arial"/>
+          <w:sz w:val="18"/>
+        </w:rPr>
+        <w:t>runbooks</w:t>
+      </w:r>
+      <w:proofErr w:type="spellEnd"/>
+      <w:r>
+        <w:rPr>
+          <w:rFonts w:ascii="Arial" w:hAnsi="Arial" w:cs="Arial"/>
+          <w:sz w:val="18"/>
+        </w:rPr>
+        <w:t xml:space="preserve"> to reduce on-call noise.</w:t>
       </w:r>
     </w:p>
     <w:p>
@@ -3048,7 +2991,7 @@
         <w:pStyle w:val="NormalWeb"/>
         <w:numPr>
           <w:ilvl w:val="0"/>
-          <w:numId w:val="20"/>
+          <w:numId w:val="5"/>
         </w:numPr>
         <w:jc w:val="both"/>
         <w:rPr>
@@ -3061,15 +3004,40 @@
           <w:rFonts w:ascii="Arial" w:hAnsi="Arial" w:cs="Arial"/>
           <w:sz w:val="18"/>
         </w:rPr>
-        <w:t xml:space="preserve">Connected analytics exports into </w:t>
-      </w:r>
-      <w:r>
-        <w:rPr>
-          <w:rStyle w:val="Strong"/>
-          <w:rFonts w:ascii="Arial" w:hAnsi="Arial" w:cs="Arial"/>
-          <w:sz w:val="18"/>
-        </w:rPr>
-        <w:t>Redshift</w:t>
+        <w:t xml:space="preserve">Added CI quality gates with </w:t>
+      </w:r>
+      <w:r>
+        <w:rPr>
+          <w:rStyle w:val="Strong"/>
+          <w:rFonts w:ascii="Arial" w:hAnsi="Arial" w:cs="Arial"/>
+          <w:sz w:val="18"/>
+        </w:rPr>
+        <w:t>Pact-style</w:t>
+      </w:r>
+      <w:r>
+        <w:rPr>
+          <w:rFonts w:ascii="Arial" w:hAnsi="Arial" w:cs="Arial"/>
+          <w:sz w:val="18"/>
+        </w:rPr>
+        <w:t xml:space="preserve"> contract tests and pipeline controls in </w:t>
+      </w:r>
+      <w:proofErr w:type="spellStart"/>
+      <w:r>
+        <w:rPr>
+          <w:rStyle w:val="Strong"/>
+          <w:rFonts w:ascii="Arial" w:hAnsi="Arial" w:cs="Arial"/>
+          <w:sz w:val="18"/>
+        </w:rPr>
+        <w:t>GitHub</w:t>
+      </w:r>
+      <w:proofErr w:type="spellEnd"/>
+      <w:r>
+        <w:rPr>
+          <w:rStyle w:val="Strong"/>
+          <w:rFonts w:ascii="Arial" w:hAnsi="Arial" w:cs="Arial"/>
+          <w:sz w:val="18"/>
+        </w:rPr>
+        <w:t xml:space="preserve"> Actions</w:t>
       </w:r>
       <w:r>
         <w:rPr>
@@ -3078,22 +3046,20 @@
         </w:rPr>
         <w:t xml:space="preserve"> and </w:t>
       </w:r>
-      <w:proofErr w:type="spellStart"/>
-      <w:r>
-        <w:rPr>
-          <w:rStyle w:val="Strong"/>
-          <w:rFonts w:ascii="Arial" w:hAnsi="Arial" w:cs="Arial"/>
-          <w:sz w:val="18"/>
-        </w:rPr>
-        <w:t>BigQuery</w:t>
-      </w:r>
-      <w:proofErr w:type="spellEnd"/>
-      <w:r>
-        <w:rPr>
-          <w:rFonts w:ascii="Arial" w:hAnsi="Arial" w:cs="Arial"/>
-          <w:sz w:val="18"/>
-        </w:rPr>
-        <w:t xml:space="preserve"> pipelines (as consumers/integrators), enabling product metrics without polluting operational stores.</w:t>
+      <w:r>
+        <w:rPr>
+          <w:rStyle w:val="Strong"/>
+          <w:rFonts w:ascii="Arial" w:hAnsi="Arial" w:cs="Arial"/>
+          <w:sz w:val="18"/>
+        </w:rPr>
+        <w:t>Jenkins</w:t>
+      </w:r>
+      <w:r>
+        <w:rPr>
+          <w:rFonts w:ascii="Arial" w:hAnsi="Arial" w:cs="Arial"/>
+          <w:sz w:val="18"/>
+        </w:rPr>
+        <w:t>, preventing breaking API changes.</w:t>
       </w:r>
     </w:p>
     <w:p>
@@ -3101,7 +3067,7 @@
         <w:pStyle w:val="NormalWeb"/>
         <w:numPr>
           <w:ilvl w:val="0"/>
-          <w:numId w:val="20"/>
+          <w:numId w:val="5"/>
         </w:numPr>
         <w:jc w:val="both"/>
         <w:rPr>
@@ -3114,7 +3080,39 @@
           <w:rFonts w:ascii="Arial" w:hAnsi="Arial" w:cs="Arial"/>
           <w:sz w:val="18"/>
         </w:rPr>
-        <w:t>Added AI-assisted internal workflows with guardrails, deterministic fallbacks, and evaluation checks so automation improved speed without becoming unpredictable.</w:t>
+        <w:t xml:space="preserve">Integrated fast filtering and investigation paths by indexing domain data into </w:t>
+      </w:r>
+      <w:proofErr w:type="spellStart"/>
+      <w:r>
+        <w:rPr>
+          <w:rStyle w:val="Strong"/>
+          <w:rFonts w:ascii="Arial" w:hAnsi="Arial" w:cs="Arial"/>
+          <w:sz w:val="18"/>
+        </w:rPr>
+        <w:t>Elasticsearch</w:t>
+      </w:r>
+      <w:proofErr w:type="spellEnd"/>
+      <w:r>
+        <w:rPr>
+          <w:rFonts w:ascii="Arial" w:hAnsi="Arial" w:cs="Arial"/>
+          <w:sz w:val="18"/>
+        </w:rPr>
+        <w:t xml:space="preserve"> and </w:t>
+      </w:r>
+      <w:r>
+        <w:rPr>
+          <w:rStyle w:val="Strong"/>
+          <w:rFonts w:ascii="Arial" w:hAnsi="Arial" w:cs="Arial"/>
+          <w:sz w:val="18"/>
+        </w:rPr>
+        <w:t>OpenSearch</w:t>
+      </w:r>
+      <w:r>
+        <w:rPr>
+          <w:rFonts w:ascii="Arial" w:hAnsi="Arial" w:cs="Arial"/>
+          <w:sz w:val="18"/>
+        </w:rPr>
+        <w:t>, backing responsive UI search experiences.</w:t>
       </w:r>
     </w:p>
     <w:p>
@@ -3122,7 +3120,7 @@
         <w:pStyle w:val="NormalWeb"/>
         <w:numPr>
           <w:ilvl w:val="0"/>
-          <w:numId w:val="20"/>
+          <w:numId w:val="5"/>
         </w:numPr>
         <w:jc w:val="both"/>
         <w:rPr>
@@ -3136,50 +3134,194 @@
           <w:sz w:val="18"/>
         </w:rPr>
         <w:lastRenderedPageBreak/>
-        <w:t xml:space="preserve">Mentored engineers through design reviews and incident debugging, raising standards for </w:t>
-      </w:r>
-      <w:proofErr w:type="spellStart"/>
-      <w:r>
-        <w:rPr>
-          <w:rStyle w:val="Strong"/>
-          <w:rFonts w:ascii="Arial" w:hAnsi="Arial" w:cs="Arial"/>
-          <w:sz w:val="18"/>
-        </w:rPr>
-        <w:t>observability</w:t>
-      </w:r>
-      <w:proofErr w:type="spellEnd"/>
-      <w:r>
-        <w:rPr>
-          <w:rFonts w:ascii="Arial" w:hAnsi="Arial" w:cs="Arial"/>
-          <w:sz w:val="18"/>
-        </w:rPr>
-        <w:t xml:space="preserve">, </w:t>
-      </w:r>
-      <w:r>
-        <w:rPr>
-          <w:rStyle w:val="Strong"/>
-          <w:rFonts w:ascii="Arial" w:hAnsi="Arial" w:cs="Arial"/>
-          <w:sz w:val="18"/>
-        </w:rPr>
-        <w:t>testing</w:t>
-      </w:r>
-      <w:r>
-        <w:rPr>
-          <w:rFonts w:ascii="Arial" w:hAnsi="Arial" w:cs="Arial"/>
-          <w:sz w:val="18"/>
-        </w:rPr>
-        <w:t>, and production-safe engineering decisions.</w:t>
-      </w:r>
-    </w:p>
-    <w:p>
-      <w:pPr>
-        <w:pStyle w:val="NormalWeb"/>
-        <w:jc w:val="both"/>
-        <w:rPr>
-          <w:rFonts w:ascii="Arial" w:hAnsi="Arial" w:cs="Arial"/>
-          <w:sz w:val="18"/>
-        </w:rPr>
-      </w:pPr>
+        <w:t xml:space="preserve">Delivered cloud deployments using </w:t>
+      </w:r>
+      <w:proofErr w:type="spellStart"/>
+      <w:r>
+        <w:rPr>
+          <w:rStyle w:val="Strong"/>
+          <w:rFonts w:ascii="Arial" w:hAnsi="Arial" w:cs="Arial"/>
+          <w:sz w:val="18"/>
+        </w:rPr>
+        <w:t>Docker</w:t>
+      </w:r>
+      <w:proofErr w:type="spellEnd"/>
+      <w:r>
+        <w:rPr>
+          <w:rFonts w:ascii="Arial" w:hAnsi="Arial" w:cs="Arial"/>
+          <w:sz w:val="18"/>
+        </w:rPr>
+        <w:t xml:space="preserve">, </w:t>
+      </w:r>
+      <w:proofErr w:type="spellStart"/>
+      <w:r>
+        <w:rPr>
+          <w:rStyle w:val="Strong"/>
+          <w:rFonts w:ascii="Arial" w:hAnsi="Arial" w:cs="Arial"/>
+          <w:sz w:val="18"/>
+        </w:rPr>
+        <w:t>Kubernetes</w:t>
+      </w:r>
+      <w:proofErr w:type="spellEnd"/>
+      <w:r>
+        <w:rPr>
+          <w:rFonts w:ascii="Arial" w:hAnsi="Arial" w:cs="Arial"/>
+          <w:sz w:val="18"/>
+        </w:rPr>
+        <w:t xml:space="preserve">, </w:t>
+      </w:r>
+      <w:r>
+        <w:rPr>
+          <w:rStyle w:val="Strong"/>
+          <w:rFonts w:ascii="Arial" w:hAnsi="Arial" w:cs="Arial"/>
+          <w:sz w:val="18"/>
+        </w:rPr>
+        <w:t>Helm</w:t>
+      </w:r>
+      <w:r>
+        <w:rPr>
+          <w:rFonts w:ascii="Arial" w:hAnsi="Arial" w:cs="Arial"/>
+          <w:sz w:val="18"/>
+        </w:rPr>
+        <w:t xml:space="preserve">, </w:t>
+      </w:r>
+      <w:r>
+        <w:rPr>
+          <w:rStyle w:val="Strong"/>
+          <w:rFonts w:ascii="Arial" w:hAnsi="Arial" w:cs="Arial"/>
+          <w:sz w:val="18"/>
+        </w:rPr>
+        <w:t>Argo CD</w:t>
+      </w:r>
+      <w:r>
+        <w:rPr>
+          <w:rFonts w:ascii="Arial" w:hAnsi="Arial" w:cs="Arial"/>
+          <w:sz w:val="18"/>
+        </w:rPr>
+        <w:t xml:space="preserve">, </w:t>
+      </w:r>
+      <w:proofErr w:type="spellStart"/>
+      <w:r>
+        <w:rPr>
+          <w:rStyle w:val="Strong"/>
+          <w:rFonts w:ascii="Arial" w:hAnsi="Arial" w:cs="Arial"/>
+          <w:sz w:val="18"/>
+        </w:rPr>
+        <w:t>GitOps</w:t>
+      </w:r>
+      <w:proofErr w:type="spellEnd"/>
+      <w:r>
+        <w:rPr>
+          <w:rFonts w:ascii="Arial" w:hAnsi="Arial" w:cs="Arial"/>
+          <w:sz w:val="18"/>
+        </w:rPr>
+        <w:t xml:space="preserve">, </w:t>
+      </w:r>
+      <w:proofErr w:type="spellStart"/>
+      <w:r>
+        <w:rPr>
+          <w:rStyle w:val="Strong"/>
+          <w:rFonts w:ascii="Arial" w:hAnsi="Arial" w:cs="Arial"/>
+          <w:sz w:val="18"/>
+        </w:rPr>
+        <w:t>Terraform</w:t>
+      </w:r>
+      <w:proofErr w:type="spellEnd"/>
+      <w:r>
+        <w:rPr>
+          <w:rFonts w:ascii="Arial" w:hAnsi="Arial" w:cs="Arial"/>
+          <w:sz w:val="18"/>
+        </w:rPr>
+        <w:t xml:space="preserve">, and </w:t>
+      </w:r>
+      <w:proofErr w:type="spellStart"/>
+      <w:r>
+        <w:rPr>
+          <w:rStyle w:val="Strong"/>
+          <w:rFonts w:ascii="Arial" w:hAnsi="Arial" w:cs="Arial"/>
+          <w:sz w:val="18"/>
+        </w:rPr>
+        <w:t>CloudFormation</w:t>
+      </w:r>
+      <w:proofErr w:type="spellEnd"/>
+      <w:r>
+        <w:rPr>
+          <w:rFonts w:ascii="Arial" w:hAnsi="Arial" w:cs="Arial"/>
+          <w:sz w:val="18"/>
+        </w:rPr>
+        <w:t xml:space="preserve"> acr</w:t>
+      </w:r>
+      <w:bookmarkStart w:id="0" w:name="_GoBack"/>
+      <w:bookmarkEnd w:id="0"/>
+      <w:r>
+        <w:rPr>
+          <w:rFonts w:ascii="Arial" w:hAnsi="Arial" w:cs="Arial"/>
+          <w:sz w:val="18"/>
+        </w:rPr>
+        <w:t xml:space="preserve">oss </w:t>
+      </w:r>
+      <w:r>
+        <w:rPr>
+          <w:rStyle w:val="Strong"/>
+          <w:rFonts w:ascii="Arial" w:hAnsi="Arial" w:cs="Arial"/>
+          <w:sz w:val="18"/>
+        </w:rPr>
+        <w:t>AWS EKS/ECS/EC2</w:t>
+      </w:r>
+      <w:r>
+        <w:rPr>
+          <w:rFonts w:ascii="Arial" w:hAnsi="Arial" w:cs="Arial"/>
+          <w:sz w:val="18"/>
+        </w:rPr>
+        <w:t xml:space="preserve">, orchestrating workflows with </w:t>
+      </w:r>
+      <w:proofErr w:type="spellStart"/>
+      <w:r>
+        <w:rPr>
+          <w:rStyle w:val="Strong"/>
+          <w:rFonts w:ascii="Arial" w:hAnsi="Arial" w:cs="Arial"/>
+          <w:sz w:val="18"/>
+        </w:rPr>
+        <w:t>EventBridge</w:t>
+      </w:r>
+      <w:proofErr w:type="spellEnd"/>
+      <w:r>
+        <w:rPr>
+          <w:rFonts w:ascii="Arial" w:hAnsi="Arial" w:cs="Arial"/>
+          <w:sz w:val="18"/>
+        </w:rPr>
+        <w:t xml:space="preserve"> and </w:t>
+      </w:r>
+      <w:r>
+        <w:rPr>
+          <w:rStyle w:val="Strong"/>
+          <w:rFonts w:ascii="Arial" w:hAnsi="Arial" w:cs="Arial"/>
+          <w:sz w:val="18"/>
+        </w:rPr>
+        <w:t>Step Functions</w:t>
+      </w:r>
+      <w:r>
+        <w:rPr>
+          <w:rFonts w:ascii="Arial" w:hAnsi="Arial" w:cs="Arial"/>
+          <w:sz w:val="18"/>
+        </w:rPr>
+        <w:t xml:space="preserve"> under least-privilege </w:t>
+      </w:r>
+      <w:r>
+        <w:rPr>
+          <w:rStyle w:val="Strong"/>
+          <w:rFonts w:ascii="Arial" w:hAnsi="Arial" w:cs="Arial"/>
+          <w:sz w:val="18"/>
+        </w:rPr>
+        <w:t>IAM</w:t>
+      </w:r>
+      <w:r>
+        <w:rPr>
+          <w:rFonts w:ascii="Arial" w:hAnsi="Arial" w:cs="Arial"/>
+          <w:sz w:val="18"/>
+        </w:rPr>
+        <w:t>.</w:t>
+      </w:r>
     </w:p>
     <w:tbl>
       <w:tblPr>
@@ -3285,7 +3427,7 @@
         <w:pStyle w:val="NormalWeb"/>
         <w:numPr>
           <w:ilvl w:val="0"/>
-          <w:numId w:val="32"/>
+          <w:numId w:val="6"/>
         </w:numPr>
         <w:jc w:val="both"/>
         <w:rPr>
@@ -3298,47 +3440,22 @@
           <w:rFonts w:ascii="Arial" w:hAnsi="Arial" w:cs="Arial"/>
           <w:sz w:val="18"/>
         </w:rPr>
-        <w:t xml:space="preserve">Built </w:t>
-      </w:r>
-      <w:r>
-        <w:rPr>
-          <w:rStyle w:val="Strong"/>
-          <w:rFonts w:ascii="Arial" w:hAnsi="Arial" w:cs="Arial"/>
-          <w:sz w:val="18"/>
-        </w:rPr>
-        <w:t>Node.js (Express) REST services</w:t>
-      </w:r>
-      <w:r>
-        <w:rPr>
-          <w:rFonts w:ascii="Arial" w:hAnsi="Arial" w:cs="Arial"/>
-          <w:sz w:val="18"/>
-        </w:rPr>
-        <w:t xml:space="preserve"> transforming operational data into normalized tables in </w:t>
-      </w:r>
-      <w:proofErr w:type="spellStart"/>
-      <w:r>
-        <w:rPr>
-          <w:rStyle w:val="Strong"/>
-          <w:rFonts w:ascii="Arial" w:hAnsi="Arial" w:cs="Arial"/>
-          <w:sz w:val="18"/>
-        </w:rPr>
-        <w:t>PostgreSQL</w:t>
-      </w:r>
-      <w:proofErr w:type="spellEnd"/>
-      <w:r>
-        <w:rPr>
-          <w:rStyle w:val="Strong"/>
-          <w:rFonts w:ascii="Arial" w:hAnsi="Arial" w:cs="Arial"/>
-          <w:sz w:val="18"/>
-        </w:rPr>
-        <w:t xml:space="preserve"> and MySQL</w:t>
-      </w:r>
-      <w:r>
-        <w:rPr>
-          <w:rFonts w:ascii="Arial" w:hAnsi="Arial" w:cs="Arial"/>
-          <w:sz w:val="18"/>
-        </w:rPr>
-        <w:t>.</w:t>
+        <w:t xml:space="preserve">Built user-facing operational tooling with </w:t>
+      </w:r>
+      <w:r>
+        <w:rPr>
+          <w:rStyle w:val="Strong"/>
+          <w:rFonts w:ascii="Arial" w:hAnsi="Arial" w:cs="Arial"/>
+          <w:sz w:val="18"/>
+        </w:rPr>
+        <w:t>React</w:t>
+      </w:r>
+      <w:r>
+        <w:rPr>
+          <w:rFonts w:ascii="Arial" w:hAnsi="Arial" w:cs="Arial"/>
+          <w:sz w:val="18"/>
+        </w:rPr>
+        <w:t xml:space="preserve"> and API-driven screens that reduced manual triage time for support and operations teams.</w:t>
       </w:r>
     </w:p>
     <w:p>
@@ -3346,7 +3463,7 @@
         <w:pStyle w:val="NormalWeb"/>
         <w:numPr>
           <w:ilvl w:val="0"/>
-          <w:numId w:val="32"/>
+          <w:numId w:val="6"/>
         </w:numPr>
         <w:jc w:val="both"/>
         <w:rPr>
@@ -3359,25 +3476,38 @@
           <w:rFonts w:ascii="Arial" w:hAnsi="Arial" w:cs="Arial"/>
           <w:sz w:val="18"/>
         </w:rPr>
-        <w:t xml:space="preserve">Developed React-based admin tooling with reusable components and stable </w:t>
-      </w:r>
-      <w:proofErr w:type="spellStart"/>
-      <w:proofErr w:type="gramStart"/>
-      <w:r>
-        <w:rPr>
-          <w:rFonts w:ascii="Arial" w:hAnsi="Arial" w:cs="Arial"/>
-          <w:sz w:val="18"/>
-        </w:rPr>
-        <w:t>Redux</w:t>
-      </w:r>
-      <w:proofErr w:type="spellEnd"/>
-      <w:proofErr w:type="gramEnd"/>
-      <w:r>
-        <w:rPr>
-          <w:rFonts w:ascii="Arial" w:hAnsi="Arial" w:cs="Arial"/>
-          <w:sz w:val="18"/>
-        </w:rPr>
-        <w:t xml:space="preserve"> state flows.</w:t>
+        <w:t xml:space="preserve">Developed </w:t>
+      </w:r>
+      <w:r>
+        <w:rPr>
+          <w:rStyle w:val="Strong"/>
+          <w:rFonts w:ascii="Arial" w:hAnsi="Arial" w:cs="Arial"/>
+          <w:sz w:val="18"/>
+        </w:rPr>
+        <w:t>Node.js (Express)</w:t>
+      </w:r>
+      <w:r>
+        <w:rPr>
+          <w:rFonts w:ascii="Arial" w:hAnsi="Arial" w:cs="Arial"/>
+          <w:sz w:val="18"/>
+        </w:rPr>
+        <w:t xml:space="preserve"> services that transformed raw operational events into durable domain records with explicit validation and </w:t>
+      </w:r>
+      <w:proofErr w:type="spellStart"/>
+      <w:r>
+        <w:rPr>
+          <w:rFonts w:ascii="Arial" w:hAnsi="Arial" w:cs="Arial"/>
+          <w:sz w:val="18"/>
+        </w:rPr>
+        <w:t>deduplication</w:t>
+      </w:r>
+      <w:proofErr w:type="spellEnd"/>
+      <w:r>
+        <w:rPr>
+          <w:rFonts w:ascii="Arial" w:hAnsi="Arial" w:cs="Arial"/>
+          <w:sz w:val="18"/>
+        </w:rPr>
+        <w:t xml:space="preserve"> rules.</w:t>
       </w:r>
     </w:p>
     <w:p>
@@ -3385,7 +3515,7 @@
         <w:pStyle w:val="NormalWeb"/>
         <w:numPr>
           <w:ilvl w:val="0"/>
-          <w:numId w:val="32"/>
+          <w:numId w:val="6"/>
         </w:numPr>
         <w:jc w:val="both"/>
         <w:rPr>
@@ -3398,32 +3528,37 @@
           <w:rFonts w:ascii="Arial" w:hAnsi="Arial" w:cs="Arial"/>
           <w:sz w:val="18"/>
         </w:rPr>
-        <w:t xml:space="preserve">Implemented queue-driven reconciliation workflows using </w:t>
-      </w:r>
-      <w:proofErr w:type="spellStart"/>
-      <w:r>
-        <w:rPr>
-          <w:rStyle w:val="Strong"/>
-          <w:rFonts w:ascii="Arial" w:hAnsi="Arial" w:cs="Arial"/>
-          <w:sz w:val="18"/>
-        </w:rPr>
-        <w:t>RabbitMQ</w:t>
-      </w:r>
-      <w:proofErr w:type="spellEnd"/>
-      <w:r>
-        <w:rPr>
-          <w:rStyle w:val="Strong"/>
-          <w:rFonts w:ascii="Arial" w:hAnsi="Arial" w:cs="Arial"/>
-          <w:sz w:val="18"/>
-        </w:rPr>
-        <w:t xml:space="preserve"> and AWS SQS</w:t>
-      </w:r>
-      <w:r>
-        <w:rPr>
-          <w:rFonts w:ascii="Arial" w:hAnsi="Arial" w:cs="Arial"/>
-          <w:sz w:val="18"/>
-        </w:rPr>
-        <w:t>, ensuring idempotent replay capabilities.</w:t>
+        <w:t xml:space="preserve">Implemented </w:t>
+      </w:r>
+      <w:r>
+        <w:rPr>
+          <w:rStyle w:val="Strong"/>
+          <w:rFonts w:ascii="Arial" w:hAnsi="Arial" w:cs="Arial"/>
+          <w:sz w:val="18"/>
+        </w:rPr>
+        <w:t>REST endpoints</w:t>
+      </w:r>
+      <w:r>
+        <w:rPr>
+          <w:rFonts w:ascii="Arial" w:hAnsi="Arial" w:cs="Arial"/>
+          <w:sz w:val="18"/>
+        </w:rPr>
+        <w:t xml:space="preserve"> with stable payload shapes and consistent HTTP semantics to keep </w:t>
+      </w:r>
+      <w:r>
+        <w:rPr>
+          <w:rStyle w:val="Strong"/>
+          <w:rFonts w:ascii="Arial" w:hAnsi="Arial" w:cs="Arial"/>
+          <w:sz w:val="18"/>
+        </w:rPr>
+        <w:t>React</w:t>
+      </w:r>
+      <w:r>
+        <w:rPr>
+          <w:rFonts w:ascii="Arial" w:hAnsi="Arial" w:cs="Arial"/>
+          <w:sz w:val="18"/>
+        </w:rPr>
+        <w:t xml:space="preserve"> integration predictable and reduce UI bugs.</w:t>
       </w:r>
     </w:p>
     <w:p>
@@ -3431,7 +3566,7 @@
         <w:pStyle w:val="NormalWeb"/>
         <w:numPr>
           <w:ilvl w:val="0"/>
-          <w:numId w:val="32"/>
+          <w:numId w:val="6"/>
         </w:numPr>
         <w:jc w:val="both"/>
         <w:rPr>
@@ -3444,38 +3579,23 @@
           <w:rFonts w:ascii="Arial" w:hAnsi="Arial" w:cs="Arial"/>
           <w:sz w:val="18"/>
         </w:rPr>
-        <w:t xml:space="preserve">Integrated </w:t>
-      </w:r>
-      <w:proofErr w:type="spellStart"/>
-      <w:r>
-        <w:rPr>
-          <w:rFonts w:ascii="Arial" w:hAnsi="Arial" w:cs="Arial"/>
-          <w:sz w:val="18"/>
-        </w:rPr>
-        <w:t>async</w:t>
-      </w:r>
-      <w:proofErr w:type="spellEnd"/>
-      <w:r>
-        <w:rPr>
-          <w:rFonts w:ascii="Arial" w:hAnsi="Arial" w:cs="Arial"/>
-          <w:sz w:val="18"/>
-        </w:rPr>
-        <w:t xml:space="preserve"> messaging via </w:t>
-      </w:r>
-      <w:r>
-        <w:rPr>
-          <w:rStyle w:val="Strong"/>
-          <w:rFonts w:ascii="Arial" w:hAnsi="Arial" w:cs="Arial"/>
-          <w:sz w:val="18"/>
-        </w:rPr>
-        <w:t>Kafka and Service Bus</w:t>
-      </w:r>
-      <w:r>
-        <w:rPr>
-          <w:rFonts w:ascii="Arial" w:hAnsi="Arial" w:cs="Arial"/>
-          <w:sz w:val="18"/>
-        </w:rPr>
-        <w:t>, preventing cascading failures during partner outages.</w:t>
+        <w:t xml:space="preserve">Built background processing pipelines using queue-based workflows and </w:t>
+      </w:r>
+      <w:proofErr w:type="spellStart"/>
+      <w:r>
+        <w:rPr>
+          <w:rFonts w:ascii="Arial" w:hAnsi="Arial" w:cs="Arial"/>
+          <w:sz w:val="18"/>
+        </w:rPr>
+        <w:t>resumable</w:t>
+      </w:r>
+      <w:proofErr w:type="spellEnd"/>
+      <w:r>
+        <w:rPr>
+          <w:rFonts w:ascii="Arial" w:hAnsi="Arial" w:cs="Arial"/>
+          <w:sz w:val="18"/>
+        </w:rPr>
+        <w:t xml:space="preserve"> execution to survive transient infrastructure failures.</w:t>
       </w:r>
     </w:p>
     <w:p>
@@ -3483,7 +3603,7 @@
         <w:pStyle w:val="NormalWeb"/>
         <w:numPr>
           <w:ilvl w:val="0"/>
-          <w:numId w:val="32"/>
+          <w:numId w:val="6"/>
         </w:numPr>
         <w:jc w:val="both"/>
         <w:rPr>
@@ -3496,23 +3616,54 @@
           <w:rFonts w:ascii="Arial" w:hAnsi="Arial" w:cs="Arial"/>
           <w:sz w:val="18"/>
         </w:rPr>
-        <w:t xml:space="preserve">Designed and documented </w:t>
-      </w:r>
-      <w:proofErr w:type="spellStart"/>
-      <w:r>
-        <w:rPr>
-          <w:rFonts w:ascii="Arial" w:hAnsi="Arial" w:cs="Arial"/>
-          <w:sz w:val="18"/>
-        </w:rPr>
-        <w:t>OpenAPI</w:t>
-      </w:r>
-      <w:proofErr w:type="spellEnd"/>
-      <w:r>
-        <w:rPr>
-          <w:rFonts w:ascii="Arial" w:hAnsi="Arial" w:cs="Arial"/>
-          <w:sz w:val="18"/>
-        </w:rPr>
-        <w:t xml:space="preserve"> contracts, stabilizing integrations across multiple clients.</w:t>
+        <w:t xml:space="preserve">Improved data correctness and performance across </w:t>
+      </w:r>
+      <w:proofErr w:type="spellStart"/>
+      <w:r>
+        <w:rPr>
+          <w:rStyle w:val="Strong"/>
+          <w:rFonts w:ascii="Arial" w:hAnsi="Arial" w:cs="Arial"/>
+          <w:sz w:val="18"/>
+        </w:rPr>
+        <w:t>PostgreSQL</w:t>
+      </w:r>
+      <w:proofErr w:type="spellEnd"/>
+      <w:r>
+        <w:rPr>
+          <w:rFonts w:ascii="Arial" w:hAnsi="Arial" w:cs="Arial"/>
+          <w:sz w:val="18"/>
+        </w:rPr>
+        <w:t xml:space="preserve">, </w:t>
+      </w:r>
+      <w:r>
+        <w:rPr>
+          <w:rStyle w:val="Strong"/>
+          <w:rFonts w:ascii="Arial" w:hAnsi="Arial" w:cs="Arial"/>
+          <w:sz w:val="18"/>
+        </w:rPr>
+        <w:t>MySQL</w:t>
+      </w:r>
+      <w:r>
+        <w:rPr>
+          <w:rFonts w:ascii="Arial" w:hAnsi="Arial" w:cs="Arial"/>
+          <w:sz w:val="18"/>
+        </w:rPr>
+        <w:t xml:space="preserve">, and </w:t>
+      </w:r>
+      <w:r>
+        <w:rPr>
+          <w:rStyle w:val="Strong"/>
+          <w:rFonts w:ascii="Arial" w:hAnsi="Arial" w:cs="Arial"/>
+          <w:sz w:val="18"/>
+        </w:rPr>
+        <w:t>SQL Server</w:t>
+      </w:r>
+      <w:r>
+        <w:rPr>
+          <w:rFonts w:ascii="Arial" w:hAnsi="Arial" w:cs="Arial"/>
+          <w:sz w:val="18"/>
+        </w:rPr>
+        <w:t xml:space="preserve"> with migration discipline, index audits, and slow-query cleanup.</w:t>
       </w:r>
     </w:p>
     <w:p>
@@ -3520,7 +3671,7 @@
         <w:pStyle w:val="NormalWeb"/>
         <w:numPr>
           <w:ilvl w:val="0"/>
-          <w:numId w:val="32"/>
+          <w:numId w:val="6"/>
         </w:numPr>
         <w:jc w:val="both"/>
         <w:rPr>
@@ -3533,22 +3684,7 @@
           <w:rFonts w:ascii="Arial" w:hAnsi="Arial" w:cs="Arial"/>
           <w:sz w:val="18"/>
         </w:rPr>
-        <w:t xml:space="preserve">Introduced structured logging and trace correlation into </w:t>
-      </w:r>
-      <w:r>
-        <w:rPr>
-          <w:rStyle w:val="Strong"/>
-          <w:rFonts w:ascii="Arial" w:hAnsi="Arial" w:cs="Arial"/>
-          <w:sz w:val="18"/>
-        </w:rPr>
-        <w:t>ELK and Application Insights</w:t>
-      </w:r>
-      <w:r>
-        <w:rPr>
-          <w:rFonts w:ascii="Arial" w:hAnsi="Arial" w:cs="Arial"/>
-          <w:sz w:val="18"/>
-        </w:rPr>
-        <w:t>.</w:t>
+        <w:t>Integrated third-party systems through adapter layers, isolating vendor behavior so frontend and backend changes stayed decoupled and safe.</w:t>
       </w:r>
     </w:p>
     <w:p>
@@ -3556,7 +3692,7 @@
         <w:pStyle w:val="NormalWeb"/>
         <w:numPr>
           <w:ilvl w:val="0"/>
-          <w:numId w:val="32"/>
+          <w:numId w:val="6"/>
         </w:numPr>
         <w:jc w:val="both"/>
         <w:rPr>
@@ -3569,7 +3705,22 @@
           <w:rFonts w:ascii="Arial" w:hAnsi="Arial" w:cs="Arial"/>
           <w:sz w:val="18"/>
         </w:rPr>
-        <w:t>Improved query performance through targeted indexing and join optimization in relational databases.</w:t>
+        <w:t xml:space="preserve">Hardened access control using </w:t>
+      </w:r>
+      <w:r>
+        <w:rPr>
+          <w:rStyle w:val="Strong"/>
+          <w:rFonts w:ascii="Arial" w:hAnsi="Arial" w:cs="Arial"/>
+          <w:sz w:val="18"/>
+        </w:rPr>
+        <w:t>OAuth2/JWT</w:t>
+      </w:r>
+      <w:r>
+        <w:rPr>
+          <w:rFonts w:ascii="Arial" w:hAnsi="Arial" w:cs="Arial"/>
+          <w:sz w:val="18"/>
+        </w:rPr>
+        <w:t xml:space="preserve"> patterns and role checks enforced consistently across service endpoints used by the UI.</w:t>
       </w:r>
     </w:p>
     <w:p>
@@ -3577,7 +3728,7 @@
         <w:pStyle w:val="NormalWeb"/>
         <w:numPr>
           <w:ilvl w:val="0"/>
-          <w:numId w:val="32"/>
+          <w:numId w:val="6"/>
         </w:numPr>
         <w:jc w:val="both"/>
         <w:rPr>
@@ -3590,40 +3741,52 @@
           <w:rFonts w:ascii="Arial" w:hAnsi="Arial" w:cs="Arial"/>
           <w:sz w:val="18"/>
         </w:rPr>
-        <w:t xml:space="preserve">Hardened deployments using </w:t>
-      </w:r>
-      <w:r>
-        <w:rPr>
-          <w:rStyle w:val="Strong"/>
-          <w:rFonts w:ascii="Arial" w:hAnsi="Arial" w:cs="Arial"/>
-          <w:sz w:val="18"/>
-        </w:rPr>
-        <w:t xml:space="preserve">Jenkins and </w:t>
-      </w:r>
-      <w:proofErr w:type="spellStart"/>
-      <w:r>
-        <w:rPr>
-          <w:rStyle w:val="Strong"/>
-          <w:rFonts w:ascii="Arial" w:hAnsi="Arial" w:cs="Arial"/>
-          <w:sz w:val="18"/>
-        </w:rPr>
-        <w:t>GitHub</w:t>
-      </w:r>
-      <w:proofErr w:type="spellEnd"/>
-      <w:r>
-        <w:rPr>
-          <w:rStyle w:val="Strong"/>
-          <w:rFonts w:ascii="Arial" w:hAnsi="Arial" w:cs="Arial"/>
-          <w:sz w:val="18"/>
-        </w:rPr>
-        <w:t xml:space="preserve"> Actions</w:t>
-      </w:r>
-      <w:r>
-        <w:rPr>
-          <w:rFonts w:ascii="Arial" w:hAnsi="Arial" w:cs="Arial"/>
-          <w:sz w:val="18"/>
-        </w:rPr>
-        <w:t>, standardizing environment promotion pipelines.</w:t>
+        <w:t xml:space="preserve">Added automated test coverage using </w:t>
+      </w:r>
+      <w:r>
+        <w:rPr>
+          <w:rStyle w:val="Strong"/>
+          <w:rFonts w:ascii="Arial" w:hAnsi="Arial" w:cs="Arial"/>
+          <w:sz w:val="18"/>
+        </w:rPr>
+        <w:t>Jest</w:t>
+      </w:r>
+      <w:r>
+        <w:rPr>
+          <w:rFonts w:ascii="Arial" w:hAnsi="Arial" w:cs="Arial"/>
+          <w:sz w:val="18"/>
+        </w:rPr>
+        <w:t xml:space="preserve">, </w:t>
+      </w:r>
+      <w:r>
+        <w:rPr>
+          <w:rStyle w:val="Strong"/>
+          <w:rFonts w:ascii="Arial" w:hAnsi="Arial" w:cs="Arial"/>
+          <w:sz w:val="18"/>
+        </w:rPr>
+        <w:t>Mocha</w:t>
+      </w:r>
+      <w:r>
+        <w:rPr>
+          <w:rFonts w:ascii="Arial" w:hAnsi="Arial" w:cs="Arial"/>
+          <w:sz w:val="18"/>
+        </w:rPr>
+        <w:t xml:space="preserve">, and </w:t>
+      </w:r>
+      <w:r>
+        <w:rPr>
+          <w:rStyle w:val="Strong"/>
+          <w:rFonts w:ascii="Arial" w:hAnsi="Arial" w:cs="Arial"/>
+          <w:sz w:val="18"/>
+        </w:rPr>
+        <w:t>Chai</w:t>
+      </w:r>
+      <w:r>
+        <w:rPr>
+          <w:rFonts w:ascii="Arial" w:hAnsi="Arial" w:cs="Arial"/>
+          <w:sz w:val="18"/>
+        </w:rPr>
+        <w:t>, protecting core flows from regressions during frequent releases.</w:t>
       </w:r>
     </w:p>
     <w:p>
@@ -3631,7 +3794,7 @@
         <w:pStyle w:val="NormalWeb"/>
         <w:numPr>
           <w:ilvl w:val="0"/>
-          <w:numId w:val="32"/>
+          <w:numId w:val="6"/>
         </w:numPr>
         <w:jc w:val="both"/>
         <w:rPr>
@@ -3644,22 +3807,24 @@
           <w:rFonts w:ascii="Arial" w:hAnsi="Arial" w:cs="Arial"/>
           <w:sz w:val="18"/>
         </w:rPr>
-        <w:t xml:space="preserve">Added API contract testing and end-to-end test coverage using </w:t>
-      </w:r>
-      <w:r>
-        <w:rPr>
-          <w:rStyle w:val="Strong"/>
-          <w:rFonts w:ascii="Arial" w:hAnsi="Arial" w:cs="Arial"/>
-          <w:sz w:val="18"/>
-        </w:rPr>
-        <w:t>Jest, Cypress, and Pact-style checks</w:t>
-      </w:r>
-      <w:r>
-        <w:rPr>
-          <w:rFonts w:ascii="Arial" w:hAnsi="Arial" w:cs="Arial"/>
-          <w:sz w:val="18"/>
-        </w:rPr>
-        <w:t>.</w:t>
+        <w:t xml:space="preserve">Centralized error handling with stable error codes and actionable messages so </w:t>
+      </w:r>
+      <w:proofErr w:type="gramStart"/>
+      <w:r>
+        <w:rPr>
+          <w:rStyle w:val="Strong"/>
+          <w:rFonts w:ascii="Arial" w:hAnsi="Arial" w:cs="Arial"/>
+          <w:sz w:val="18"/>
+        </w:rPr>
+        <w:t>React</w:t>
+      </w:r>
+      <w:proofErr w:type="gramEnd"/>
+      <w:r>
+        <w:rPr>
+          <w:rFonts w:ascii="Arial" w:hAnsi="Arial" w:cs="Arial"/>
+          <w:sz w:val="18"/>
+        </w:rPr>
+        <w:t xml:space="preserve"> screens could present consistent user feedback.</w:t>
       </w:r>
     </w:p>
     <w:p>
@@ -3667,7 +3832,7 @@
         <w:pStyle w:val="NormalWeb"/>
         <w:numPr>
           <w:ilvl w:val="0"/>
-          <w:numId w:val="32"/>
+          <w:numId w:val="6"/>
         </w:numPr>
         <w:jc w:val="both"/>
         <w:rPr>
@@ -3680,22 +3845,38 @@
           <w:rFonts w:ascii="Arial" w:hAnsi="Arial" w:cs="Arial"/>
           <w:sz w:val="18"/>
         </w:rPr>
-        <w:t xml:space="preserve">Implemented authorization logic via </w:t>
-      </w:r>
-      <w:r>
-        <w:rPr>
-          <w:rStyle w:val="Strong"/>
-          <w:rFonts w:ascii="Arial" w:hAnsi="Arial" w:cs="Arial"/>
-          <w:sz w:val="18"/>
-        </w:rPr>
-        <w:t>JWT claims and role enforcement</w:t>
-      </w:r>
-      <w:r>
-        <w:rPr>
-          <w:rFonts w:ascii="Arial" w:hAnsi="Arial" w:cs="Arial"/>
-          <w:sz w:val="18"/>
-        </w:rPr>
-        <w:t>, protecting sensitive workflows.</w:t>
+        <w:t xml:space="preserve">Delivered operational visibility via backlog-depth dashboards, exporting logs to </w:t>
+      </w:r>
+      <w:r>
+        <w:rPr>
+          <w:rStyle w:val="Strong"/>
+          <w:rFonts w:ascii="Arial" w:hAnsi="Arial" w:cs="Arial"/>
+          <w:sz w:val="18"/>
+        </w:rPr>
+        <w:t>ELK/EFK</w:t>
+      </w:r>
+      <w:r>
+        <w:rPr>
+          <w:rFonts w:ascii="Arial" w:hAnsi="Arial" w:cs="Arial"/>
+          <w:sz w:val="18"/>
+        </w:rPr>
+        <w:t xml:space="preserve"> and tying alerts to practical </w:t>
+      </w:r>
+      <w:proofErr w:type="spellStart"/>
+      <w:r>
+        <w:rPr>
+          <w:rFonts w:ascii="Arial" w:hAnsi="Arial" w:cs="Arial"/>
+          <w:sz w:val="18"/>
+        </w:rPr>
+        <w:t>runbooks</w:t>
+      </w:r>
+      <w:proofErr w:type="spellEnd"/>
+      <w:r>
+        <w:rPr>
+          <w:rFonts w:ascii="Arial" w:hAnsi="Arial" w:cs="Arial"/>
+          <w:sz w:val="18"/>
+        </w:rPr>
+        <w:t>.</w:t>
       </w:r>
     </w:p>
     <w:p>
@@ -3703,7 +3884,7 @@
         <w:pStyle w:val="NormalWeb"/>
         <w:numPr>
           <w:ilvl w:val="0"/>
-          <w:numId w:val="32"/>
+          <w:numId w:val="6"/>
         </w:numPr>
         <w:jc w:val="both"/>
         <w:rPr>
@@ -3716,22 +3897,81 @@
           <w:rFonts w:ascii="Arial" w:hAnsi="Arial" w:cs="Arial"/>
           <w:sz w:val="18"/>
         </w:rPr>
-        <w:t xml:space="preserve">Supported Azure-based workloads including </w:t>
-      </w:r>
-      <w:r>
-        <w:rPr>
-          <w:rStyle w:val="Strong"/>
-          <w:rFonts w:ascii="Arial" w:hAnsi="Arial" w:cs="Arial"/>
-          <w:sz w:val="18"/>
-        </w:rPr>
-        <w:t>AKS, Azure SQL, and Key Vault</w:t>
-      </w:r>
-      <w:r>
-        <w:rPr>
-          <w:rFonts w:ascii="Arial" w:hAnsi="Arial" w:cs="Arial"/>
-          <w:sz w:val="18"/>
-        </w:rPr>
-        <w:t>, aligning secure secret handling practices.</w:t>
+        <w:t>Optimized hot endpoints by removing N+1 query paths and reducing chatty data access patterns that slowed down UI workflows.</w:t>
+      </w:r>
+    </w:p>
+    <w:p>
+      <w:pPr>
+        <w:pStyle w:val="NormalWeb"/>
+        <w:numPr>
+          <w:ilvl w:val="0"/>
+          <w:numId w:val="6"/>
+        </w:numPr>
+        <w:jc w:val="both"/>
+        <w:rPr>
+          <w:rFonts w:ascii="Arial" w:hAnsi="Arial" w:cs="Arial"/>
+          <w:sz w:val="18"/>
+        </w:rPr>
+      </w:pPr>
+      <w:r>
+        <w:rPr>
+          <w:rFonts w:ascii="Arial" w:hAnsi="Arial" w:cs="Arial"/>
+          <w:sz w:val="18"/>
+        </w:rPr>
+        <w:t>Enabled safe rollouts using feature flags and gradual exposure to decouple deployments from product activation risk.</w:t>
+      </w:r>
+    </w:p>
+    <w:p>
+      <w:pPr>
+        <w:pStyle w:val="NormalWeb"/>
+        <w:numPr>
+          <w:ilvl w:val="0"/>
+          <w:numId w:val="6"/>
+        </w:numPr>
+        <w:jc w:val="both"/>
+        <w:rPr>
+          <w:rFonts w:ascii="Arial" w:hAnsi="Arial" w:cs="Arial"/>
+          <w:sz w:val="18"/>
+        </w:rPr>
+      </w:pPr>
+      <w:r>
+        <w:rPr>
+          <w:rFonts w:ascii="Arial" w:hAnsi="Arial" w:cs="Arial"/>
+          <w:sz w:val="18"/>
+        </w:rPr>
+        <w:t xml:space="preserve">Supported messaging and integration needs using </w:t>
+      </w:r>
+      <w:proofErr w:type="spellStart"/>
+      <w:r>
+        <w:rPr>
+          <w:rStyle w:val="Strong"/>
+          <w:rFonts w:ascii="Arial" w:hAnsi="Arial" w:cs="Arial"/>
+          <w:sz w:val="18"/>
+        </w:rPr>
+        <w:t>RabbitMQ</w:t>
+      </w:r>
+      <w:proofErr w:type="spellEnd"/>
+      <w:r>
+        <w:rPr>
+          <w:rFonts w:ascii="Arial" w:hAnsi="Arial" w:cs="Arial"/>
+          <w:sz w:val="18"/>
+        </w:rPr>
+        <w:t xml:space="preserve"> and </w:t>
+      </w:r>
+      <w:r>
+        <w:rPr>
+          <w:rStyle w:val="Strong"/>
+          <w:rFonts w:ascii="Arial" w:hAnsi="Arial" w:cs="Arial"/>
+          <w:sz w:val="18"/>
+        </w:rPr>
+        <w:t>Kafka</w:t>
+      </w:r>
+      <w:r>
+        <w:rPr>
+          <w:rFonts w:ascii="Arial" w:hAnsi="Arial" w:cs="Arial"/>
+          <w:sz w:val="18"/>
+        </w:rPr>
+        <w:t>, applying retries and DLQs to prevent poisoned messages from stalling processing.</w:t>
       </w:r>
     </w:p>
     <w:tbl>
@@ -3838,7 +4078,7 @@
         <w:pStyle w:val="NormalWeb"/>
         <w:numPr>
           <w:ilvl w:val="0"/>
-          <w:numId w:val="24"/>
+          <w:numId w:val="7"/>
         </w:numPr>
         <w:jc w:val="both"/>
         <w:rPr>
@@ -3851,8 +4091,9 @@
           <w:rFonts w:ascii="Arial" w:hAnsi="Arial" w:cs="Arial"/>
           <w:sz w:val="18"/>
         </w:rPr>
-        <w:t xml:space="preserve">Delivered full-stack features across </w:t>
-      </w:r>
+        <w:t xml:space="preserve">Built internal product dashboards using </w:t>
+      </w:r>
+      <w:proofErr w:type="gramStart"/>
       <w:r>
         <w:rPr>
           <w:rStyle w:val="Strong"/>
@@ -3861,27 +4102,13 @@
         </w:rPr>
         <w:t>React</w:t>
       </w:r>
-      <w:r>
-        <w:rPr>
-          <w:rFonts w:ascii="Arial" w:hAnsi="Arial" w:cs="Arial"/>
-          <w:sz w:val="18"/>
-        </w:rPr>
-        <w:t xml:space="preserve"> UI and </w:t>
-      </w:r>
-      <w:r>
-        <w:rPr>
-          <w:rStyle w:val="Strong"/>
-          <w:rFonts w:ascii="Arial" w:hAnsi="Arial" w:cs="Arial"/>
-          <w:sz w:val="18"/>
-        </w:rPr>
-        <w:t>Node.js</w:t>
-      </w:r>
-      <w:r>
-        <w:rPr>
-          <w:rFonts w:ascii="Arial" w:hAnsi="Arial" w:cs="Arial"/>
-          <w:sz w:val="18"/>
-        </w:rPr>
-        <w:t xml:space="preserve"> services, shipping with rollback-ready releases and practical operational checks.</w:t>
+      <w:proofErr w:type="gramEnd"/>
+      <w:r>
+        <w:rPr>
+          <w:rFonts w:ascii="Arial" w:hAnsi="Arial" w:cs="Arial"/>
+          <w:sz w:val="18"/>
+        </w:rPr>
+        <w:t xml:space="preserve"> with API-driven widgets that made operational metrics and workflow state visible to teams.</w:t>
       </w:r>
     </w:p>
     <w:p>
@@ -3889,7 +4116,7 @@
         <w:pStyle w:val="NormalWeb"/>
         <w:numPr>
           <w:ilvl w:val="0"/>
-          <w:numId w:val="24"/>
+          <w:numId w:val="7"/>
         </w:numPr>
         <w:jc w:val="both"/>
         <w:rPr>
@@ -3902,22 +4129,22 @@
           <w:rFonts w:ascii="Arial" w:hAnsi="Arial" w:cs="Arial"/>
           <w:sz w:val="18"/>
         </w:rPr>
-        <w:t xml:space="preserve">Built </w:t>
-      </w:r>
-      <w:r>
-        <w:rPr>
-          <w:rStyle w:val="Strong"/>
-          <w:rFonts w:ascii="Arial" w:hAnsi="Arial" w:cs="Arial"/>
-          <w:sz w:val="18"/>
-        </w:rPr>
-        <w:t>REST APIs</w:t>
-      </w:r>
-      <w:r>
-        <w:rPr>
-          <w:rFonts w:ascii="Arial" w:hAnsi="Arial" w:cs="Arial"/>
-          <w:sz w:val="18"/>
-        </w:rPr>
-        <w:t xml:space="preserve"> with consistent pagination/filtering and stable contracts, reducing UI complexity and integration churn.</w:t>
+        <w:t xml:space="preserve">Developed </w:t>
+      </w:r>
+      <w:r>
+        <w:rPr>
+          <w:rStyle w:val="Strong"/>
+          <w:rFonts w:ascii="Arial" w:hAnsi="Arial" w:cs="Arial"/>
+          <w:sz w:val="18"/>
+        </w:rPr>
+        <w:t>Node.js</w:t>
+      </w:r>
+      <w:r>
+        <w:rPr>
+          <w:rFonts w:ascii="Arial" w:hAnsi="Arial" w:cs="Arial"/>
+          <w:sz w:val="18"/>
+        </w:rPr>
+        <w:t xml:space="preserve"> backend services that unified upstream sources behind consistent APIs to reduce integration fragility.</w:t>
       </w:r>
     </w:p>
     <w:p>
@@ -3925,7 +4152,7 @@
         <w:pStyle w:val="NormalWeb"/>
         <w:numPr>
           <w:ilvl w:val="0"/>
-          <w:numId w:val="24"/>
+          <w:numId w:val="7"/>
         </w:numPr>
         <w:jc w:val="both"/>
         <w:rPr>
@@ -3938,22 +4165,22 @@
           <w:rFonts w:ascii="Arial" w:hAnsi="Arial" w:cs="Arial"/>
           <w:sz w:val="18"/>
         </w:rPr>
-        <w:t xml:space="preserve">Implemented centralized error handling and </w:t>
-      </w:r>
-      <w:r>
-        <w:rPr>
-          <w:rStyle w:val="Strong"/>
-          <w:rFonts w:ascii="Arial" w:hAnsi="Arial" w:cs="Arial"/>
-          <w:sz w:val="18"/>
-        </w:rPr>
-        <w:t>structured logging</w:t>
-      </w:r>
-      <w:r>
-        <w:rPr>
-          <w:rFonts w:ascii="Arial" w:hAnsi="Arial" w:cs="Arial"/>
-          <w:sz w:val="18"/>
-        </w:rPr>
-        <w:t xml:space="preserve"> with correlation IDs, making production debugging faster and more repeatable.</w:t>
+        <w:t xml:space="preserve">Implemented </w:t>
+      </w:r>
+      <w:r>
+        <w:rPr>
+          <w:rStyle w:val="Strong"/>
+          <w:rFonts w:ascii="Arial" w:hAnsi="Arial" w:cs="Arial"/>
+          <w:sz w:val="18"/>
+        </w:rPr>
+        <w:t>REST endpoints</w:t>
+      </w:r>
+      <w:r>
+        <w:rPr>
+          <w:rFonts w:ascii="Arial" w:hAnsi="Arial" w:cs="Arial"/>
+          <w:sz w:val="18"/>
+        </w:rPr>
+        <w:t xml:space="preserve"> with strict validation, pagination guardrails, and predictable errors to support reliable UI integration.</w:t>
       </w:r>
     </w:p>
     <w:p>
@@ -3961,7 +4188,7 @@
         <w:pStyle w:val="NormalWeb"/>
         <w:numPr>
           <w:ilvl w:val="0"/>
-          <w:numId w:val="24"/>
+          <w:numId w:val="7"/>
         </w:numPr>
         <w:jc w:val="both"/>
         <w:rPr>
@@ -3974,24 +4201,39 @@
           <w:rFonts w:ascii="Arial" w:hAnsi="Arial" w:cs="Arial"/>
           <w:sz w:val="18"/>
         </w:rPr>
-        <w:t xml:space="preserve">Added caching strategies using </w:t>
-      </w:r>
-      <w:proofErr w:type="spellStart"/>
-      <w:r>
-        <w:rPr>
-          <w:rStyle w:val="Strong"/>
-          <w:rFonts w:ascii="Arial" w:hAnsi="Arial" w:cs="Arial"/>
-          <w:sz w:val="18"/>
-        </w:rPr>
-        <w:t>Redis</w:t>
-      </w:r>
-      <w:proofErr w:type="spellEnd"/>
-      <w:r>
-        <w:rPr>
-          <w:rFonts w:ascii="Arial" w:hAnsi="Arial" w:cs="Arial"/>
-          <w:sz w:val="18"/>
-        </w:rPr>
-        <w:t xml:space="preserve"> and HTTP caching headers to cut redundant calls and reduce backend load during peak usage.</w:t>
+        <w:t xml:space="preserve">Designed data access with clear transaction boundaries across </w:t>
+      </w:r>
+      <w:proofErr w:type="spellStart"/>
+      <w:r>
+        <w:rPr>
+          <w:rStyle w:val="Strong"/>
+          <w:rFonts w:ascii="Arial" w:hAnsi="Arial" w:cs="Arial"/>
+          <w:sz w:val="18"/>
+        </w:rPr>
+        <w:t>PostgreSQL</w:t>
+      </w:r>
+      <w:proofErr w:type="spellEnd"/>
+      <w:r>
+        <w:rPr>
+          <w:rFonts w:ascii="Arial" w:hAnsi="Arial" w:cs="Arial"/>
+          <w:sz w:val="18"/>
+        </w:rPr>
+        <w:t xml:space="preserve"> and </w:t>
+      </w:r>
+      <w:r>
+        <w:rPr>
+          <w:rStyle w:val="Strong"/>
+          <w:rFonts w:ascii="Arial" w:hAnsi="Arial" w:cs="Arial"/>
+          <w:sz w:val="18"/>
+        </w:rPr>
+        <w:t>MySQL</w:t>
+      </w:r>
+      <w:r>
+        <w:rPr>
+          <w:rFonts w:ascii="Arial" w:hAnsi="Arial" w:cs="Arial"/>
+          <w:sz w:val="18"/>
+        </w:rPr>
+        <w:t>, preventing partial writes during reconciliation workflows.</w:t>
       </w:r>
     </w:p>
     <w:p>
@@ -3999,7 +4241,7 @@
         <w:pStyle w:val="NormalWeb"/>
         <w:numPr>
           <w:ilvl w:val="0"/>
-          <w:numId w:val="24"/>
+          <w:numId w:val="7"/>
         </w:numPr>
         <w:jc w:val="both"/>
         <w:rPr>
@@ -4012,39 +4254,7 @@
           <w:rFonts w:ascii="Arial" w:hAnsi="Arial" w:cs="Arial"/>
           <w:sz w:val="18"/>
         </w:rPr>
-        <w:t xml:space="preserve">Strengthened data modeling and migrations in </w:t>
-      </w:r>
-      <w:proofErr w:type="spellStart"/>
-      <w:r>
-        <w:rPr>
-          <w:rStyle w:val="Strong"/>
-          <w:rFonts w:ascii="Arial" w:hAnsi="Arial" w:cs="Arial"/>
-          <w:sz w:val="18"/>
-        </w:rPr>
-        <w:t>PostgreSQL</w:t>
-      </w:r>
-      <w:proofErr w:type="spellEnd"/>
-      <w:r>
-        <w:rPr>
-          <w:rFonts w:ascii="Arial" w:hAnsi="Arial" w:cs="Arial"/>
-          <w:sz w:val="18"/>
-        </w:rPr>
-        <w:t xml:space="preserve"> and </w:t>
-      </w:r>
-      <w:r>
-        <w:rPr>
-          <w:rStyle w:val="Strong"/>
-          <w:rFonts w:ascii="Arial" w:hAnsi="Arial" w:cs="Arial"/>
-          <w:sz w:val="18"/>
-        </w:rPr>
-        <w:t>MySQL</w:t>
-      </w:r>
-      <w:r>
-        <w:rPr>
-          <w:rFonts w:ascii="Arial" w:hAnsi="Arial" w:cs="Arial"/>
-          <w:sz w:val="18"/>
-        </w:rPr>
-        <w:t>, using careful indexing to avoid performance regressions.</w:t>
+        <w:t>Delivered scheduled processing jobs with retries and alerting, replacing manual checks with automated summaries stakeholders trusted.</w:t>
       </w:r>
     </w:p>
     <w:p>
@@ -4052,7 +4262,7 @@
         <w:pStyle w:val="NormalWeb"/>
         <w:numPr>
           <w:ilvl w:val="0"/>
-          <w:numId w:val="24"/>
+          <w:numId w:val="7"/>
         </w:numPr>
         <w:jc w:val="both"/>
         <w:rPr>
@@ -4065,7 +4275,7 @@
           <w:rFonts w:ascii="Arial" w:hAnsi="Arial" w:cs="Arial"/>
           <w:sz w:val="18"/>
         </w:rPr>
-        <w:t>Built internal tooling and scripts to streamline operational tasks and reduce manual production steps during routine maintenance.</w:t>
+        <w:t>Improved performance by identifying hot queries and adding targeted indexes, reducing report generation time without serving stale results.</w:t>
       </w:r>
     </w:p>
     <w:p>
@@ -4073,7 +4283,7 @@
         <w:pStyle w:val="NormalWeb"/>
         <w:numPr>
           <w:ilvl w:val="0"/>
-          <w:numId w:val="24"/>
+          <w:numId w:val="7"/>
         </w:numPr>
         <w:jc w:val="both"/>
         <w:rPr>
@@ -4086,7 +4296,22 @@
           <w:rFonts w:ascii="Arial" w:hAnsi="Arial" w:cs="Arial"/>
           <w:sz w:val="18"/>
         </w:rPr>
-        <w:t>Contributed reusable UI component patterns and state boundaries, lowering regression rates and speeding up review cycles.</w:t>
+        <w:t xml:space="preserve">Added </w:t>
+      </w:r>
+      <w:r>
+        <w:rPr>
+          <w:rStyle w:val="Strong"/>
+          <w:rFonts w:ascii="Arial" w:hAnsi="Arial" w:cs="Arial"/>
+          <w:sz w:val="18"/>
+        </w:rPr>
+        <w:t>structured logging</w:t>
+      </w:r>
+      <w:r>
+        <w:rPr>
+          <w:rFonts w:ascii="Arial" w:hAnsi="Arial" w:cs="Arial"/>
+          <w:sz w:val="18"/>
+        </w:rPr>
+        <w:t xml:space="preserve"> and correlation identifiers to accelerate incident triage and post-release monitoring.</w:t>
       </w:r>
     </w:p>
     <w:p>
@@ -4094,7 +4319,7 @@
         <w:pStyle w:val="NormalWeb"/>
         <w:numPr>
           <w:ilvl w:val="0"/>
-          <w:numId w:val="24"/>
+          <w:numId w:val="7"/>
         </w:numPr>
         <w:jc w:val="both"/>
         <w:rPr>
@@ -4107,23 +4332,7 @@
           <w:rFonts w:ascii="Arial" w:hAnsi="Arial" w:cs="Arial"/>
           <w:sz w:val="18"/>
         </w:rPr>
-        <w:t xml:space="preserve">Improved delivery discipline with automated checks in CI, integrating tests and </w:t>
-      </w:r>
-      <w:proofErr w:type="spellStart"/>
-      <w:r>
-        <w:rPr>
-          <w:rFonts w:ascii="Arial" w:hAnsi="Arial" w:cs="Arial"/>
-          <w:sz w:val="18"/>
-        </w:rPr>
-        <w:t>linting</w:t>
-      </w:r>
-      <w:proofErr w:type="spellEnd"/>
-      <w:r>
-        <w:rPr>
-          <w:rFonts w:ascii="Arial" w:hAnsi="Arial" w:cs="Arial"/>
-          <w:sz w:val="18"/>
-        </w:rPr>
-        <w:t xml:space="preserve"> as reliable gates before release.</w:t>
+        <w:t>Implemented robust ingestion with schema checks and quarantining to prevent malformed inputs from poisoning downstream tables.</w:t>
       </w:r>
     </w:p>
     <w:p>
@@ -4131,7 +4340,7 @@
         <w:pStyle w:val="NormalWeb"/>
         <w:numPr>
           <w:ilvl w:val="0"/>
-          <w:numId w:val="24"/>
+          <w:numId w:val="7"/>
         </w:numPr>
         <w:jc w:val="both"/>
         <w:rPr>
@@ -4144,24 +4353,24 @@
           <w:rFonts w:ascii="Arial" w:hAnsi="Arial" w:cs="Arial"/>
           <w:sz w:val="18"/>
         </w:rPr>
-        <w:t xml:space="preserve">Implemented real-time updates where needed via </w:t>
-      </w:r>
-      <w:proofErr w:type="spellStart"/>
-      <w:r>
-        <w:rPr>
-          <w:rStyle w:val="Strong"/>
-          <w:rFonts w:ascii="Arial" w:hAnsi="Arial" w:cs="Arial"/>
-          <w:sz w:val="18"/>
-        </w:rPr>
-        <w:t>WebSockets</w:t>
-      </w:r>
-      <w:proofErr w:type="spellEnd"/>
-      <w:r>
-        <w:rPr>
-          <w:rFonts w:ascii="Arial" w:hAnsi="Arial" w:cs="Arial"/>
-          <w:sz w:val="18"/>
-        </w:rPr>
-        <w:t>, ensuring reconnect resilience and clear failure modes.</w:t>
+        <w:t xml:space="preserve">Integrated </w:t>
+      </w:r>
+      <w:proofErr w:type="spellStart"/>
+      <w:r>
+        <w:rPr>
+          <w:rStyle w:val="Strong"/>
+          <w:rFonts w:ascii="Arial" w:hAnsi="Arial" w:cs="Arial"/>
+          <w:sz w:val="18"/>
+        </w:rPr>
+        <w:t>MongoDB</w:t>
+      </w:r>
+      <w:proofErr w:type="spellEnd"/>
+      <w:r>
+        <w:rPr>
+          <w:rFonts w:ascii="Arial" w:hAnsi="Arial" w:cs="Arial"/>
+          <w:sz w:val="18"/>
+        </w:rPr>
+        <w:t xml:space="preserve"> for flexible document storage while keeping relational sources authoritative for transactional workflows.</w:t>
       </w:r>
     </w:p>
     <w:p>
@@ -4169,7 +4378,7 @@
         <w:pStyle w:val="NormalWeb"/>
         <w:numPr>
           <w:ilvl w:val="0"/>
-          <w:numId w:val="24"/>
+          <w:numId w:val="7"/>
         </w:numPr>
         <w:jc w:val="both"/>
         <w:rPr>
@@ -4182,24 +4391,24 @@
           <w:rFonts w:ascii="Arial" w:hAnsi="Arial" w:cs="Arial"/>
           <w:sz w:val="18"/>
         </w:rPr>
-        <w:t xml:space="preserve">Integrated document/content search via </w:t>
-      </w:r>
-      <w:proofErr w:type="spellStart"/>
-      <w:r>
-        <w:rPr>
-          <w:rStyle w:val="Strong"/>
-          <w:rFonts w:ascii="Arial" w:hAnsi="Arial" w:cs="Arial"/>
-          <w:sz w:val="18"/>
-        </w:rPr>
-        <w:t>Elasticsearch</w:t>
-      </w:r>
-      <w:proofErr w:type="spellEnd"/>
-      <w:r>
-        <w:rPr>
-          <w:rFonts w:ascii="Arial" w:hAnsi="Arial" w:cs="Arial"/>
-          <w:sz w:val="18"/>
-        </w:rPr>
-        <w:t>, enabling fast discovery flows while keeping ingestion and mapping controlled.</w:t>
+        <w:t xml:space="preserve">Introduced caching for read-heavy endpoints using </w:t>
+      </w:r>
+      <w:proofErr w:type="spellStart"/>
+      <w:r>
+        <w:rPr>
+          <w:rStyle w:val="Strong"/>
+          <w:rFonts w:ascii="Arial" w:hAnsi="Arial" w:cs="Arial"/>
+          <w:sz w:val="18"/>
+        </w:rPr>
+        <w:t>Redis</w:t>
+      </w:r>
+      <w:proofErr w:type="spellEnd"/>
+      <w:r>
+        <w:rPr>
+          <w:rFonts w:ascii="Arial" w:hAnsi="Arial" w:cs="Arial"/>
+          <w:sz w:val="18"/>
+        </w:rPr>
+        <w:t>, standardizing cache keys, TTLs, and invalidation rules.</w:t>
       </w:r>
     </w:p>
     <w:p>
@@ -4207,7 +4416,7 @@
         <w:pStyle w:val="NormalWeb"/>
         <w:numPr>
           <w:ilvl w:val="0"/>
-          <w:numId w:val="24"/>
+          <w:numId w:val="7"/>
         </w:numPr>
         <w:jc w:val="both"/>
         <w:rPr>
@@ -4220,7 +4429,24 @@
           <w:rFonts w:ascii="Arial" w:hAnsi="Arial" w:cs="Arial"/>
           <w:sz w:val="18"/>
         </w:rPr>
-        <w:t>Supported incident response with calm triage and verified fixes, documenting causes and prevention steps to reduce repeat occurrences.</w:t>
+        <w:t xml:space="preserve">Added fast filtering by indexing selected entities into </w:t>
+      </w:r>
+      <w:proofErr w:type="spellStart"/>
+      <w:r>
+        <w:rPr>
+          <w:rStyle w:val="Strong"/>
+          <w:rFonts w:ascii="Arial" w:hAnsi="Arial" w:cs="Arial"/>
+          <w:sz w:val="18"/>
+        </w:rPr>
+        <w:t>Elasticsearch</w:t>
+      </w:r>
+      <w:proofErr w:type="spellEnd"/>
+      <w:r>
+        <w:rPr>
+          <w:rFonts w:ascii="Arial" w:hAnsi="Arial" w:cs="Arial"/>
+          <w:sz w:val="18"/>
+        </w:rPr>
+        <w:t>, enabling responsive UI search without heavy DB load.</w:t>
       </w:r>
     </w:p>
     <w:tbl>
@@ -4314,59 +4540,52 @@
         <w:pStyle w:val="NormalWeb"/>
         <w:numPr>
           <w:ilvl w:val="0"/>
-          <w:numId w:val="34"/>
+          <w:numId w:val="8"/>
         </w:numPr>
-        <w:rPr>
-          <w:rFonts w:ascii="Arial" w:hAnsi="Arial" w:cs="Arial"/>
-          <w:sz w:val="18"/>
-        </w:rPr>
-      </w:pPr>
-      <w:r>
-        <w:rPr>
-          <w:rFonts w:ascii="Arial" w:hAnsi="Arial" w:cs="Arial"/>
-          <w:sz w:val="18"/>
-        </w:rPr>
-        <w:t xml:space="preserve">Developed </w:t>
-      </w:r>
-      <w:r>
-        <w:rPr>
-          <w:rStyle w:val="Strong"/>
-          <w:rFonts w:ascii="Arial" w:hAnsi="Arial" w:cs="Arial"/>
-          <w:sz w:val="18"/>
-        </w:rPr>
-        <w:t>Node.js services</w:t>
-      </w:r>
-      <w:r>
-        <w:rPr>
-          <w:rFonts w:ascii="Arial" w:hAnsi="Arial" w:cs="Arial"/>
-          <w:sz w:val="18"/>
-        </w:rPr>
-        <w:t xml:space="preserve"> to ingest and normalize event streams into </w:t>
-      </w:r>
-      <w:r>
-        <w:rPr>
-          <w:rStyle w:val="Strong"/>
-          <w:rFonts w:ascii="Arial" w:hAnsi="Arial" w:cs="Arial"/>
-          <w:sz w:val="18"/>
-        </w:rPr>
-        <w:t xml:space="preserve">SQL Server and </w:t>
-      </w:r>
-      <w:proofErr w:type="spellStart"/>
-      <w:r>
-        <w:rPr>
-          <w:rStyle w:val="Strong"/>
-          <w:rFonts w:ascii="Arial" w:hAnsi="Arial" w:cs="Arial"/>
-          <w:sz w:val="18"/>
-        </w:rPr>
-        <w:t>PostgreSQL</w:t>
-      </w:r>
-      <w:proofErr w:type="spellEnd"/>
-      <w:r>
-        <w:rPr>
-          <w:rFonts w:ascii="Arial" w:hAnsi="Arial" w:cs="Arial"/>
-          <w:sz w:val="18"/>
-        </w:rPr>
-        <w:t>.</w:t>
+        <w:jc w:val="both"/>
+        <w:rPr>
+          <w:rFonts w:ascii="Arial" w:hAnsi="Arial" w:cs="Arial"/>
+          <w:sz w:val="18"/>
+        </w:rPr>
+      </w:pPr>
+      <w:r>
+        <w:rPr>
+          <w:rFonts w:ascii="Arial" w:hAnsi="Arial" w:cs="Arial"/>
+          <w:sz w:val="18"/>
+        </w:rPr>
+        <w:t xml:space="preserve">Delivered internal tools UI using early </w:t>
+      </w:r>
+      <w:proofErr w:type="gramStart"/>
+      <w:r>
+        <w:rPr>
+          <w:rStyle w:val="Strong"/>
+          <w:rFonts w:ascii="Arial" w:hAnsi="Arial" w:cs="Arial"/>
+          <w:sz w:val="18"/>
+        </w:rPr>
+        <w:t>React</w:t>
+      </w:r>
+      <w:proofErr w:type="gramEnd"/>
+      <w:r>
+        <w:rPr>
+          <w:rFonts w:ascii="Arial" w:hAnsi="Arial" w:cs="Arial"/>
+          <w:sz w:val="18"/>
+        </w:rPr>
+        <w:t xml:space="preserve"> patterns, integrating screens with </w:t>
+      </w:r>
+      <w:r>
+        <w:rPr>
+          <w:rStyle w:val="Strong"/>
+          <w:rFonts w:ascii="Arial" w:hAnsi="Arial" w:cs="Arial"/>
+          <w:sz w:val="18"/>
+        </w:rPr>
+        <w:t>Node.js</w:t>
+      </w:r>
+      <w:r>
+        <w:rPr>
+          <w:rFonts w:ascii="Arial" w:hAnsi="Arial" w:cs="Arial"/>
+          <w:sz w:val="18"/>
+        </w:rPr>
+        <w:t xml:space="preserve"> APIs to streamline internal workflows.</w:t>
       </w:r>
     </w:p>
     <w:p>
@@ -4374,35 +4593,20 @@
         <w:pStyle w:val="NormalWeb"/>
         <w:numPr>
           <w:ilvl w:val="0"/>
-          <w:numId w:val="34"/>
+          <w:numId w:val="8"/>
         </w:numPr>
-        <w:rPr>
-          <w:rFonts w:ascii="Arial" w:hAnsi="Arial" w:cs="Arial"/>
-          <w:sz w:val="18"/>
-        </w:rPr>
-      </w:pPr>
-      <w:r>
-        <w:rPr>
-          <w:rFonts w:ascii="Arial" w:hAnsi="Arial" w:cs="Arial"/>
-          <w:sz w:val="18"/>
-        </w:rPr>
-        <w:t xml:space="preserve">Built </w:t>
-      </w:r>
-      <w:proofErr w:type="spellStart"/>
-      <w:r>
-        <w:rPr>
-          <w:rFonts w:ascii="Arial" w:hAnsi="Arial" w:cs="Arial"/>
-          <w:sz w:val="18"/>
-        </w:rPr>
-        <w:t>AngularJS</w:t>
-      </w:r>
-      <w:proofErr w:type="spellEnd"/>
-      <w:r>
-        <w:rPr>
-          <w:rFonts w:ascii="Arial" w:hAnsi="Arial" w:cs="Arial"/>
-          <w:sz w:val="18"/>
-        </w:rPr>
-        <w:t xml:space="preserve"> and early React UIs with consistent validation and predictable navigation patterns.</w:t>
+        <w:jc w:val="both"/>
+        <w:rPr>
+          <w:rFonts w:ascii="Arial" w:hAnsi="Arial" w:cs="Arial"/>
+          <w:sz w:val="18"/>
+        </w:rPr>
+      </w:pPr>
+      <w:r>
+        <w:rPr>
+          <w:rFonts w:ascii="Arial" w:hAnsi="Arial" w:cs="Arial"/>
+          <w:sz w:val="18"/>
+        </w:rPr>
+        <w:t>Implemented REST-style controllers with predictable validation and error responses, reducing client guesswork and support time.</w:t>
       </w:r>
     </w:p>
     <w:p>
@@ -4410,19 +4614,35 @@
         <w:pStyle w:val="NormalWeb"/>
         <w:numPr>
           <w:ilvl w:val="0"/>
-          <w:numId w:val="34"/>
+          <w:numId w:val="8"/>
         </w:numPr>
-        <w:rPr>
-          <w:rFonts w:ascii="Arial" w:hAnsi="Arial" w:cs="Arial"/>
-          <w:sz w:val="18"/>
-        </w:rPr>
-      </w:pPr>
-      <w:r>
-        <w:rPr>
-          <w:rFonts w:ascii="Arial" w:hAnsi="Arial" w:cs="Arial"/>
-          <w:sz w:val="18"/>
-        </w:rPr>
-        <w:t>Implemented background ETL utilities in Node and SQL for reconciliation and auditable backfills.</w:t>
+        <w:jc w:val="both"/>
+        <w:rPr>
+          <w:rFonts w:ascii="Arial" w:hAnsi="Arial" w:cs="Arial"/>
+          <w:sz w:val="18"/>
+        </w:rPr>
+      </w:pPr>
+      <w:r>
+        <w:rPr>
+          <w:rFonts w:ascii="Arial" w:hAnsi="Arial" w:cs="Arial"/>
+          <w:sz w:val="18"/>
+        </w:rPr>
+        <w:t xml:space="preserve">Built data access logic with disciplined transaction handling across </w:t>
+      </w:r>
+      <w:r>
+        <w:rPr>
+          <w:rStyle w:val="Strong"/>
+          <w:rFonts w:ascii="Arial" w:hAnsi="Arial" w:cs="Arial"/>
+          <w:sz w:val="18"/>
+        </w:rPr>
+        <w:t>SQL Server</w:t>
+      </w:r>
+      <w:r>
+        <w:rPr>
+          <w:rFonts w:ascii="Arial" w:hAnsi="Arial" w:cs="Arial"/>
+          <w:sz w:val="18"/>
+        </w:rPr>
+        <w:t>, reducing inconsistencies that previously required manual cleanup.</w:t>
       </w:r>
     </w:p>
     <w:p>
@@ -4430,36 +4650,35 @@
         <w:pStyle w:val="NormalWeb"/>
         <w:numPr>
           <w:ilvl w:val="0"/>
-          <w:numId w:val="34"/>
+          <w:numId w:val="8"/>
         </w:numPr>
-        <w:rPr>
-          <w:rFonts w:ascii="Arial" w:hAnsi="Arial" w:cs="Arial"/>
-          <w:sz w:val="18"/>
-        </w:rPr>
-      </w:pPr>
-      <w:r>
-        <w:rPr>
-          <w:rFonts w:ascii="Arial" w:hAnsi="Arial" w:cs="Arial"/>
-          <w:sz w:val="18"/>
-        </w:rPr>
-        <w:t xml:space="preserve">Added caching and session layers with </w:t>
-      </w:r>
-      <w:proofErr w:type="spellStart"/>
-      <w:r>
-        <w:rPr>
-          <w:rStyle w:val="Strong"/>
-          <w:rFonts w:ascii="Arial" w:hAnsi="Arial" w:cs="Arial"/>
-          <w:sz w:val="18"/>
-        </w:rPr>
-        <w:t>Redis</w:t>
-      </w:r>
-      <w:proofErr w:type="spellEnd"/>
-      <w:r>
-        <w:rPr>
-          <w:rFonts w:ascii="Arial" w:hAnsi="Arial" w:cs="Arial"/>
-          <w:sz w:val="18"/>
-        </w:rPr>
-        <w:t>, reducing heavy read patterns on reporting endpoints.</w:t>
+        <w:jc w:val="both"/>
+        <w:rPr>
+          <w:rFonts w:ascii="Arial" w:hAnsi="Arial" w:cs="Arial"/>
+          <w:sz w:val="18"/>
+        </w:rPr>
+      </w:pPr>
+      <w:r>
+        <w:rPr>
+          <w:rFonts w:ascii="Arial" w:hAnsi="Arial" w:cs="Arial"/>
+          <w:sz w:val="18"/>
+        </w:rPr>
+        <w:t xml:space="preserve">Standardized build and deployment hygiene using </w:t>
+      </w:r>
+      <w:r>
+        <w:rPr>
+          <w:rStyle w:val="Strong"/>
+          <w:rFonts w:ascii="Arial" w:hAnsi="Arial" w:cs="Arial"/>
+          <w:sz w:val="18"/>
+        </w:rPr>
+        <w:t>Jenkins</w:t>
+      </w:r>
+      <w:r>
+        <w:rPr>
+          <w:rFonts w:ascii="Arial" w:hAnsi="Arial" w:cs="Arial"/>
+          <w:sz w:val="18"/>
+        </w:rPr>
+        <w:t xml:space="preserve"> conventions to eliminate environment-specific failures during local development and CI.</w:t>
       </w:r>
     </w:p>
     <w:p>
@@ -4467,36 +4686,50 @@
         <w:pStyle w:val="NormalWeb"/>
         <w:numPr>
           <w:ilvl w:val="0"/>
-          <w:numId w:val="34"/>
+          <w:numId w:val="8"/>
         </w:numPr>
-        <w:rPr>
-          <w:rFonts w:ascii="Arial" w:hAnsi="Arial" w:cs="Arial"/>
-          <w:sz w:val="18"/>
-        </w:rPr>
-      </w:pPr>
-      <w:r>
-        <w:rPr>
-          <w:rFonts w:ascii="Arial" w:hAnsi="Arial" w:cs="Arial"/>
-          <w:sz w:val="18"/>
-        </w:rPr>
-        <w:t xml:space="preserve">Introduced search indexing with </w:t>
-      </w:r>
-      <w:proofErr w:type="spellStart"/>
-      <w:r>
-        <w:rPr>
-          <w:rStyle w:val="Strong"/>
-          <w:rFonts w:ascii="Arial" w:hAnsi="Arial" w:cs="Arial"/>
-          <w:sz w:val="18"/>
-        </w:rPr>
-        <w:t>Elasticsearch</w:t>
-      </w:r>
-      <w:proofErr w:type="spellEnd"/>
-      <w:r>
-        <w:rPr>
-          <w:rFonts w:ascii="Arial" w:hAnsi="Arial" w:cs="Arial"/>
-          <w:sz w:val="18"/>
-        </w:rPr>
-        <w:t>, improving discoverability across operational datasets.</w:t>
+        <w:jc w:val="both"/>
+        <w:rPr>
+          <w:rFonts w:ascii="Arial" w:hAnsi="Arial" w:cs="Arial"/>
+          <w:sz w:val="18"/>
+        </w:rPr>
+      </w:pPr>
+      <w:r>
+        <w:rPr>
+          <w:rFonts w:ascii="Arial" w:hAnsi="Arial" w:cs="Arial"/>
+          <w:sz w:val="18"/>
+        </w:rPr>
+        <w:t xml:space="preserve">Added targeted unit tests around failure-prone business rules using </w:t>
+      </w:r>
+      <w:r>
+        <w:rPr>
+          <w:rStyle w:val="Strong"/>
+          <w:rFonts w:ascii="Arial" w:hAnsi="Arial" w:cs="Arial"/>
+          <w:sz w:val="18"/>
+        </w:rPr>
+        <w:t>Mocha</w:t>
+      </w:r>
+      <w:r>
+        <w:rPr>
+          <w:rFonts w:ascii="Arial" w:hAnsi="Arial" w:cs="Arial"/>
+          <w:sz w:val="18"/>
+        </w:rPr>
+        <w:t xml:space="preserve"> and </w:t>
+      </w:r>
+      <w:r>
+        <w:rPr>
+          <w:rStyle w:val="Strong"/>
+          <w:rFonts w:ascii="Arial" w:hAnsi="Arial" w:cs="Arial"/>
+          <w:sz w:val="18"/>
+        </w:rPr>
+        <w:t>Chai</w:t>
+      </w:r>
+      <w:r>
+        <w:rPr>
+          <w:rFonts w:ascii="Arial" w:hAnsi="Arial" w:cs="Arial"/>
+          <w:sz w:val="18"/>
+        </w:rPr>
+        <w:t>, catching regressions early and reducing production surprises.</w:t>
       </w:r>
     </w:p>
     <w:p>
@@ -4504,51 +4737,20 @@
         <w:pStyle w:val="NormalWeb"/>
         <w:numPr>
           <w:ilvl w:val="0"/>
-          <w:numId w:val="34"/>
+          <w:numId w:val="8"/>
         </w:numPr>
-        <w:rPr>
-          <w:rFonts w:ascii="Arial" w:hAnsi="Arial" w:cs="Arial"/>
-          <w:sz w:val="18"/>
-        </w:rPr>
-      </w:pPr>
-      <w:r>
-        <w:rPr>
-          <w:rFonts w:ascii="Arial" w:hAnsi="Arial" w:cs="Arial"/>
-          <w:sz w:val="18"/>
-        </w:rPr>
-        <w:t xml:space="preserve">Structured CI builds with </w:t>
-      </w:r>
-      <w:proofErr w:type="spellStart"/>
-      <w:r>
-        <w:rPr>
-          <w:rFonts w:ascii="Arial" w:hAnsi="Arial" w:cs="Arial"/>
-          <w:sz w:val="18"/>
-        </w:rPr>
-        <w:t>Docker</w:t>
-      </w:r>
-      <w:proofErr w:type="spellEnd"/>
-      <w:r>
-        <w:rPr>
-          <w:rFonts w:ascii="Arial" w:hAnsi="Arial" w:cs="Arial"/>
-          <w:sz w:val="18"/>
-        </w:rPr>
-        <w:t xml:space="preserve"> and early </w:t>
-      </w:r>
-      <w:proofErr w:type="spellStart"/>
-      <w:r>
-        <w:rPr>
-          <w:rFonts w:ascii="Arial" w:hAnsi="Arial" w:cs="Arial"/>
-          <w:sz w:val="18"/>
-        </w:rPr>
-        <w:t>Kubernetes</w:t>
-      </w:r>
-      <w:proofErr w:type="spellEnd"/>
-      <w:r>
-        <w:rPr>
-          <w:rFonts w:ascii="Arial" w:hAnsi="Arial" w:cs="Arial"/>
-          <w:sz w:val="18"/>
-        </w:rPr>
-        <w:t xml:space="preserve"> patterns for consistent deployments.</w:t>
+        <w:jc w:val="both"/>
+        <w:rPr>
+          <w:rFonts w:ascii="Arial" w:hAnsi="Arial" w:cs="Arial"/>
+          <w:sz w:val="18"/>
+        </w:rPr>
+      </w:pPr>
+      <w:r>
+        <w:rPr>
+          <w:rFonts w:ascii="Arial" w:hAnsi="Arial" w:cs="Arial"/>
+          <w:sz w:val="18"/>
+        </w:rPr>
+        <w:t>Partnered with senior engineers to troubleshoot performance issues using logs and query inspection, improving bottleneck isolation in practice.</w:t>
       </w:r>
     </w:p>
     <w:p>
@@ -4556,44 +4758,54 @@
         <w:pStyle w:val="NormalWeb"/>
         <w:numPr>
           <w:ilvl w:val="0"/>
-          <w:numId w:val="34"/>
+          <w:numId w:val="8"/>
         </w:numPr>
-        <w:rPr>
-          <w:rFonts w:ascii="Arial" w:hAnsi="Arial" w:cs="Arial"/>
-          <w:sz w:val="18"/>
-        </w:rPr>
-      </w:pPr>
-      <w:r>
-        <w:rPr>
-          <w:rFonts w:ascii="Arial" w:hAnsi="Arial" w:cs="Arial"/>
-          <w:sz w:val="18"/>
-        </w:rPr>
-        <w:t xml:space="preserve">Implemented logging pipelines into </w:t>
-      </w:r>
-      <w:proofErr w:type="spellStart"/>
-      <w:r>
-        <w:rPr>
-          <w:rStyle w:val="Strong"/>
-          <w:rFonts w:ascii="Arial" w:hAnsi="Arial" w:cs="Arial"/>
-          <w:sz w:val="18"/>
-        </w:rPr>
-        <w:t>CloudWatch</w:t>
-      </w:r>
-      <w:proofErr w:type="spellEnd"/>
-      <w:r>
-        <w:rPr>
-          <w:rStyle w:val="Strong"/>
-          <w:rFonts w:ascii="Arial" w:hAnsi="Arial" w:cs="Arial"/>
-          <w:sz w:val="18"/>
-        </w:rPr>
-        <w:t xml:space="preserve"> and ELK</w:t>
-      </w:r>
-      <w:r>
-        <w:rPr>
-          <w:rFonts w:ascii="Arial" w:hAnsi="Arial" w:cs="Arial"/>
-          <w:sz w:val="18"/>
-        </w:rPr>
-        <w:t>, reducing manual troubleshooting.</w:t>
+        <w:jc w:val="both"/>
+        <w:rPr>
+          <w:rFonts w:ascii="Arial" w:hAnsi="Arial" w:cs="Arial"/>
+          <w:sz w:val="18"/>
+        </w:rPr>
+      </w:pPr>
+      <w:r>
+        <w:rPr>
+          <w:rFonts w:ascii="Arial" w:hAnsi="Arial" w:cs="Arial"/>
+          <w:sz w:val="18"/>
+        </w:rPr>
+        <w:lastRenderedPageBreak/>
+        <w:t xml:space="preserve">Supported queue-based background jobs using </w:t>
+      </w:r>
+      <w:proofErr w:type="spellStart"/>
+      <w:r>
+        <w:rPr>
+          <w:rStyle w:val="Strong"/>
+          <w:rFonts w:ascii="Arial" w:hAnsi="Arial" w:cs="Arial"/>
+          <w:sz w:val="18"/>
+        </w:rPr>
+        <w:t>RabbitMQ</w:t>
+      </w:r>
+      <w:proofErr w:type="spellEnd"/>
+      <w:r>
+        <w:rPr>
+          <w:rFonts w:ascii="Arial" w:hAnsi="Arial" w:cs="Arial"/>
+          <w:sz w:val="18"/>
+        </w:rPr>
+        <w:t>, improving retry/</w:t>
+      </w:r>
+      <w:proofErr w:type="spellStart"/>
+      <w:r>
+        <w:rPr>
+          <w:rFonts w:ascii="Arial" w:hAnsi="Arial" w:cs="Arial"/>
+          <w:sz w:val="18"/>
+        </w:rPr>
+        <w:t>backoff</w:t>
+      </w:r>
+      <w:proofErr w:type="spellEnd"/>
+      <w:r>
+        <w:rPr>
+          <w:rFonts w:ascii="Arial" w:hAnsi="Arial" w:cs="Arial"/>
+          <w:sz w:val="18"/>
+        </w:rPr>
+        <w:t xml:space="preserve"> behavior and making job processing more predictable.</w:t>
       </w:r>
     </w:p>
     <w:p>
@@ -4601,19 +4813,37 @@
         <w:pStyle w:val="NormalWeb"/>
         <w:numPr>
           <w:ilvl w:val="0"/>
-          <w:numId w:val="34"/>
+          <w:numId w:val="8"/>
         </w:numPr>
-        <w:rPr>
-          <w:rFonts w:ascii="Arial" w:hAnsi="Arial" w:cs="Arial"/>
-          <w:sz w:val="18"/>
-        </w:rPr>
-      </w:pPr>
-      <w:r>
-        <w:rPr>
-          <w:rFonts w:ascii="Arial" w:hAnsi="Arial" w:cs="Arial"/>
-          <w:sz w:val="18"/>
-        </w:rPr>
-        <w:t>Optimized slow database reports through indexing and query refactoring.</w:t>
+        <w:jc w:val="both"/>
+        <w:rPr>
+          <w:rFonts w:ascii="Arial" w:hAnsi="Arial" w:cs="Arial"/>
+          <w:sz w:val="18"/>
+        </w:rPr>
+      </w:pPr>
+      <w:r>
+        <w:rPr>
+          <w:rFonts w:ascii="Arial" w:hAnsi="Arial" w:cs="Arial"/>
+          <w:sz w:val="18"/>
+        </w:rPr>
+        <w:t xml:space="preserve">Added basic caching for high-read endpoints using </w:t>
+      </w:r>
+      <w:proofErr w:type="spellStart"/>
+      <w:r>
+        <w:rPr>
+          <w:rStyle w:val="Strong"/>
+          <w:rFonts w:ascii="Arial" w:hAnsi="Arial" w:cs="Arial"/>
+          <w:sz w:val="18"/>
+        </w:rPr>
+        <w:t>Redis</w:t>
+      </w:r>
+      <w:proofErr w:type="spellEnd"/>
+      <w:r>
+        <w:rPr>
+          <w:rFonts w:ascii="Arial" w:hAnsi="Arial" w:cs="Arial"/>
+          <w:sz w:val="18"/>
+        </w:rPr>
+        <w:t>, reducing repeated database reads during peak usage windows.</w:t>
       </w:r>
     </w:p>
     <w:p>
@@ -4621,20 +4851,48 @@
         <w:pStyle w:val="NormalWeb"/>
         <w:numPr>
           <w:ilvl w:val="0"/>
-          <w:numId w:val="34"/>
+          <w:numId w:val="8"/>
         </w:numPr>
-        <w:rPr>
-          <w:rFonts w:ascii="Arial" w:hAnsi="Arial" w:cs="Arial"/>
-          <w:sz w:val="18"/>
-        </w:rPr>
-      </w:pPr>
-      <w:r>
-        <w:rPr>
-          <w:rFonts w:ascii="Arial" w:hAnsi="Arial" w:cs="Arial"/>
-          <w:sz w:val="18"/>
-        </w:rPr>
-        <w:t>Partnered cross-functionally to translate ambiguous business workflows into incremental deliverables.</w:t>
-      </w:r>
+        <w:jc w:val="both"/>
+        <w:rPr>
+          <w:rFonts w:ascii="Arial" w:hAnsi="Arial" w:cs="Arial"/>
+          <w:sz w:val="18"/>
+        </w:rPr>
+      </w:pPr>
+      <w:r>
+        <w:rPr>
+          <w:rFonts w:ascii="Arial" w:hAnsi="Arial" w:cs="Arial"/>
+          <w:sz w:val="18"/>
+        </w:rPr>
+        <w:t xml:space="preserve">Implemented early search capabilities using </w:t>
+      </w:r>
+      <w:proofErr w:type="spellStart"/>
+      <w:r>
+        <w:rPr>
+          <w:rStyle w:val="Strong"/>
+          <w:rFonts w:ascii="Arial" w:hAnsi="Arial" w:cs="Arial"/>
+          <w:sz w:val="18"/>
+        </w:rPr>
+        <w:t>Elasticsearch</w:t>
+      </w:r>
+      <w:proofErr w:type="spellEnd"/>
+      <w:r>
+        <w:rPr>
+          <w:rFonts w:ascii="Arial" w:hAnsi="Arial" w:cs="Arial"/>
+          <w:sz w:val="18"/>
+        </w:rPr>
+        <w:t>, enabling fast filtering for internal users without heavy database load.</w:t>
+      </w:r>
+    </w:p>
+    <w:p>
+      <w:pPr>
+        <w:pStyle w:val="NormalWeb"/>
+        <w:jc w:val="both"/>
+        <w:rPr>
+          <w:rFonts w:ascii="Arial" w:hAnsi="Arial" w:cs="Arial"/>
+          <w:sz w:val="18"/>
+        </w:rPr>
+      </w:pPr>
     </w:p>
     <w:p>
       <w:pPr>
@@ -4755,38 +5013,64 @@
         <w:pStyle w:val="ListParagraph"/>
         <w:numPr>
           <w:ilvl w:val="0"/>
-          <w:numId w:val="13"/>
+          <w:numId w:val="2"/>
         </w:numPr>
         <w:jc w:val="both"/>
-      </w:pPr>
-      <w:r>
+        <w:rPr>
+          <w:rFonts w:ascii="Arial" w:hAnsi="Arial" w:cs="Arial"/>
+          <w:sz w:val="18"/>
+        </w:rPr>
+      </w:pPr>
+      <w:r>
+        <w:rPr>
+          <w:rFonts w:ascii="Arial" w:hAnsi="Arial" w:cs="Arial"/>
+          <w:sz w:val="18"/>
+        </w:rPr>
         <w:t xml:space="preserve">Built strong foundations in </w:t>
       </w:r>
       <w:r>
         <w:rPr>
           <w:rStyle w:val="Strong"/>
+          <w:rFonts w:ascii="Arial" w:hAnsi="Arial" w:cs="Arial"/>
+          <w:sz w:val="18"/>
         </w:rPr>
         <w:t>algorithms</w:t>
       </w:r>
       <w:r>
-        <w:t xml:space="preserve">, </w:t>
-      </w:r>
-      <w:r>
-        <w:rPr>
-          <w:rStyle w:val="Strong"/>
+        <w:rPr>
+          <w:rFonts w:ascii="Arial" w:hAnsi="Arial" w:cs="Arial"/>
+          <w:sz w:val="18"/>
+        </w:rPr>
+        <w:t xml:space="preserve">, </w:t>
+      </w:r>
+      <w:r>
+        <w:rPr>
+          <w:rStyle w:val="Strong"/>
+          <w:rFonts w:ascii="Arial" w:hAnsi="Arial" w:cs="Arial"/>
+          <w:sz w:val="18"/>
         </w:rPr>
         <w:t>databases</w:t>
       </w:r>
       <w:r>
+        <w:rPr>
+          <w:rFonts w:ascii="Arial" w:hAnsi="Arial" w:cs="Arial"/>
+          <w:sz w:val="18"/>
+        </w:rPr>
         <w:t xml:space="preserve">, and </w:t>
       </w:r>
       <w:r>
         <w:rPr>
           <w:rStyle w:val="Strong"/>
+          <w:rFonts w:ascii="Arial" w:hAnsi="Arial" w:cs="Arial"/>
+          <w:sz w:val="18"/>
         </w:rPr>
         <w:t>software engineering</w:t>
       </w:r>
       <w:r>
+        <w:rPr>
+          <w:rFonts w:ascii="Arial" w:hAnsi="Arial" w:cs="Arial"/>
+          <w:sz w:val="18"/>
+        </w:rPr>
         <w:t>, applying coursework through practical team projects and production-style system design.</w:t>
       </w:r>
     </w:p>
@@ -4848,7 +5132,7 @@
         <w:pStyle w:val="NormalWeb"/>
         <w:numPr>
           <w:ilvl w:val="0"/>
-          <w:numId w:val="30"/>
+          <w:numId w:val="3"/>
         </w:numPr>
         <w:spacing w:before="0" w:beforeAutospacing="0" w:after="0" w:afterAutospacing="0"/>
         <w:jc w:val="both"/>
@@ -4951,7 +5235,7 @@
         <w:pStyle w:val="NormalWeb"/>
         <w:numPr>
           <w:ilvl w:val="0"/>
-          <w:numId w:val="30"/>
+          <w:numId w:val="3"/>
         </w:numPr>
         <w:spacing w:before="0" w:beforeAutospacing="0" w:after="0" w:afterAutospacing="0"/>
         <w:jc w:val="both"/>
@@ -4965,7 +5249,6 @@
           <w:rFonts w:ascii="Arial" w:hAnsi="Arial" w:cs="Arial"/>
           <w:sz w:val="18"/>
         </w:rPr>
-        <w:lastRenderedPageBreak/>
         <w:t xml:space="preserve">Added actionable alerting around latency/error SLO signals using </w:t>
       </w:r>
       <w:r>
@@ -5022,7 +5305,7 @@
         <w:pStyle w:val="NormalWeb"/>
         <w:numPr>
           <w:ilvl w:val="0"/>
-          <w:numId w:val="30"/>
+          <w:numId w:val="3"/>
         </w:numPr>
         <w:spacing w:before="0" w:beforeAutospacing="0" w:after="0" w:afterAutospacing="0"/>
         <w:jc w:val="both"/>
@@ -5064,7 +5347,7 @@
         <w:pStyle w:val="NormalWeb"/>
         <w:numPr>
           <w:ilvl w:val="0"/>
-          <w:numId w:val="31"/>
+          <w:numId w:val="4"/>
         </w:numPr>
         <w:spacing w:before="0" w:beforeAutospacing="0" w:after="0" w:afterAutospacing="0"/>
         <w:jc w:val="both"/>
@@ -5195,7 +5478,7 @@
         <w:pStyle w:val="NormalWeb"/>
         <w:numPr>
           <w:ilvl w:val="0"/>
-          <w:numId w:val="31"/>
+          <w:numId w:val="4"/>
         </w:numPr>
         <w:spacing w:before="0" w:beforeAutospacing="0" w:after="0" w:afterAutospacing="0"/>
         <w:jc w:val="both"/>
@@ -5290,126 +5573,13 @@
 <file path=word/numbering.xml><?xml version="1.0" encoding="utf-8"?>
 <w:numbering xmlns:wpc="http://schemas.microsoft.com/office/word/2010/wordprocessingCanvas" xmlns:mc="http://schemas.openxmlformats.org/markup-compatibility/2006" xmlns:o="urn:schemas-microsoft-com:office:office" xmlns:r="http://schemas.openxmlformats.org/officeDocument/2006/relationships" xmlns:m="http://schemas.openxmlformats.org/officeDocument/2006/math" xmlns:v="urn:schemas-microsoft-com:vml" xmlns:wp14="http://schemas.microsoft.com/office/word/2010/wordprocessingDrawing" xmlns:wp="http://schemas.openxmlformats.org/drawingml/2006/wordprocessingDrawing" xmlns:w10="urn:schemas-microsoft-com:office:word" xmlns:w="http://schemas.openxmlformats.org/wordprocessingml/2006/main" xmlns:w14="http://schemas.microsoft.com/office/word/2010/wordml" xmlns:wpg="http://schemas.microsoft.com/office/word/2010/wordprocessingGroup" xmlns:wpi="http://schemas.microsoft.com/office/word/2010/wordprocessingInk" xmlns:wne="http://schemas.microsoft.com/office/word/2006/wordml" xmlns:wps="http://schemas.microsoft.com/office/word/2010/wordprocessingShape" mc:Ignorable="w14 wp14">
   <w:abstractNum w:abstractNumId="0">
-    <w:nsid w:val="00DE79BD"/>
-    <w:multiLevelType w:val="hybridMultilevel"/>
-    <w:tmpl w:val="3CC4BCD8"/>
-    <w:lvl w:ilvl="0" w:tplc="0409000B">
+    <w:nsid w:val="1B640FDE"/>
+    <w:multiLevelType w:val="multilevel"/>
+    <w:tmpl w:val="F32A36FE"/>
+    <w:lvl w:ilvl="0">
       <w:start w:val="1"/>
       <w:numFmt w:val="bullet"/>
       <w:lvlText w:val=""/>
-      <w:lvlJc w:val="left"/>
-      <w:pPr>
-        <w:ind w:left="360" w:hanging="360"/>
-      </w:pPr>
-      <w:rPr>
-        <w:rFonts w:ascii="Wingdings" w:hAnsi="Wingdings" w:hint="default"/>
-      </w:rPr>
-    </w:lvl>
-    <w:lvl w:ilvl="1" w:tplc="04090003" w:tentative="1">
-      <w:start w:val="1"/>
-      <w:numFmt w:val="bullet"/>
-      <w:lvlText w:val="o"/>
-      <w:lvlJc w:val="left"/>
-      <w:pPr>
-        <w:ind w:left="1080" w:hanging="360"/>
-      </w:pPr>
-      <w:rPr>
-        <w:rFonts w:ascii="Courier New" w:hAnsi="Courier New" w:cs="Courier New" w:hint="default"/>
-      </w:rPr>
-    </w:lvl>
-    <w:lvl w:ilvl="2" w:tplc="04090005" w:tentative="1">
-      <w:start w:val="1"/>
-      <w:numFmt w:val="bullet"/>
-      <w:lvlText w:val=""/>
-      <w:lvlJc w:val="left"/>
-      <w:pPr>
-        <w:ind w:left="1800" w:hanging="360"/>
-      </w:pPr>
-      <w:rPr>
-        <w:rFonts w:ascii="Wingdings" w:hAnsi="Wingdings" w:hint="default"/>
-      </w:rPr>
-    </w:lvl>
-    <w:lvl w:ilvl="3" w:tplc="04090001" w:tentative="1">
-      <w:start w:val="1"/>
-      <w:numFmt w:val="bullet"/>
-      <w:lvlText w:val=""/>
-      <w:lvlJc w:val="left"/>
-      <w:pPr>
-        <w:ind w:left="2520" w:hanging="360"/>
-      </w:pPr>
-      <w:rPr>
-        <w:rFonts w:ascii="Symbol" w:hAnsi="Symbol" w:hint="default"/>
-      </w:rPr>
-    </w:lvl>
-    <w:lvl w:ilvl="4" w:tplc="04090003" w:tentative="1">
-      <w:start w:val="1"/>
-      <w:numFmt w:val="bullet"/>
-      <w:lvlText w:val="o"/>
-      <w:lvlJc w:val="left"/>
-      <w:pPr>
-        <w:ind w:left="3240" w:hanging="360"/>
-      </w:pPr>
-      <w:rPr>
-        <w:rFonts w:ascii="Courier New" w:hAnsi="Courier New" w:cs="Courier New" w:hint="default"/>
-      </w:rPr>
-    </w:lvl>
-    <w:lvl w:ilvl="5" w:tplc="04090005" w:tentative="1">
-      <w:start w:val="1"/>
-      <w:numFmt w:val="bullet"/>
-      <w:lvlText w:val=""/>
-      <w:lvlJc w:val="left"/>
-      <w:pPr>
-        <w:ind w:left="3960" w:hanging="360"/>
-      </w:pPr>
-      <w:rPr>
-        <w:rFonts w:ascii="Wingdings" w:hAnsi="Wingdings" w:hint="default"/>
-      </w:rPr>
-    </w:lvl>
-    <w:lvl w:ilvl="6" w:tplc="04090001" w:tentative="1">
-      <w:start w:val="1"/>
-      <w:numFmt w:val="bullet"/>
-      <w:lvlText w:val=""/>
-      <w:lvlJc w:val="left"/>
-      <w:pPr>
-        <w:ind w:left="4680" w:hanging="360"/>
-      </w:pPr>
-      <w:rPr>
-        <w:rFonts w:ascii="Symbol" w:hAnsi="Symbol" w:hint="default"/>
-      </w:rPr>
-    </w:lvl>
-    <w:lvl w:ilvl="7" w:tplc="04090003" w:tentative="1">
-      <w:start w:val="1"/>
-      <w:numFmt w:val="bullet"/>
-      <w:lvlText w:val="o"/>
-      <w:lvlJc w:val="left"/>
-      <w:pPr>
-        <w:ind w:left="5400" w:hanging="360"/>
-      </w:pPr>
-      <w:rPr>
-        <w:rFonts w:ascii="Courier New" w:hAnsi="Courier New" w:cs="Courier New" w:hint="default"/>
-      </w:rPr>
-    </w:lvl>
-    <w:lvl w:ilvl="8" w:tplc="04090005" w:tentative="1">
-      <w:start w:val="1"/>
-      <w:numFmt w:val="bullet"/>
-      <w:lvlText w:val=""/>
-      <w:lvlJc w:val="left"/>
-      <w:pPr>
-        <w:ind w:left="6120" w:hanging="360"/>
-      </w:pPr>
-      <w:rPr>
-        <w:rFonts w:ascii="Wingdings" w:hAnsi="Wingdings" w:hint="default"/>
-      </w:rPr>
-    </w:lvl>
-  </w:abstractNum>
-  <w:abstractNum w:abstractNumId="1">
-    <w:nsid w:val="04CB1D9C"/>
-    <w:multiLevelType w:val="multilevel"/>
-    <w:tmpl w:val="59AA3D7A"/>
-    <w:lvl w:ilvl="0">
-      <w:start w:val="1"/>
-      <w:numFmt w:val="bullet"/>
-      <w:lvlText w:val=""/>
       <w:lvlJc w:val="left"/>
       <w:pPr>
         <w:tabs>
@@ -5551,10 +5721,10 @@
       </w:rPr>
     </w:lvl>
   </w:abstractNum>
-  <w:abstractNum w:abstractNumId="2">
-    <w:nsid w:val="06AB7B8A"/>
+  <w:abstractNum w:abstractNumId="1">
+    <w:nsid w:val="2A9130BD"/>
     <w:multiLevelType w:val="hybridMultilevel"/>
-    <w:tmpl w:val="598CB546"/>
+    <w:tmpl w:val="E0D62C08"/>
     <w:lvl w:ilvl="0" w:tplc="0409000B">
       <w:start w:val="1"/>
       <w:numFmt w:val="bullet"/>
@@ -5664,19 +5834,20 @@
       </w:rPr>
     </w:lvl>
   </w:abstractNum>
-  <w:abstractNum w:abstractNumId="3">
-    <w:nsid w:val="0B1D7D4D"/>
+  <w:abstractNum w:abstractNumId="2">
+    <w:nsid w:val="2A9A0572"/>
     <w:multiLevelType w:val="hybridMultilevel"/>
-    <w:tmpl w:val="33280DAA"/>
-    <w:lvl w:ilvl="0" w:tplc="0AAE12F8">
+    <w:tmpl w:val="1D8281A0"/>
+    <w:lvl w:ilvl="0" w:tplc="0409000B">
+      <w:start w:val="1"/>
       <w:numFmt w:val="bullet"/>
-      <w:lvlText w:val=""/>
+      <w:lvlText w:val=""/>
       <w:lvlJc w:val="left"/>
       <w:pPr>
-        <w:ind w:left="720" w:hanging="360"/>
+        <w:ind w:left="360" w:hanging="360"/>
       </w:pPr>
       <w:rPr>
-        <w:rFonts w:ascii="Symbol" w:eastAsia="Times New Roman" w:hAnsi="Symbol" w:cs="Times New Roman" w:hint="default"/>
+        <w:rFonts w:ascii="Wingdings" w:hAnsi="Wingdings" w:hint="default"/>
       </w:rPr>
     </w:lvl>
     <w:lvl w:ilvl="1" w:tplc="04090003" w:tentative="1">
@@ -5685,7 +5856,7 @@
       <w:lvlText w:val="o"/>
       <w:lvlJc w:val="left"/>
       <w:pPr>
-        <w:ind w:left="1440" w:hanging="360"/>
+        <w:ind w:left="1080" w:hanging="360"/>
       </w:pPr>
       <w:rPr>
         <w:rFonts w:ascii="Courier New" w:hAnsi="Courier New" w:cs="Courier New" w:hint="default"/>
@@ -5697,7 +5868,7 @@
       <w:lvlText w:val=""/>
       <w:lvlJc w:val="left"/>
       <w:pPr>
-        <w:ind w:left="2160" w:hanging="360"/>
+        <w:ind w:left="1800" w:hanging="360"/>
       </w:pPr>
       <w:rPr>
         <w:rFonts w:ascii="Wingdings" w:hAnsi="Wingdings" w:hint="default"/>
@@ -5709,7 +5880,7 @@
       <w:lvlText w:val=""/>
       <w:lvlJc w:val="left"/>
       <w:pPr>
-        <w:ind w:left="2880" w:hanging="360"/>
+        <w:ind w:left="2520" w:hanging="360"/>
       </w:pPr>
       <w:rPr>
         <w:rFonts w:ascii="Symbol" w:hAnsi="Symbol" w:hint="default"/>
@@ -5721,7 +5892,7 @@
       <w:lvlText w:val="o"/>
       <w:lvlJc w:val="left"/>
       <w:pPr>
-        <w:ind w:left="3600" w:hanging="360"/>
+        <w:ind w:left="3240" w:hanging="360"/>
       </w:pPr>
       <w:rPr>
         <w:rFonts w:ascii="Courier New" w:hAnsi="Courier New" w:cs="Courier New" w:hint="default"/>
@@ -5733,7 +5904,7 @@
       <w:lvlText w:val=""/>
       <w:lvlJc w:val="left"/>
       <w:pPr>
-        <w:ind w:left="4320" w:hanging="360"/>
+        <w:ind w:left="3960" w:hanging="360"/>
       </w:pPr>
       <w:rPr>
         <w:rFonts w:ascii="Wingdings" w:hAnsi="Wingdings" w:hint="default"/>
@@ -5745,7 +5916,7 @@
       <w:lvlText w:val=""/>
       <w:lvlJc w:val="left"/>
       <w:pPr>
-        <w:ind w:left="5040" w:hanging="360"/>
+        <w:ind w:left="4680" w:hanging="360"/>
       </w:pPr>
       <w:rPr>
         <w:rFonts w:ascii="Symbol" w:hAnsi="Symbol" w:hint="default"/>
@@ -5757,7 +5928,7 @@
       <w:lvlText w:val="o"/>
       <w:lvlJc w:val="left"/>
       <w:pPr>
-        <w:ind w:left="5760" w:hanging="360"/>
+        <w:ind w:left="5400" w:hanging="360"/>
       </w:pPr>
       <w:rPr>
         <w:rFonts w:ascii="Courier New" w:hAnsi="Courier New" w:cs="Courier New" w:hint="default"/>
@@ -5769,26 +5940,27 @@
       <w:lvlText w:val=""/>
       <w:lvlJc w:val="left"/>
       <w:pPr>
-        <w:ind w:left="6480" w:hanging="360"/>
+        <w:ind w:left="6120" w:hanging="360"/>
       </w:pPr>
       <w:rPr>
         <w:rFonts w:ascii="Wingdings" w:hAnsi="Wingdings" w:hint="default"/>
       </w:rPr>
     </w:lvl>
   </w:abstractNum>
-  <w:abstractNum w:abstractNumId="4">
-    <w:nsid w:val="142505B7"/>
+  <w:abstractNum w:abstractNumId="3">
+    <w:nsid w:val="334777AF"/>
     <w:multiLevelType w:val="hybridMultilevel"/>
-    <w:tmpl w:val="0E485DA2"/>
-    <w:lvl w:ilvl="0" w:tplc="7E82D3BA">
+    <w:tmpl w:val="A17CC1A6"/>
+    <w:lvl w:ilvl="0" w:tplc="0409000B">
+      <w:start w:val="1"/>
       <w:numFmt w:val="bullet"/>
-      <w:lvlText w:val=""/>
+      <w:lvlText w:val=""/>
       <w:lvlJc w:val="left"/>
       <w:pPr>
-        <w:ind w:left="720" w:hanging="360"/>
+        <w:ind w:left="360" w:hanging="360"/>
       </w:pPr>
       <w:rPr>
-        <w:rFonts w:ascii="Symbol" w:eastAsia="Times New Roman" w:hAnsi="Symbol" w:cs="Times New Roman" w:hint="default"/>
+        <w:rFonts w:ascii="Wingdings" w:hAnsi="Wingdings" w:hint="default"/>
       </w:rPr>
     </w:lvl>
     <w:lvl w:ilvl="1" w:tplc="04090003" w:tentative="1">
@@ -5797,7 +5969,7 @@
       <w:lvlText w:val="o"/>
       <w:lvlJc w:val="left"/>
       <w:pPr>
-        <w:ind w:left="1440" w:hanging="360"/>
+        <w:ind w:left="1080" w:hanging="360"/>
       </w:pPr>
       <w:rPr>
         <w:rFonts w:ascii="Courier New" w:hAnsi="Courier New" w:cs="Courier New" w:hint="default"/>
@@ -5809,7 +5981,7 @@
       <w:lvlText w:val=""/>
       <w:lvlJc w:val="left"/>
       <w:pPr>
-        <w:ind w:left="2160" w:hanging="360"/>
+        <w:ind w:left="1800" w:hanging="360"/>
       </w:pPr>
       <w:rPr>
         <w:rFonts w:ascii="Wingdings" w:hAnsi="Wingdings" w:hint="default"/>
@@ -5821,7 +5993,7 @@
       <w:lvlText w:val=""/>
       <w:lvlJc w:val="left"/>
       <w:pPr>
-        <w:ind w:left="2880" w:hanging="360"/>
+        <w:ind w:left="2520" w:hanging="360"/>
       </w:pPr>
       <w:rPr>
         <w:rFonts w:ascii="Symbol" w:hAnsi="Symbol" w:hint="default"/>
@@ -5833,7 +6005,7 @@
       <w:lvlText w:val="o"/>
       <w:lvlJc w:val="left"/>
       <w:pPr>
-        <w:ind w:left="3600" w:hanging="360"/>
+        <w:ind w:left="3240" w:hanging="360"/>
       </w:pPr>
       <w:rPr>
         <w:rFonts w:ascii="Courier New" w:hAnsi="Courier New" w:cs="Courier New" w:hint="default"/>
@@ -5845,7 +6017,7 @@
       <w:lvlText w:val=""/>
       <w:lvlJc w:val="left"/>
       <w:pPr>
-        <w:ind w:left="4320" w:hanging="360"/>
+        <w:ind w:left="3960" w:hanging="360"/>
       </w:pPr>
       <w:rPr>
         <w:rFonts w:ascii="Wingdings" w:hAnsi="Wingdings" w:hint="default"/>
@@ -5857,7 +6029,7 @@
       <w:lvlText w:val=""/>
       <w:lvlJc w:val="left"/>
       <w:pPr>
-        <w:ind w:left="5040" w:hanging="360"/>
+        <w:ind w:left="4680" w:hanging="360"/>
       </w:pPr>
       <w:rPr>
         <w:rFonts w:ascii="Symbol" w:hAnsi="Symbol" w:hint="default"/>
@@ -5869,7 +6041,7 @@
       <w:lvlText w:val="o"/>
       <w:lvlJc w:val="left"/>
       <w:pPr>
-        <w:ind w:left="5760" w:hanging="360"/>
+        <w:ind w:left="5400" w:hanging="360"/>
       </w:pPr>
       <w:rPr>
         <w:rFonts w:ascii="Courier New" w:hAnsi="Courier New" w:cs="Courier New" w:hint="default"/>
@@ -5881,246 +6053,21 @@
       <w:lvlText w:val=""/>
       <w:lvlJc w:val="left"/>
       <w:pPr>
-        <w:ind w:left="6480" w:hanging="360"/>
+        <w:ind w:left="6120" w:hanging="360"/>
       </w:pPr>
       <w:rPr>
         <w:rFonts w:ascii="Wingdings" w:hAnsi="Wingdings" w:hint="default"/>
       </w:rPr>
     </w:lvl>
   </w:abstractNum>
-  <w:abstractNum w:abstractNumId="5">
-    <w:nsid w:val="154D5A85"/>
-    <w:multiLevelType w:val="hybridMultilevel"/>
-    <w:tmpl w:val="ED1CE344"/>
-    <w:lvl w:ilvl="0" w:tplc="0409000B">
+  <w:abstractNum w:abstractNumId="4">
+    <w:nsid w:val="550A31FD"/>
+    <w:multiLevelType w:val="multilevel"/>
+    <w:tmpl w:val="CF1053AA"/>
+    <w:lvl w:ilvl="0">
       <w:start w:val="1"/>
       <w:numFmt w:val="bullet"/>
       <w:lvlText w:val=""/>
-      <w:lvlJc w:val="left"/>
-      <w:pPr>
-        <w:ind w:left="360" w:hanging="360"/>
-      </w:pPr>
-      <w:rPr>
-        <w:rFonts w:ascii="Wingdings" w:hAnsi="Wingdings" w:hint="default"/>
-      </w:rPr>
-    </w:lvl>
-    <w:lvl w:ilvl="1" w:tplc="04090003" w:tentative="1">
-      <w:start w:val="1"/>
-      <w:numFmt w:val="bullet"/>
-      <w:lvlText w:val="o"/>
-      <w:lvlJc w:val="left"/>
-      <w:pPr>
-        <w:ind w:left="1080" w:hanging="360"/>
-      </w:pPr>
-      <w:rPr>
-        <w:rFonts w:ascii="Courier New" w:hAnsi="Courier New" w:cs="Courier New" w:hint="default"/>
-      </w:rPr>
-    </w:lvl>
-    <w:lvl w:ilvl="2" w:tplc="04090005" w:tentative="1">
-      <w:start w:val="1"/>
-      <w:numFmt w:val="bullet"/>
-      <w:lvlText w:val=""/>
-      <w:lvlJc w:val="left"/>
-      <w:pPr>
-        <w:ind w:left="1800" w:hanging="360"/>
-      </w:pPr>
-      <w:rPr>
-        <w:rFonts w:ascii="Wingdings" w:hAnsi="Wingdings" w:hint="default"/>
-      </w:rPr>
-    </w:lvl>
-    <w:lvl w:ilvl="3" w:tplc="04090001" w:tentative="1">
-      <w:start w:val="1"/>
-      <w:numFmt w:val="bullet"/>
-      <w:lvlText w:val=""/>
-      <w:lvlJc w:val="left"/>
-      <w:pPr>
-        <w:ind w:left="2520" w:hanging="360"/>
-      </w:pPr>
-      <w:rPr>
-        <w:rFonts w:ascii="Symbol" w:hAnsi="Symbol" w:hint="default"/>
-      </w:rPr>
-    </w:lvl>
-    <w:lvl w:ilvl="4" w:tplc="04090003" w:tentative="1">
-      <w:start w:val="1"/>
-      <w:numFmt w:val="bullet"/>
-      <w:lvlText w:val="o"/>
-      <w:lvlJc w:val="left"/>
-      <w:pPr>
-        <w:ind w:left="3240" w:hanging="360"/>
-      </w:pPr>
-      <w:rPr>
-        <w:rFonts w:ascii="Courier New" w:hAnsi="Courier New" w:cs="Courier New" w:hint="default"/>
-      </w:rPr>
-    </w:lvl>
-    <w:lvl w:ilvl="5" w:tplc="04090005" w:tentative="1">
-      <w:start w:val="1"/>
-      <w:numFmt w:val="bullet"/>
-      <w:lvlText w:val=""/>
-      <w:lvlJc w:val="left"/>
-      <w:pPr>
-        <w:ind w:left="3960" w:hanging="360"/>
-      </w:pPr>
-      <w:rPr>
-        <w:rFonts w:ascii="Wingdings" w:hAnsi="Wingdings" w:hint="default"/>
-      </w:rPr>
-    </w:lvl>
-    <w:lvl w:ilvl="6" w:tplc="04090001" w:tentative="1">
-      <w:start w:val="1"/>
-      <w:numFmt w:val="bullet"/>
-      <w:lvlText w:val=""/>
-      <w:lvlJc w:val="left"/>
-      <w:pPr>
-        <w:ind w:left="4680" w:hanging="360"/>
-      </w:pPr>
-      <w:rPr>
-        <w:rFonts w:ascii="Symbol" w:hAnsi="Symbol" w:hint="default"/>
-      </w:rPr>
-    </w:lvl>
-    <w:lvl w:ilvl="7" w:tplc="04090003" w:tentative="1">
-      <w:start w:val="1"/>
-      <w:numFmt w:val="bullet"/>
-      <w:lvlText w:val="o"/>
-      <w:lvlJc w:val="left"/>
-      <w:pPr>
-        <w:ind w:left="5400" w:hanging="360"/>
-      </w:pPr>
-      <w:rPr>
-        <w:rFonts w:ascii="Courier New" w:hAnsi="Courier New" w:cs="Courier New" w:hint="default"/>
-      </w:rPr>
-    </w:lvl>
-    <w:lvl w:ilvl="8" w:tplc="04090005" w:tentative="1">
-      <w:start w:val="1"/>
-      <w:numFmt w:val="bullet"/>
-      <w:lvlText w:val=""/>
-      <w:lvlJc w:val="left"/>
-      <w:pPr>
-        <w:ind w:left="6120" w:hanging="360"/>
-      </w:pPr>
-      <w:rPr>
-        <w:rFonts w:ascii="Wingdings" w:hAnsi="Wingdings" w:hint="default"/>
-      </w:rPr>
-    </w:lvl>
-  </w:abstractNum>
-  <w:abstractNum w:abstractNumId="6">
-    <w:nsid w:val="177B6CC1"/>
-    <w:multiLevelType w:val="hybridMultilevel"/>
-    <w:tmpl w:val="FBC66768"/>
-    <w:lvl w:ilvl="0" w:tplc="23D0578C">
-      <w:numFmt w:val="bullet"/>
-      <w:lvlText w:val=""/>
-      <w:lvlJc w:val="left"/>
-      <w:pPr>
-        <w:ind w:left="720" w:hanging="360"/>
-      </w:pPr>
-      <w:rPr>
-        <w:rFonts w:ascii="Arial" w:eastAsia="Times New Roman" w:hAnsi="Arial" w:cs="Arial" w:hint="default"/>
-      </w:rPr>
-    </w:lvl>
-    <w:lvl w:ilvl="1" w:tplc="04090003" w:tentative="1">
-      <w:start w:val="1"/>
-      <w:numFmt w:val="bullet"/>
-      <w:lvlText w:val="o"/>
-      <w:lvlJc w:val="left"/>
-      <w:pPr>
-        <w:ind w:left="1440" w:hanging="360"/>
-      </w:pPr>
-      <w:rPr>
-        <w:rFonts w:ascii="Courier New" w:hAnsi="Courier New" w:cs="Courier New" w:hint="default"/>
-      </w:rPr>
-    </w:lvl>
-    <w:lvl w:ilvl="2" w:tplc="04090005" w:tentative="1">
-      <w:start w:val="1"/>
-      <w:numFmt w:val="bullet"/>
-      <w:lvlText w:val=""/>
-      <w:lvlJc w:val="left"/>
-      <w:pPr>
-        <w:ind w:left="2160" w:hanging="360"/>
-      </w:pPr>
-      <w:rPr>
-        <w:rFonts w:ascii="Wingdings" w:hAnsi="Wingdings" w:hint="default"/>
-      </w:rPr>
-    </w:lvl>
-    <w:lvl w:ilvl="3" w:tplc="04090001" w:tentative="1">
-      <w:start w:val="1"/>
-      <w:numFmt w:val="bullet"/>
-      <w:lvlText w:val=""/>
-      <w:lvlJc w:val="left"/>
-      <w:pPr>
-        <w:ind w:left="2880" w:hanging="360"/>
-      </w:pPr>
-      <w:rPr>
-        <w:rFonts w:ascii="Symbol" w:hAnsi="Symbol" w:hint="default"/>
-      </w:rPr>
-    </w:lvl>
-    <w:lvl w:ilvl="4" w:tplc="04090003" w:tentative="1">
-      <w:start w:val="1"/>
-      <w:numFmt w:val="bullet"/>
-      <w:lvlText w:val="o"/>
-      <w:lvlJc w:val="left"/>
-      <w:pPr>
-        <w:ind w:left="3600" w:hanging="360"/>
-      </w:pPr>
-      <w:rPr>
-        <w:rFonts w:ascii="Courier New" w:hAnsi="Courier New" w:cs="Courier New" w:hint="default"/>
-      </w:rPr>
-    </w:lvl>
-    <w:lvl w:ilvl="5" w:tplc="04090005" w:tentative="1">
-      <w:start w:val="1"/>
-      <w:numFmt w:val="bullet"/>
-      <w:lvlText w:val=""/>
-      <w:lvlJc w:val="left"/>
-      <w:pPr>
-        <w:ind w:left="4320" w:hanging="360"/>
-      </w:pPr>
-      <w:rPr>
-        <w:rFonts w:ascii="Wingdings" w:hAnsi="Wingdings" w:hint="default"/>
-      </w:rPr>
-    </w:lvl>
-    <w:lvl w:ilvl="6" w:tplc="04090001" w:tentative="1">
-      <w:start w:val="1"/>
-      <w:numFmt w:val="bullet"/>
-      <w:lvlText w:val=""/>
-      <w:lvlJc w:val="left"/>
-      <w:pPr>
-        <w:ind w:left="5040" w:hanging="360"/>
-      </w:pPr>
-      <w:rPr>
-        <w:rFonts w:ascii="Symbol" w:hAnsi="Symbol" w:hint="default"/>
-      </w:rPr>
-    </w:lvl>
-    <w:lvl w:ilvl="7" w:tplc="04090003" w:tentative="1">
-      <w:start w:val="1"/>
-      <w:numFmt w:val="bullet"/>
-      <w:lvlText w:val="o"/>
-      <w:lvlJc w:val="left"/>
-      <w:pPr>
-        <w:ind w:left="5760" w:hanging="360"/>
-      </w:pPr>
-      <w:rPr>
-        <w:rFonts w:ascii="Courier New" w:hAnsi="Courier New" w:cs="Courier New" w:hint="default"/>
-      </w:rPr>
-    </w:lvl>
-    <w:lvl w:ilvl="8" w:tplc="04090005" w:tentative="1">
-      <w:start w:val="1"/>
-      <w:numFmt w:val="bullet"/>
-      <w:lvlText w:val=""/>
-      <w:lvlJc w:val="left"/>
-      <w:pPr>
-        <w:ind w:left="6480" w:hanging="360"/>
-      </w:pPr>
-      <w:rPr>
-        <w:rFonts w:ascii="Wingdings" w:hAnsi="Wingdings" w:hint="default"/>
-      </w:rPr>
-    </w:lvl>
-  </w:abstractNum>
-  <w:abstractNum w:abstractNumId="7">
-    <w:nsid w:val="18E1304D"/>
-    <w:multiLevelType w:val="multilevel"/>
-    <w:tmpl w:val="84149146"/>
-    <w:lvl w:ilvl="0">
-      <w:start w:val="1"/>
-      <w:numFmt w:val="bullet"/>
-      <w:lvlText w:val=""/>
       <w:lvlJc w:val="left"/>
       <w:pPr>
         <w:tabs>
@@ -6262,19 +6209,20 @@
       </w:rPr>
     </w:lvl>
   </w:abstractNum>
-  <w:abstractNum w:abstractNumId="8">
-    <w:nsid w:val="1B1A6FE1"/>
+  <w:abstractNum w:abstractNumId="5">
+    <w:nsid w:val="5580592F"/>
     <w:multiLevelType w:val="hybridMultilevel"/>
-    <w:tmpl w:val="F37EEA1A"/>
-    <w:lvl w:ilvl="0" w:tplc="1780E81A">
+    <w:tmpl w:val="3F3AE058"/>
+    <w:lvl w:ilvl="0" w:tplc="0409000B">
+      <w:start w:val="1"/>
       <w:numFmt w:val="bullet"/>
-      <w:lvlText w:val=""/>
+      <w:lvlText w:val=""/>
       <w:lvlJc w:val="left"/>
       <w:pPr>
-        <w:ind w:left="720" w:hanging="360"/>
+        <w:ind w:left="360" w:hanging="360"/>
       </w:pPr>
       <w:rPr>
-        <w:rFonts w:ascii="Symbol" w:eastAsia="Times New Roman" w:hAnsi="Symbol" w:cs="Times New Roman" w:hint="default"/>
+        <w:rFonts w:ascii="Wingdings" w:hAnsi="Wingdings" w:hint="default"/>
       </w:rPr>
     </w:lvl>
     <w:lvl w:ilvl="1" w:tplc="04090003" w:tentative="1">
@@ -6283,7 +6231,7 @@
       <w:lvlText w:val="o"/>
       <w:lvlJc w:val="left"/>
       <w:pPr>
-        <w:ind w:left="1440" w:hanging="360"/>
+        <w:ind w:left="1080" w:hanging="360"/>
       </w:pPr>
       <w:rPr>
         <w:rFonts w:ascii="Courier New" w:hAnsi="Courier New" w:cs="Courier New" w:hint="default"/>
@@ -6295,7 +6243,7 @@
       <w:lvlText w:val=""/>
       <w:lvlJc w:val="left"/>
       <w:pPr>
-        <w:ind w:left="2160" w:hanging="360"/>
+        <w:ind w:left="1800" w:hanging="360"/>
       </w:pPr>
       <w:rPr>
         <w:rFonts w:ascii="Wingdings" w:hAnsi="Wingdings" w:hint="default"/>
@@ -6307,7 +6255,7 @@
       <w:lvlText w:val=""/>
       <w:lvlJc w:val="left"/>
       <w:pPr>
-        <w:ind w:left="2880" w:hanging="360"/>
+        <w:ind w:left="2520" w:hanging="360"/>
       </w:pPr>
       <w:rPr>
         <w:rFonts w:ascii="Symbol" w:hAnsi="Symbol" w:hint="default"/>
@@ -6319,7 +6267,7 @@
       <w:lvlText w:val="o"/>
       <w:lvlJc w:val="left"/>
       <w:pPr>
-        <w:ind w:left="3600" w:hanging="360"/>
+        <w:ind w:left="3240" w:hanging="360"/>
       </w:pPr>
       <w:rPr>
         <w:rFonts w:ascii="Courier New" w:hAnsi="Courier New" w:cs="Courier New" w:hint="default"/>
@@ -6331,7 +6279,7 @@
       <w:lvlText w:val=""/>
       <w:lvlJc w:val="left"/>
       <w:pPr>
-        <w:ind w:left="4320" w:hanging="360"/>
+        <w:ind w:left="3960" w:hanging="360"/>
       </w:pPr>
       <w:rPr>
         <w:rFonts w:ascii="Wingdings" w:hAnsi="Wingdings" w:hint="default"/>
@@ -6343,7 +6291,7 @@
       <w:lvlText w:val=""/>
       <w:lvlJc w:val="left"/>
       <w:pPr>
-        <w:ind w:left="5040" w:hanging="360"/>
+        <w:ind w:left="4680" w:hanging="360"/>
       </w:pPr>
       <w:rPr>
         <w:rFonts w:ascii="Symbol" w:hAnsi="Symbol" w:hint="default"/>
@@ -6355,7 +6303,7 @@
       <w:lvlText w:val="o"/>
       <w:lvlJc w:val="left"/>
       <w:pPr>
-        <w:ind w:left="5760" w:hanging="360"/>
+        <w:ind w:left="5400" w:hanging="360"/>
       </w:pPr>
       <w:rPr>
         <w:rFonts w:ascii="Courier New" w:hAnsi="Courier New" w:cs="Courier New" w:hint="default"/>
@@ -6367,17 +6315,17 @@
       <w:lvlText w:val=""/>
       <w:lvlJc w:val="left"/>
       <w:pPr>
-        <w:ind w:left="6480" w:hanging="360"/>
+        <w:ind w:left="6120" w:hanging="360"/>
       </w:pPr>
       <w:rPr>
         <w:rFonts w:ascii="Wingdings" w:hAnsi="Wingdings" w:hint="default"/>
       </w:rPr>
     </w:lvl>
   </w:abstractNum>
-  <w:abstractNum w:abstractNumId="9">
-    <w:nsid w:val="2A9130BD"/>
+  <w:abstractNum w:abstractNumId="6">
+    <w:nsid w:val="57B336E3"/>
     <w:multiLevelType w:val="hybridMultilevel"/>
-    <w:tmpl w:val="E0D62C08"/>
+    <w:tmpl w:val="DA84A0A6"/>
     <w:lvl w:ilvl="0" w:tplc="0409000B">
       <w:start w:val="1"/>
       <w:numFmt w:val="bullet"/>
@@ -6487,19 +6435,20 @@
       </w:rPr>
     </w:lvl>
   </w:abstractNum>
-  <w:abstractNum w:abstractNumId="10">
-    <w:nsid w:val="2AB941EC"/>
+  <w:abstractNum w:abstractNumId="7">
+    <w:nsid w:val="6D5070CE"/>
     <w:multiLevelType w:val="hybridMultilevel"/>
-    <w:tmpl w:val="BEEE3FA0"/>
-    <w:lvl w:ilvl="0" w:tplc="D3E0AF8A">
+    <w:tmpl w:val="CD0267C2"/>
+    <w:lvl w:ilvl="0" w:tplc="0409000B">
+      <w:start w:val="1"/>
       <w:numFmt w:val="bullet"/>
-      <w:lvlText w:val=""/>
+      <w:lvlText w:val=""/>
       <w:lvlJc w:val="left"/>
       <w:pPr>
-        <w:ind w:left="720" w:hanging="360"/>
+        <w:ind w:left="360" w:hanging="360"/>
       </w:pPr>
       <w:rPr>
-        <w:rFonts w:ascii="Symbol" w:eastAsia="Times New Roman" w:hAnsi="Symbol" w:cs="Times New Roman" w:hint="default"/>
+        <w:rFonts w:ascii="Wingdings" w:hAnsi="Wingdings" w:hint="default"/>
       </w:rPr>
     </w:lvl>
     <w:lvl w:ilvl="1" w:tplc="04090003" w:tentative="1">
@@ -6508,7 +6457,7 @@
       <w:lvlText w:val="o"/>
       <w:lvlJc w:val="left"/>
       <w:pPr>
-        <w:ind w:left="1440" w:hanging="360"/>
+        <w:ind w:left="1080" w:hanging="360"/>
       </w:pPr>
       <w:rPr>
         <w:rFonts w:ascii="Courier New" w:hAnsi="Courier New" w:cs="Courier New" w:hint="default"/>
@@ -6520,7 +6469,7 @@
       <w:lvlText w:val=""/>
       <w:lvlJc w:val="left"/>
       <w:pPr>
-        <w:ind w:left="2160" w:hanging="360"/>
+        <w:ind w:left="1800" w:hanging="360"/>
       </w:pPr>
       <w:rPr>
         <w:rFonts w:ascii="Wingdings" w:hAnsi="Wingdings" w:hint="default"/>
@@ -6532,7 +6481,7 @@
       <w:lvlText w:val=""/>
       <w:lvlJc w:val="left"/>
       <w:pPr>
-        <w:ind w:left="2880" w:hanging="360"/>
+        <w:ind w:left="2520" w:hanging="360"/>
       </w:pPr>
       <w:rPr>
         <w:rFonts w:ascii="Symbol" w:hAnsi="Symbol" w:hint="default"/>
@@ -6544,7 +6493,7 @@
       <w:lvlText w:val="o"/>
       <w:lvlJc w:val="left"/>
       <w:pPr>
-        <w:ind w:left="3600" w:hanging="360"/>
+        <w:ind w:left="3240" w:hanging="360"/>
       </w:pPr>
       <w:rPr>
         <w:rFonts w:ascii="Courier New" w:hAnsi="Courier New" w:cs="Courier New" w:hint="default"/>
@@ -6556,7 +6505,7 @@
       <w:lvlText w:val=""/>
       <w:lvlJc w:val="left"/>
       <w:pPr>
-        <w:ind w:left="4320" w:hanging="360"/>
+        <w:ind w:left="3960" w:hanging="360"/>
       </w:pPr>
       <w:rPr>
         <w:rFonts w:ascii="Wingdings" w:hAnsi="Wingdings" w:hint="default"/>
@@ -6568,7 +6517,7 @@
       <w:lvlText w:val=""/>
       <w:lvlJc w:val="left"/>
       <w:pPr>
-        <w:ind w:left="5040" w:hanging="360"/>
+        <w:ind w:left="4680" w:hanging="360"/>
       </w:pPr>
       <w:rPr>
         <w:rFonts w:ascii="Symbol" w:hAnsi="Symbol" w:hint="default"/>
@@ -6580,7 +6529,7 @@
       <w:lvlText w:val="o"/>
       <w:lvlJc w:val="left"/>
       <w:pPr>
-        <w:ind w:left="5760" w:hanging="360"/>
+        <w:ind w:left="5400" w:hanging="360"/>
       </w:pPr>
       <w:rPr>
         <w:rFonts w:ascii="Courier New" w:hAnsi="Courier New" w:cs="Courier New" w:hint="default"/>
@@ -6592,3016 +6541,38 @@
       <w:lvlText w:val=""/>
       <w:lvlJc w:val="left"/>
       <w:pPr>
-        <w:ind w:left="6480" w:hanging="360"/>
+        <w:ind w:left="6120" w:hanging="360"/>
       </w:pPr>
       <w:rPr>
         <w:rFonts w:ascii="Wingdings" w:hAnsi="Wingdings" w:hint="default"/>
       </w:rPr>
     </w:lvl>
   </w:abstractNum>
-  <w:abstractNum w:abstractNumId="11">
-    <w:nsid w:val="38E152F9"/>
-    <w:multiLevelType w:val="hybridMultilevel"/>
-    <w:tmpl w:val="B088DCAC"/>
-    <w:lvl w:ilvl="0" w:tplc="D154FDDA">
-      <w:numFmt w:val="bullet"/>
-      <w:lvlText w:val=""/>
-      <w:lvlJc w:val="left"/>
-      <w:pPr>
-        <w:ind w:left="720" w:hanging="360"/>
-      </w:pPr>
-      <w:rPr>
-        <w:rFonts w:ascii="Symbol" w:eastAsia="Times New Roman" w:hAnsi="Symbol" w:cs="Times New Roman" w:hint="default"/>
-      </w:rPr>
-    </w:lvl>
-    <w:lvl w:ilvl="1" w:tplc="04090003" w:tentative="1">
-      <w:start w:val="1"/>
-      <w:numFmt w:val="bullet"/>
-      <w:lvlText w:val="o"/>
-      <w:lvlJc w:val="left"/>
-      <w:pPr>
-        <w:ind w:left="1440" w:hanging="360"/>
-      </w:pPr>
-      <w:rPr>
-        <w:rFonts w:ascii="Courier New" w:hAnsi="Courier New" w:cs="Courier New" w:hint="default"/>
-      </w:rPr>
-    </w:lvl>
-    <w:lvl w:ilvl="2" w:tplc="04090005" w:tentative="1">
-      <w:start w:val="1"/>
-      <w:numFmt w:val="bullet"/>
-      <w:lvlText w:val=""/>
-      <w:lvlJc w:val="left"/>
-      <w:pPr>
-        <w:ind w:left="2160" w:hanging="360"/>
-      </w:pPr>
-      <w:rPr>
-        <w:rFonts w:ascii="Wingdings" w:hAnsi="Wingdings" w:hint="default"/>
-      </w:rPr>
-    </w:lvl>
-    <w:lvl w:ilvl="3" w:tplc="04090001" w:tentative="1">
-      <w:start w:val="1"/>
-      <w:numFmt w:val="bullet"/>
-      <w:lvlText w:val=""/>
-      <w:lvlJc w:val="left"/>
-      <w:pPr>
-        <w:ind w:left="2880" w:hanging="360"/>
-      </w:pPr>
-      <w:rPr>
-        <w:rFonts w:ascii="Symbol" w:hAnsi="Symbol" w:hint="default"/>
-      </w:rPr>
-    </w:lvl>
-    <w:lvl w:ilvl="4" w:tplc="04090003" w:tentative="1">
-      <w:start w:val="1"/>
-      <w:numFmt w:val="bullet"/>
-      <w:lvlText w:val="o"/>
-      <w:lvlJc w:val="left"/>
-      <w:pPr>
-        <w:ind w:left="3600" w:hanging="360"/>
-      </w:pPr>
-      <w:rPr>
-        <w:rFonts w:ascii="Courier New" w:hAnsi="Courier New" w:cs="Courier New" w:hint="default"/>
-      </w:rPr>
-    </w:lvl>
-    <w:lvl w:ilvl="5" w:tplc="04090005" w:tentative="1">
-      <w:start w:val="1"/>
-      <w:numFmt w:val="bullet"/>
-      <w:lvlText w:val=""/>
-      <w:lvlJc w:val="left"/>
-      <w:pPr>
-        <w:ind w:left="4320" w:hanging="360"/>
-      </w:pPr>
-      <w:rPr>
-        <w:rFonts w:ascii="Wingdings" w:hAnsi="Wingdings" w:hint="default"/>
-      </w:rPr>
-    </w:lvl>
-    <w:lvl w:ilvl="6" w:tplc="04090001" w:tentative="1">
-      <w:start w:val="1"/>
-      <w:numFmt w:val="bullet"/>
-      <w:lvlText w:val=""/>
-      <w:lvlJc w:val="left"/>
-      <w:pPr>
-        <w:ind w:left="5040" w:hanging="360"/>
-      </w:pPr>
-      <w:rPr>
-        <w:rFonts w:ascii="Symbol" w:hAnsi="Symbol" w:hint="default"/>
-      </w:rPr>
-    </w:lvl>
-    <w:lvl w:ilvl="7" w:tplc="04090003" w:tentative="1">
-      <w:start w:val="1"/>
-      <w:numFmt w:val="bullet"/>
-      <w:lvlText w:val="o"/>
-      <w:lvlJc w:val="left"/>
-      <w:pPr>
-        <w:ind w:left="5760" w:hanging="360"/>
-      </w:pPr>
-      <w:rPr>
-        <w:rFonts w:ascii="Courier New" w:hAnsi="Courier New" w:cs="Courier New" w:hint="default"/>
-      </w:rPr>
-    </w:lvl>
-    <w:lvl w:ilvl="8" w:tplc="04090005" w:tentative="1">
-      <w:start w:val="1"/>
-      <w:numFmt w:val="bullet"/>
-      <w:lvlText w:val=""/>
-      <w:lvlJc w:val="left"/>
-      <w:pPr>
-        <w:ind w:left="6480" w:hanging="360"/>
-      </w:pPr>
-      <w:rPr>
-        <w:rFonts w:ascii="Wingdings" w:hAnsi="Wingdings" w:hint="default"/>
-      </w:rPr>
-    </w:lvl>
-  </w:abstractNum>
-  <w:abstractNum w:abstractNumId="12">
-    <w:nsid w:val="3A7D0069"/>
-    <w:multiLevelType w:val="multilevel"/>
-    <w:tmpl w:val="B79C6E12"/>
-    <w:lvl w:ilvl="0">
-      <w:start w:val="1"/>
-      <w:numFmt w:val="bullet"/>
-      <w:lvlText w:val=""/>
-      <w:lvlJc w:val="left"/>
-      <w:pPr>
-        <w:tabs>
-          <w:tab w:val="num" w:pos="720"/>
-        </w:tabs>
-        <w:ind w:left="720" w:hanging="360"/>
-      </w:pPr>
-      <w:rPr>
-        <w:rFonts w:ascii="Symbol" w:hAnsi="Symbol" w:hint="default"/>
-        <w:sz w:val="20"/>
-      </w:rPr>
-    </w:lvl>
-    <w:lvl w:ilvl="1" w:tentative="1">
-      <w:start w:val="1"/>
-      <w:numFmt w:val="bullet"/>
-      <w:lvlText w:val="o"/>
-      <w:lvlJc w:val="left"/>
-      <w:pPr>
-        <w:tabs>
-          <w:tab w:val="num" w:pos="1440"/>
-        </w:tabs>
-        <w:ind w:left="1440" w:hanging="360"/>
-      </w:pPr>
-      <w:rPr>
-        <w:rFonts w:ascii="Courier New" w:hAnsi="Courier New" w:hint="default"/>
-        <w:sz w:val="20"/>
-      </w:rPr>
-    </w:lvl>
-    <w:lvl w:ilvl="2" w:tentative="1">
-      <w:start w:val="1"/>
-      <w:numFmt w:val="bullet"/>
-      <w:lvlText w:val=""/>
-      <w:lvlJc w:val="left"/>
-      <w:pPr>
-        <w:tabs>
-          <w:tab w:val="num" w:pos="2160"/>
-        </w:tabs>
-        <w:ind w:left="2160" w:hanging="360"/>
-      </w:pPr>
-      <w:rPr>
-        <w:rFonts w:ascii="Wingdings" w:hAnsi="Wingdings" w:hint="default"/>
-        <w:sz w:val="20"/>
-      </w:rPr>
-    </w:lvl>
-    <w:lvl w:ilvl="3" w:tentative="1">
-      <w:start w:val="1"/>
-      <w:numFmt w:val="bullet"/>
-      <w:lvlText w:val=""/>
-      <w:lvlJc w:val="left"/>
-      <w:pPr>
-        <w:tabs>
-          <w:tab w:val="num" w:pos="2880"/>
-        </w:tabs>
-        <w:ind w:left="2880" w:hanging="360"/>
-      </w:pPr>
-      <w:rPr>
-        <w:rFonts w:ascii="Wingdings" w:hAnsi="Wingdings" w:hint="default"/>
-        <w:sz w:val="20"/>
-      </w:rPr>
-    </w:lvl>
-    <w:lvl w:ilvl="4" w:tentative="1">
-      <w:start w:val="1"/>
-      <w:numFmt w:val="bullet"/>
-      <w:lvlText w:val=""/>
-      <w:lvlJc w:val="left"/>
-      <w:pPr>
-        <w:tabs>
-          <w:tab w:val="num" w:pos="3600"/>
-        </w:tabs>
-        <w:ind w:left="3600" w:hanging="360"/>
-      </w:pPr>
-      <w:rPr>
-        <w:rFonts w:ascii="Wingdings" w:hAnsi="Wingdings" w:hint="default"/>
-        <w:sz w:val="20"/>
-      </w:rPr>
-    </w:lvl>
-    <w:lvl w:ilvl="5" w:tentative="1">
-      <w:start w:val="1"/>
-      <w:numFmt w:val="bullet"/>
-      <w:lvlText w:val=""/>
-      <w:lvlJc w:val="left"/>
-      <w:pPr>
-        <w:tabs>
-          <w:tab w:val="num" w:pos="4320"/>
-        </w:tabs>
-        <w:ind w:left="4320" w:hanging="360"/>
-      </w:pPr>
-      <w:rPr>
-        <w:rFonts w:ascii="Wingdings" w:hAnsi="Wingdings" w:hint="default"/>
-        <w:sz w:val="20"/>
-      </w:rPr>
-    </w:lvl>
-    <w:lvl w:ilvl="6" w:tentative="1">
-      <w:start w:val="1"/>
-      <w:numFmt w:val="bullet"/>
-      <w:lvlText w:val=""/>
-      <w:lvlJc w:val="left"/>
-      <w:pPr>
-        <w:tabs>
-          <w:tab w:val="num" w:pos="5040"/>
-        </w:tabs>
-        <w:ind w:left="5040" w:hanging="360"/>
-      </w:pPr>
-      <w:rPr>
-        <w:rFonts w:ascii="Wingdings" w:hAnsi="Wingdings" w:hint="default"/>
-        <w:sz w:val="20"/>
-      </w:rPr>
-    </w:lvl>
-    <w:lvl w:ilvl="7" w:tentative="1">
-      <w:start w:val="1"/>
-      <w:numFmt w:val="bullet"/>
-      <w:lvlText w:val=""/>
-      <w:lvlJc w:val="left"/>
-      <w:pPr>
-        <w:tabs>
-          <w:tab w:val="num" w:pos="5760"/>
-        </w:tabs>
-        <w:ind w:left="5760" w:hanging="360"/>
-      </w:pPr>
-      <w:rPr>
-        <w:rFonts w:ascii="Wingdings" w:hAnsi="Wingdings" w:hint="default"/>
-        <w:sz w:val="20"/>
-      </w:rPr>
-    </w:lvl>
-    <w:lvl w:ilvl="8" w:tentative="1">
-      <w:start w:val="1"/>
-      <w:numFmt w:val="bullet"/>
-      <w:lvlText w:val=""/>
-      <w:lvlJc w:val="left"/>
-      <w:pPr>
-        <w:tabs>
-          <w:tab w:val="num" w:pos="6480"/>
-        </w:tabs>
-        <w:ind w:left="6480" w:hanging="360"/>
-      </w:pPr>
-      <w:rPr>
-        <w:rFonts w:ascii="Wingdings" w:hAnsi="Wingdings" w:hint="default"/>
-        <w:sz w:val="20"/>
-      </w:rPr>
-    </w:lvl>
-  </w:abstractNum>
-  <w:abstractNum w:abstractNumId="13">
-    <w:nsid w:val="45981BC2"/>
-    <w:multiLevelType w:val="hybridMultilevel"/>
-    <w:tmpl w:val="369664A0"/>
-    <w:lvl w:ilvl="0" w:tplc="C1D49840">
-      <w:start w:val="1"/>
-      <w:numFmt w:val="bullet"/>
-      <w:lvlText w:val="●"/>
-      <w:lvlJc w:val="left"/>
-      <w:pPr>
-        <w:ind w:left="720" w:hanging="360"/>
-      </w:pPr>
-    </w:lvl>
-    <w:lvl w:ilvl="1" w:tplc="35DCB99E">
-      <w:start w:val="1"/>
-      <w:numFmt w:val="bullet"/>
-      <w:lvlText w:val="○"/>
-      <w:lvlJc w:val="left"/>
-      <w:pPr>
-        <w:ind w:left="1440" w:hanging="360"/>
-      </w:pPr>
-    </w:lvl>
-    <w:lvl w:ilvl="2" w:tplc="8070B620">
-      <w:start w:val="1"/>
-      <w:numFmt w:val="bullet"/>
-      <w:lvlText w:val="■"/>
-      <w:lvlJc w:val="left"/>
-      <w:pPr>
-        <w:ind w:left="2160" w:hanging="360"/>
-      </w:pPr>
-    </w:lvl>
-    <w:lvl w:ilvl="3" w:tplc="9A92390E">
-      <w:start w:val="1"/>
-      <w:numFmt w:val="bullet"/>
-      <w:lvlText w:val="●"/>
-      <w:lvlJc w:val="left"/>
-      <w:pPr>
-        <w:ind w:left="2880" w:hanging="360"/>
-      </w:pPr>
-    </w:lvl>
-    <w:lvl w:ilvl="4" w:tplc="32F42CB2">
-      <w:start w:val="1"/>
-      <w:numFmt w:val="bullet"/>
-      <w:lvlText w:val="○"/>
-      <w:lvlJc w:val="left"/>
-      <w:pPr>
-        <w:ind w:left="3600" w:hanging="360"/>
-      </w:pPr>
-    </w:lvl>
-    <w:lvl w:ilvl="5" w:tplc="1E889B72">
-      <w:start w:val="1"/>
-      <w:numFmt w:val="bullet"/>
-      <w:lvlText w:val="■"/>
-      <w:lvlJc w:val="left"/>
-      <w:pPr>
-        <w:ind w:left="4320" w:hanging="360"/>
-      </w:pPr>
-    </w:lvl>
-    <w:lvl w:ilvl="6" w:tplc="0CDEEBF2">
-      <w:start w:val="1"/>
-      <w:numFmt w:val="bullet"/>
-      <w:lvlText w:val="●"/>
-      <w:lvlJc w:val="left"/>
-      <w:pPr>
-        <w:ind w:left="5040" w:hanging="360"/>
-      </w:pPr>
-    </w:lvl>
-    <w:lvl w:ilvl="7" w:tplc="551A584E">
-      <w:start w:val="1"/>
-      <w:numFmt w:val="bullet"/>
-      <w:lvlText w:val="●"/>
-      <w:lvlJc w:val="left"/>
-      <w:pPr>
-        <w:ind w:left="5760" w:hanging="360"/>
-      </w:pPr>
-    </w:lvl>
-    <w:lvl w:ilvl="8" w:tplc="39C8F666">
-      <w:start w:val="1"/>
-      <w:numFmt w:val="bullet"/>
-      <w:lvlText w:val="●"/>
-      <w:lvlJc w:val="left"/>
-      <w:pPr>
-        <w:ind w:left="6480" w:hanging="360"/>
-      </w:pPr>
-    </w:lvl>
-  </w:abstractNum>
-  <w:abstractNum w:abstractNumId="14">
-    <w:nsid w:val="45C25983"/>
-    <w:multiLevelType w:val="hybridMultilevel"/>
-    <w:tmpl w:val="66068ED6"/>
-    <w:lvl w:ilvl="0" w:tplc="0409000B">
-      <w:start w:val="1"/>
-      <w:numFmt w:val="bullet"/>
-      <w:lvlText w:val=""/>
-      <w:lvlJc w:val="left"/>
-      <w:pPr>
-        <w:ind w:left="360" w:hanging="360"/>
-      </w:pPr>
-      <w:rPr>
-        <w:rFonts w:ascii="Wingdings" w:hAnsi="Wingdings" w:hint="default"/>
-      </w:rPr>
-    </w:lvl>
-    <w:lvl w:ilvl="1" w:tplc="04090003" w:tentative="1">
-      <w:start w:val="1"/>
-      <w:numFmt w:val="bullet"/>
-      <w:lvlText w:val="o"/>
-      <w:lvlJc w:val="left"/>
-      <w:pPr>
-        <w:ind w:left="1080" w:hanging="360"/>
-      </w:pPr>
-      <w:rPr>
-        <w:rFonts w:ascii="Courier New" w:hAnsi="Courier New" w:cs="Courier New" w:hint="default"/>
-      </w:rPr>
-    </w:lvl>
-    <w:lvl w:ilvl="2" w:tplc="04090005" w:tentative="1">
-      <w:start w:val="1"/>
-      <w:numFmt w:val="bullet"/>
-      <w:lvlText w:val=""/>
-      <w:lvlJc w:val="left"/>
-      <w:pPr>
-        <w:ind w:left="1800" w:hanging="360"/>
-      </w:pPr>
-      <w:rPr>
-        <w:rFonts w:ascii="Wingdings" w:hAnsi="Wingdings" w:hint="default"/>
-      </w:rPr>
-    </w:lvl>
-    <w:lvl w:ilvl="3" w:tplc="04090001" w:tentative="1">
-      <w:start w:val="1"/>
-      <w:numFmt w:val="bullet"/>
-      <w:lvlText w:val=""/>
-      <w:lvlJc w:val="left"/>
-      <w:pPr>
-        <w:ind w:left="2520" w:hanging="360"/>
-      </w:pPr>
-      <w:rPr>
-        <w:rFonts w:ascii="Symbol" w:hAnsi="Symbol" w:hint="default"/>
-      </w:rPr>
-    </w:lvl>
-    <w:lvl w:ilvl="4" w:tplc="04090003" w:tentative="1">
-      <w:start w:val="1"/>
-      <w:numFmt w:val="bullet"/>
-      <w:lvlText w:val="o"/>
-      <w:lvlJc w:val="left"/>
-      <w:pPr>
-        <w:ind w:left="3240" w:hanging="360"/>
-      </w:pPr>
-      <w:rPr>
-        <w:rFonts w:ascii="Courier New" w:hAnsi="Courier New" w:cs="Courier New" w:hint="default"/>
-      </w:rPr>
-    </w:lvl>
-    <w:lvl w:ilvl="5" w:tplc="04090005" w:tentative="1">
-      <w:start w:val="1"/>
-      <w:numFmt w:val="bullet"/>
-      <w:lvlText w:val=""/>
-      <w:lvlJc w:val="left"/>
-      <w:pPr>
-        <w:ind w:left="3960" w:hanging="360"/>
-      </w:pPr>
-      <w:rPr>
-        <w:rFonts w:ascii="Wingdings" w:hAnsi="Wingdings" w:hint="default"/>
-      </w:rPr>
-    </w:lvl>
-    <w:lvl w:ilvl="6" w:tplc="04090001" w:tentative="1">
-      <w:start w:val="1"/>
-      <w:numFmt w:val="bullet"/>
-      <w:lvlText w:val=""/>
-      <w:lvlJc w:val="left"/>
-      <w:pPr>
-        <w:ind w:left="4680" w:hanging="360"/>
-      </w:pPr>
-      <w:rPr>
-        <w:rFonts w:ascii="Symbol" w:hAnsi="Symbol" w:hint="default"/>
-      </w:rPr>
-    </w:lvl>
-    <w:lvl w:ilvl="7" w:tplc="04090003" w:tentative="1">
-      <w:start w:val="1"/>
-      <w:numFmt w:val="bullet"/>
-      <w:lvlText w:val="o"/>
-      <w:lvlJc w:val="left"/>
-      <w:pPr>
-        <w:ind w:left="5400" w:hanging="360"/>
-      </w:pPr>
-      <w:rPr>
-        <w:rFonts w:ascii="Courier New" w:hAnsi="Courier New" w:cs="Courier New" w:hint="default"/>
-      </w:rPr>
-    </w:lvl>
-    <w:lvl w:ilvl="8" w:tplc="04090005" w:tentative="1">
-      <w:start w:val="1"/>
-      <w:numFmt w:val="bullet"/>
-      <w:lvlText w:val=""/>
-      <w:lvlJc w:val="left"/>
-      <w:pPr>
-        <w:ind w:left="6120" w:hanging="360"/>
-      </w:pPr>
-      <w:rPr>
-        <w:rFonts w:ascii="Wingdings" w:hAnsi="Wingdings" w:hint="default"/>
-      </w:rPr>
-    </w:lvl>
-  </w:abstractNum>
-  <w:abstractNum w:abstractNumId="15">
-    <w:nsid w:val="47891918"/>
-    <w:multiLevelType w:val="multilevel"/>
-    <w:tmpl w:val="EC143E14"/>
-    <w:lvl w:ilvl="0">
-      <w:start w:val="1"/>
-      <w:numFmt w:val="bullet"/>
-      <w:lvlText w:val=""/>
-      <w:lvlJc w:val="left"/>
-      <w:pPr>
-        <w:tabs>
-          <w:tab w:val="num" w:pos="360"/>
-        </w:tabs>
-        <w:ind w:left="360" w:hanging="360"/>
-      </w:pPr>
-      <w:rPr>
-        <w:rFonts w:ascii="Wingdings" w:hAnsi="Wingdings" w:hint="default"/>
-        <w:sz w:val="20"/>
-      </w:rPr>
-    </w:lvl>
-    <w:lvl w:ilvl="1" w:tentative="1">
-      <w:start w:val="1"/>
-      <w:numFmt w:val="bullet"/>
-      <w:lvlText w:val="o"/>
-      <w:lvlJc w:val="left"/>
-      <w:pPr>
-        <w:tabs>
-          <w:tab w:val="num" w:pos="1080"/>
-        </w:tabs>
-        <w:ind w:left="1080" w:hanging="360"/>
-      </w:pPr>
-      <w:rPr>
-        <w:rFonts w:ascii="Courier New" w:hAnsi="Courier New" w:hint="default"/>
-        <w:sz w:val="20"/>
-      </w:rPr>
-    </w:lvl>
-    <w:lvl w:ilvl="2" w:tentative="1">
-      <w:start w:val="1"/>
-      <w:numFmt w:val="bullet"/>
-      <w:lvlText w:val=""/>
-      <w:lvlJc w:val="left"/>
-      <w:pPr>
-        <w:tabs>
-          <w:tab w:val="num" w:pos="1800"/>
-        </w:tabs>
-        <w:ind w:left="1800" w:hanging="360"/>
-      </w:pPr>
-      <w:rPr>
-        <w:rFonts w:ascii="Wingdings" w:hAnsi="Wingdings" w:hint="default"/>
-        <w:sz w:val="20"/>
-      </w:rPr>
-    </w:lvl>
-    <w:lvl w:ilvl="3" w:tentative="1">
-      <w:start w:val="1"/>
-      <w:numFmt w:val="bullet"/>
-      <w:lvlText w:val=""/>
-      <w:lvlJc w:val="left"/>
-      <w:pPr>
-        <w:tabs>
-          <w:tab w:val="num" w:pos="2520"/>
-        </w:tabs>
-        <w:ind w:left="2520" w:hanging="360"/>
-      </w:pPr>
-      <w:rPr>
-        <w:rFonts w:ascii="Wingdings" w:hAnsi="Wingdings" w:hint="default"/>
-        <w:sz w:val="20"/>
-      </w:rPr>
-    </w:lvl>
-    <w:lvl w:ilvl="4" w:tentative="1">
-      <w:start w:val="1"/>
-      <w:numFmt w:val="bullet"/>
-      <w:lvlText w:val=""/>
-      <w:lvlJc w:val="left"/>
-      <w:pPr>
-        <w:tabs>
-          <w:tab w:val="num" w:pos="3240"/>
-        </w:tabs>
-        <w:ind w:left="3240" w:hanging="360"/>
-      </w:pPr>
-      <w:rPr>
-        <w:rFonts w:ascii="Wingdings" w:hAnsi="Wingdings" w:hint="default"/>
-        <w:sz w:val="20"/>
-      </w:rPr>
-    </w:lvl>
-    <w:lvl w:ilvl="5" w:tentative="1">
-      <w:start w:val="1"/>
-      <w:numFmt w:val="bullet"/>
-      <w:lvlText w:val=""/>
-      <w:lvlJc w:val="left"/>
-      <w:pPr>
-        <w:tabs>
-          <w:tab w:val="num" w:pos="3960"/>
-        </w:tabs>
-        <w:ind w:left="3960" w:hanging="360"/>
-      </w:pPr>
-      <w:rPr>
-        <w:rFonts w:ascii="Wingdings" w:hAnsi="Wingdings" w:hint="default"/>
-        <w:sz w:val="20"/>
-      </w:rPr>
-    </w:lvl>
-    <w:lvl w:ilvl="6" w:tentative="1">
-      <w:start w:val="1"/>
-      <w:numFmt w:val="bullet"/>
-      <w:lvlText w:val=""/>
-      <w:lvlJc w:val="left"/>
-      <w:pPr>
-        <w:tabs>
-          <w:tab w:val="num" w:pos="4680"/>
-        </w:tabs>
-        <w:ind w:left="4680" w:hanging="360"/>
-      </w:pPr>
-      <w:rPr>
-        <w:rFonts w:ascii="Wingdings" w:hAnsi="Wingdings" w:hint="default"/>
-        <w:sz w:val="20"/>
-      </w:rPr>
-    </w:lvl>
-    <w:lvl w:ilvl="7" w:tentative="1">
-      <w:start w:val="1"/>
-      <w:numFmt w:val="bullet"/>
-      <w:lvlText w:val=""/>
-      <w:lvlJc w:val="left"/>
-      <w:pPr>
-        <w:tabs>
-          <w:tab w:val="num" w:pos="5400"/>
-        </w:tabs>
-        <w:ind w:left="5400" w:hanging="360"/>
-      </w:pPr>
-      <w:rPr>
-        <w:rFonts w:ascii="Wingdings" w:hAnsi="Wingdings" w:hint="default"/>
-        <w:sz w:val="20"/>
-      </w:rPr>
-    </w:lvl>
-    <w:lvl w:ilvl="8" w:tentative="1">
-      <w:start w:val="1"/>
-      <w:numFmt w:val="bullet"/>
-      <w:lvlText w:val=""/>
-      <w:lvlJc w:val="left"/>
-      <w:pPr>
-        <w:tabs>
-          <w:tab w:val="num" w:pos="6120"/>
-        </w:tabs>
-        <w:ind w:left="6120" w:hanging="360"/>
-      </w:pPr>
-      <w:rPr>
-        <w:rFonts w:ascii="Wingdings" w:hAnsi="Wingdings" w:hint="default"/>
-        <w:sz w:val="20"/>
-      </w:rPr>
-    </w:lvl>
-  </w:abstractNum>
-  <w:abstractNum w:abstractNumId="16">
-    <w:nsid w:val="47972826"/>
-    <w:multiLevelType w:val="hybridMultilevel"/>
-    <w:tmpl w:val="FC725698"/>
-    <w:lvl w:ilvl="0" w:tplc="0409000B">
-      <w:start w:val="1"/>
-      <w:numFmt w:val="bullet"/>
-      <w:lvlText w:val=""/>
-      <w:lvlJc w:val="left"/>
-      <w:pPr>
-        <w:ind w:left="360" w:hanging="360"/>
-      </w:pPr>
-      <w:rPr>
-        <w:rFonts w:ascii="Wingdings" w:hAnsi="Wingdings" w:hint="default"/>
-      </w:rPr>
-    </w:lvl>
-    <w:lvl w:ilvl="1" w:tplc="04090003" w:tentative="1">
-      <w:start w:val="1"/>
-      <w:numFmt w:val="bullet"/>
-      <w:lvlText w:val="o"/>
-      <w:lvlJc w:val="left"/>
-      <w:pPr>
-        <w:ind w:left="1080" w:hanging="360"/>
-      </w:pPr>
-      <w:rPr>
-        <w:rFonts w:ascii="Courier New" w:hAnsi="Courier New" w:cs="Courier New" w:hint="default"/>
-      </w:rPr>
-    </w:lvl>
-    <w:lvl w:ilvl="2" w:tplc="04090005" w:tentative="1">
-      <w:start w:val="1"/>
-      <w:numFmt w:val="bullet"/>
-      <w:lvlText w:val=""/>
-      <w:lvlJc w:val="left"/>
-      <w:pPr>
-        <w:ind w:left="1800" w:hanging="360"/>
-      </w:pPr>
-      <w:rPr>
-        <w:rFonts w:ascii="Wingdings" w:hAnsi="Wingdings" w:hint="default"/>
-      </w:rPr>
-    </w:lvl>
-    <w:lvl w:ilvl="3" w:tplc="04090001" w:tentative="1">
-      <w:start w:val="1"/>
-      <w:numFmt w:val="bullet"/>
-      <w:lvlText w:val=""/>
-      <w:lvlJc w:val="left"/>
-      <w:pPr>
-        <w:ind w:left="2520" w:hanging="360"/>
-      </w:pPr>
-      <w:rPr>
-        <w:rFonts w:ascii="Symbol" w:hAnsi="Symbol" w:hint="default"/>
-      </w:rPr>
-    </w:lvl>
-    <w:lvl w:ilvl="4" w:tplc="04090003" w:tentative="1">
-      <w:start w:val="1"/>
-      <w:numFmt w:val="bullet"/>
-      <w:lvlText w:val="o"/>
-      <w:lvlJc w:val="left"/>
-      <w:pPr>
-        <w:ind w:left="3240" w:hanging="360"/>
-      </w:pPr>
-      <w:rPr>
-        <w:rFonts w:ascii="Courier New" w:hAnsi="Courier New" w:cs="Courier New" w:hint="default"/>
-      </w:rPr>
-    </w:lvl>
-    <w:lvl w:ilvl="5" w:tplc="04090005" w:tentative="1">
-      <w:start w:val="1"/>
-      <w:numFmt w:val="bullet"/>
-      <w:lvlText w:val=""/>
-      <w:lvlJc w:val="left"/>
-      <w:pPr>
-        <w:ind w:left="3960" w:hanging="360"/>
-      </w:pPr>
-      <w:rPr>
-        <w:rFonts w:ascii="Wingdings" w:hAnsi="Wingdings" w:hint="default"/>
-      </w:rPr>
-    </w:lvl>
-    <w:lvl w:ilvl="6" w:tplc="04090001" w:tentative="1">
-      <w:start w:val="1"/>
-      <w:numFmt w:val="bullet"/>
-      <w:lvlText w:val=""/>
-      <w:lvlJc w:val="left"/>
-      <w:pPr>
-        <w:ind w:left="4680" w:hanging="360"/>
-      </w:pPr>
-      <w:rPr>
-        <w:rFonts w:ascii="Symbol" w:hAnsi="Symbol" w:hint="default"/>
-      </w:rPr>
-    </w:lvl>
-    <w:lvl w:ilvl="7" w:tplc="04090003" w:tentative="1">
-      <w:start w:val="1"/>
-      <w:numFmt w:val="bullet"/>
-      <w:lvlText w:val="o"/>
-      <w:lvlJc w:val="left"/>
-      <w:pPr>
-        <w:ind w:left="5400" w:hanging="360"/>
-      </w:pPr>
-      <w:rPr>
-        <w:rFonts w:ascii="Courier New" w:hAnsi="Courier New" w:cs="Courier New" w:hint="default"/>
-      </w:rPr>
-    </w:lvl>
-    <w:lvl w:ilvl="8" w:tplc="04090005" w:tentative="1">
-      <w:start w:val="1"/>
-      <w:numFmt w:val="bullet"/>
-      <w:lvlText w:val=""/>
-      <w:lvlJc w:val="left"/>
-      <w:pPr>
-        <w:ind w:left="6120" w:hanging="360"/>
-      </w:pPr>
-      <w:rPr>
-        <w:rFonts w:ascii="Wingdings" w:hAnsi="Wingdings" w:hint="default"/>
-      </w:rPr>
-    </w:lvl>
-  </w:abstractNum>
-  <w:abstractNum w:abstractNumId="17">
-    <w:nsid w:val="48411FD8"/>
-    <w:multiLevelType w:val="hybridMultilevel"/>
-    <w:tmpl w:val="F9F868FA"/>
-    <w:lvl w:ilvl="0" w:tplc="F5BE2CEE">
-      <w:numFmt w:val="bullet"/>
-      <w:lvlText w:val=""/>
-      <w:lvlJc w:val="left"/>
-      <w:pPr>
-        <w:ind w:left="720" w:hanging="360"/>
-      </w:pPr>
-      <w:rPr>
-        <w:rFonts w:ascii="Symbol" w:eastAsia="Times New Roman" w:hAnsi="Symbol" w:cs="Times New Roman" w:hint="default"/>
-      </w:rPr>
-    </w:lvl>
-    <w:lvl w:ilvl="1" w:tplc="04090003" w:tentative="1">
-      <w:start w:val="1"/>
-      <w:numFmt w:val="bullet"/>
-      <w:lvlText w:val="o"/>
-      <w:lvlJc w:val="left"/>
-      <w:pPr>
-        <w:ind w:left="1440" w:hanging="360"/>
-      </w:pPr>
-      <w:rPr>
-        <w:rFonts w:ascii="Courier New" w:hAnsi="Courier New" w:cs="Courier New" w:hint="default"/>
-      </w:rPr>
-    </w:lvl>
-    <w:lvl w:ilvl="2" w:tplc="04090005" w:tentative="1">
-      <w:start w:val="1"/>
-      <w:numFmt w:val="bullet"/>
-      <w:lvlText w:val=""/>
-      <w:lvlJc w:val="left"/>
-      <w:pPr>
-        <w:ind w:left="2160" w:hanging="360"/>
-      </w:pPr>
-      <w:rPr>
-        <w:rFonts w:ascii="Wingdings" w:hAnsi="Wingdings" w:hint="default"/>
-      </w:rPr>
-    </w:lvl>
-    <w:lvl w:ilvl="3" w:tplc="04090001" w:tentative="1">
-      <w:start w:val="1"/>
-      <w:numFmt w:val="bullet"/>
-      <w:lvlText w:val=""/>
-      <w:lvlJc w:val="left"/>
-      <w:pPr>
-        <w:ind w:left="2880" w:hanging="360"/>
-      </w:pPr>
-      <w:rPr>
-        <w:rFonts w:ascii="Symbol" w:hAnsi="Symbol" w:hint="default"/>
-      </w:rPr>
-    </w:lvl>
-    <w:lvl w:ilvl="4" w:tplc="04090003" w:tentative="1">
-      <w:start w:val="1"/>
-      <w:numFmt w:val="bullet"/>
-      <w:lvlText w:val="o"/>
-      <w:lvlJc w:val="left"/>
-      <w:pPr>
-        <w:ind w:left="3600" w:hanging="360"/>
-      </w:pPr>
-      <w:rPr>
-        <w:rFonts w:ascii="Courier New" w:hAnsi="Courier New" w:cs="Courier New" w:hint="default"/>
-      </w:rPr>
-    </w:lvl>
-    <w:lvl w:ilvl="5" w:tplc="04090005" w:tentative="1">
-      <w:start w:val="1"/>
-      <w:numFmt w:val="bullet"/>
-      <w:lvlText w:val=""/>
-      <w:lvlJc w:val="left"/>
-      <w:pPr>
-        <w:ind w:left="4320" w:hanging="360"/>
-      </w:pPr>
-      <w:rPr>
-        <w:rFonts w:ascii="Wingdings" w:hAnsi="Wingdings" w:hint="default"/>
-      </w:rPr>
-    </w:lvl>
-    <w:lvl w:ilvl="6" w:tplc="04090001" w:tentative="1">
-      <w:start w:val="1"/>
-      <w:numFmt w:val="bullet"/>
-      <w:lvlText w:val=""/>
-      <w:lvlJc w:val="left"/>
-      <w:pPr>
-        <w:ind w:left="5040" w:hanging="360"/>
-      </w:pPr>
-      <w:rPr>
-        <w:rFonts w:ascii="Symbol" w:hAnsi="Symbol" w:hint="default"/>
-      </w:rPr>
-    </w:lvl>
-    <w:lvl w:ilvl="7" w:tplc="04090003" w:tentative="1">
-      <w:start w:val="1"/>
-      <w:numFmt w:val="bullet"/>
-      <w:lvlText w:val="o"/>
-      <w:lvlJc w:val="left"/>
-      <w:pPr>
-        <w:ind w:left="5760" w:hanging="360"/>
-      </w:pPr>
-      <w:rPr>
-        <w:rFonts w:ascii="Courier New" w:hAnsi="Courier New" w:cs="Courier New" w:hint="default"/>
-      </w:rPr>
-    </w:lvl>
-    <w:lvl w:ilvl="8" w:tplc="04090005" w:tentative="1">
-      <w:start w:val="1"/>
-      <w:numFmt w:val="bullet"/>
-      <w:lvlText w:val=""/>
-      <w:lvlJc w:val="left"/>
-      <w:pPr>
-        <w:ind w:left="6480" w:hanging="360"/>
-      </w:pPr>
-      <w:rPr>
-        <w:rFonts w:ascii="Wingdings" w:hAnsi="Wingdings" w:hint="default"/>
-      </w:rPr>
-    </w:lvl>
-  </w:abstractNum>
-  <w:abstractNum w:abstractNumId="18">
-    <w:nsid w:val="4B1A576F"/>
-    <w:multiLevelType w:val="hybridMultilevel"/>
-    <w:tmpl w:val="253A68EC"/>
-    <w:lvl w:ilvl="0" w:tplc="0409000B">
-      <w:start w:val="1"/>
-      <w:numFmt w:val="bullet"/>
-      <w:lvlText w:val=""/>
-      <w:lvlJc w:val="left"/>
-      <w:pPr>
-        <w:ind w:left="360" w:hanging="360"/>
-      </w:pPr>
-      <w:rPr>
-        <w:rFonts w:ascii="Wingdings" w:hAnsi="Wingdings" w:hint="default"/>
-      </w:rPr>
-    </w:lvl>
-    <w:lvl w:ilvl="1" w:tplc="04090003" w:tentative="1">
-      <w:start w:val="1"/>
-      <w:numFmt w:val="bullet"/>
-      <w:lvlText w:val="o"/>
-      <w:lvlJc w:val="left"/>
-      <w:pPr>
-        <w:ind w:left="1080" w:hanging="360"/>
-      </w:pPr>
-      <w:rPr>
-        <w:rFonts w:ascii="Courier New" w:hAnsi="Courier New" w:cs="Courier New" w:hint="default"/>
-      </w:rPr>
-    </w:lvl>
-    <w:lvl w:ilvl="2" w:tplc="04090005" w:tentative="1">
-      <w:start w:val="1"/>
-      <w:numFmt w:val="bullet"/>
-      <w:lvlText w:val=""/>
-      <w:lvlJc w:val="left"/>
-      <w:pPr>
-        <w:ind w:left="1800" w:hanging="360"/>
-      </w:pPr>
-      <w:rPr>
-        <w:rFonts w:ascii="Wingdings" w:hAnsi="Wingdings" w:hint="default"/>
-      </w:rPr>
-    </w:lvl>
-    <w:lvl w:ilvl="3" w:tplc="04090001" w:tentative="1">
-      <w:start w:val="1"/>
-      <w:numFmt w:val="bullet"/>
-      <w:lvlText w:val=""/>
-      <w:lvlJc w:val="left"/>
-      <w:pPr>
-        <w:ind w:left="2520" w:hanging="360"/>
-      </w:pPr>
-      <w:rPr>
-        <w:rFonts w:ascii="Symbol" w:hAnsi="Symbol" w:hint="default"/>
-      </w:rPr>
-    </w:lvl>
-    <w:lvl w:ilvl="4" w:tplc="04090003" w:tentative="1">
-      <w:start w:val="1"/>
-      <w:numFmt w:val="bullet"/>
-      <w:lvlText w:val="o"/>
-      <w:lvlJc w:val="left"/>
-      <w:pPr>
-        <w:ind w:left="3240" w:hanging="360"/>
-      </w:pPr>
-      <w:rPr>
-        <w:rFonts w:ascii="Courier New" w:hAnsi="Courier New" w:cs="Courier New" w:hint="default"/>
-      </w:rPr>
-    </w:lvl>
-    <w:lvl w:ilvl="5" w:tplc="04090005" w:tentative="1">
-      <w:start w:val="1"/>
-      <w:numFmt w:val="bullet"/>
-      <w:lvlText w:val=""/>
-      <w:lvlJc w:val="left"/>
-      <w:pPr>
-        <w:ind w:left="3960" w:hanging="360"/>
-      </w:pPr>
-      <w:rPr>
-        <w:rFonts w:ascii="Wingdings" w:hAnsi="Wingdings" w:hint="default"/>
-      </w:rPr>
-    </w:lvl>
-    <w:lvl w:ilvl="6" w:tplc="04090001" w:tentative="1">
-      <w:start w:val="1"/>
-      <w:numFmt w:val="bullet"/>
-      <w:lvlText w:val=""/>
-      <w:lvlJc w:val="left"/>
-      <w:pPr>
-        <w:ind w:left="4680" w:hanging="360"/>
-      </w:pPr>
-      <w:rPr>
-        <w:rFonts w:ascii="Symbol" w:hAnsi="Symbol" w:hint="default"/>
-      </w:rPr>
-    </w:lvl>
-    <w:lvl w:ilvl="7" w:tplc="04090003" w:tentative="1">
-      <w:start w:val="1"/>
-      <w:numFmt w:val="bullet"/>
-      <w:lvlText w:val="o"/>
-      <w:lvlJc w:val="left"/>
-      <w:pPr>
-        <w:ind w:left="5400" w:hanging="360"/>
-      </w:pPr>
-      <w:rPr>
-        <w:rFonts w:ascii="Courier New" w:hAnsi="Courier New" w:cs="Courier New" w:hint="default"/>
-      </w:rPr>
-    </w:lvl>
-    <w:lvl w:ilvl="8" w:tplc="04090005" w:tentative="1">
-      <w:start w:val="1"/>
-      <w:numFmt w:val="bullet"/>
-      <w:lvlText w:val=""/>
-      <w:lvlJc w:val="left"/>
-      <w:pPr>
-        <w:ind w:left="6120" w:hanging="360"/>
-      </w:pPr>
-      <w:rPr>
-        <w:rFonts w:ascii="Wingdings" w:hAnsi="Wingdings" w:hint="default"/>
-      </w:rPr>
-    </w:lvl>
-  </w:abstractNum>
-  <w:abstractNum w:abstractNumId="19">
-    <w:nsid w:val="4EF55546"/>
-    <w:multiLevelType w:val="hybridMultilevel"/>
-    <w:tmpl w:val="38D239C0"/>
-    <w:lvl w:ilvl="0" w:tplc="0409000D">
-      <w:start w:val="1"/>
-      <w:numFmt w:val="bullet"/>
-      <w:lvlText w:val=""/>
-      <w:lvlJc w:val="left"/>
-      <w:pPr>
-        <w:ind w:left="360" w:hanging="360"/>
-      </w:pPr>
-      <w:rPr>
-        <w:rFonts w:ascii="Wingdings" w:hAnsi="Wingdings" w:hint="default"/>
-      </w:rPr>
-    </w:lvl>
-    <w:lvl w:ilvl="1" w:tplc="04090003" w:tentative="1">
-      <w:start w:val="1"/>
-      <w:numFmt w:val="bullet"/>
-      <w:lvlText w:val="o"/>
-      <w:lvlJc w:val="left"/>
-      <w:pPr>
-        <w:ind w:left="1080" w:hanging="360"/>
-      </w:pPr>
-      <w:rPr>
-        <w:rFonts w:ascii="Courier New" w:hAnsi="Courier New" w:cs="Courier New" w:hint="default"/>
-      </w:rPr>
-    </w:lvl>
-    <w:lvl w:ilvl="2" w:tplc="04090005" w:tentative="1">
-      <w:start w:val="1"/>
-      <w:numFmt w:val="bullet"/>
-      <w:lvlText w:val=""/>
-      <w:lvlJc w:val="left"/>
-      <w:pPr>
-        <w:ind w:left="1800" w:hanging="360"/>
-      </w:pPr>
-      <w:rPr>
-        <w:rFonts w:ascii="Wingdings" w:hAnsi="Wingdings" w:hint="default"/>
-      </w:rPr>
-    </w:lvl>
-    <w:lvl w:ilvl="3" w:tplc="04090001" w:tentative="1">
-      <w:start w:val="1"/>
-      <w:numFmt w:val="bullet"/>
-      <w:lvlText w:val=""/>
-      <w:lvlJc w:val="left"/>
-      <w:pPr>
-        <w:ind w:left="2520" w:hanging="360"/>
-      </w:pPr>
-      <w:rPr>
-        <w:rFonts w:ascii="Symbol" w:hAnsi="Symbol" w:hint="default"/>
-      </w:rPr>
-    </w:lvl>
-    <w:lvl w:ilvl="4" w:tplc="04090003" w:tentative="1">
-      <w:start w:val="1"/>
-      <w:numFmt w:val="bullet"/>
-      <w:lvlText w:val="o"/>
-      <w:lvlJc w:val="left"/>
-      <w:pPr>
-        <w:ind w:left="3240" w:hanging="360"/>
-      </w:pPr>
-      <w:rPr>
-        <w:rFonts w:ascii="Courier New" w:hAnsi="Courier New" w:cs="Courier New" w:hint="default"/>
-      </w:rPr>
-    </w:lvl>
-    <w:lvl w:ilvl="5" w:tplc="04090005" w:tentative="1">
-      <w:start w:val="1"/>
-      <w:numFmt w:val="bullet"/>
-      <w:lvlText w:val=""/>
-      <w:lvlJc w:val="left"/>
-      <w:pPr>
-        <w:ind w:left="3960" w:hanging="360"/>
-      </w:pPr>
-      <w:rPr>
-        <w:rFonts w:ascii="Wingdings" w:hAnsi="Wingdings" w:hint="default"/>
-      </w:rPr>
-    </w:lvl>
-    <w:lvl w:ilvl="6" w:tplc="04090001" w:tentative="1">
-      <w:start w:val="1"/>
-      <w:numFmt w:val="bullet"/>
-      <w:lvlText w:val=""/>
-      <w:lvlJc w:val="left"/>
-      <w:pPr>
-        <w:ind w:left="4680" w:hanging="360"/>
-      </w:pPr>
-      <w:rPr>
-        <w:rFonts w:ascii="Symbol" w:hAnsi="Symbol" w:hint="default"/>
-      </w:rPr>
-    </w:lvl>
-    <w:lvl w:ilvl="7" w:tplc="04090003" w:tentative="1">
-      <w:start w:val="1"/>
-      <w:numFmt w:val="bullet"/>
-      <w:lvlText w:val="o"/>
-      <w:lvlJc w:val="left"/>
-      <w:pPr>
-        <w:ind w:left="5400" w:hanging="360"/>
-      </w:pPr>
-      <w:rPr>
-        <w:rFonts w:ascii="Courier New" w:hAnsi="Courier New" w:cs="Courier New" w:hint="default"/>
-      </w:rPr>
-    </w:lvl>
-    <w:lvl w:ilvl="8" w:tplc="04090005" w:tentative="1">
-      <w:start w:val="1"/>
-      <w:numFmt w:val="bullet"/>
-      <w:lvlText w:val=""/>
-      <w:lvlJc w:val="left"/>
-      <w:pPr>
-        <w:ind w:left="6120" w:hanging="360"/>
-      </w:pPr>
-      <w:rPr>
-        <w:rFonts w:ascii="Wingdings" w:hAnsi="Wingdings" w:hint="default"/>
-      </w:rPr>
-    </w:lvl>
-  </w:abstractNum>
-  <w:abstractNum w:abstractNumId="20">
-    <w:nsid w:val="536637D0"/>
-    <w:multiLevelType w:val="hybridMultilevel"/>
-    <w:tmpl w:val="5FFCC422"/>
-    <w:lvl w:ilvl="0" w:tplc="B4F80EC0">
-      <w:numFmt w:val="bullet"/>
-      <w:lvlText w:val=""/>
-      <w:lvlJc w:val="left"/>
-      <w:pPr>
-        <w:ind w:left="720" w:hanging="360"/>
-      </w:pPr>
-      <w:rPr>
-        <w:rFonts w:ascii="Arial" w:eastAsia="Times New Roman" w:hAnsi="Arial" w:cs="Arial" w:hint="default"/>
-      </w:rPr>
-    </w:lvl>
-    <w:lvl w:ilvl="1" w:tplc="04090003" w:tentative="1">
-      <w:start w:val="1"/>
-      <w:numFmt w:val="bullet"/>
-      <w:lvlText w:val="o"/>
-      <w:lvlJc w:val="left"/>
-      <w:pPr>
-        <w:ind w:left="1440" w:hanging="360"/>
-      </w:pPr>
-      <w:rPr>
-        <w:rFonts w:ascii="Courier New" w:hAnsi="Courier New" w:cs="Courier New" w:hint="default"/>
-      </w:rPr>
-    </w:lvl>
-    <w:lvl w:ilvl="2" w:tplc="04090005" w:tentative="1">
-      <w:start w:val="1"/>
-      <w:numFmt w:val="bullet"/>
-      <w:lvlText w:val=""/>
-      <w:lvlJc w:val="left"/>
-      <w:pPr>
-        <w:ind w:left="2160" w:hanging="360"/>
-      </w:pPr>
-      <w:rPr>
-        <w:rFonts w:ascii="Wingdings" w:hAnsi="Wingdings" w:hint="default"/>
-      </w:rPr>
-    </w:lvl>
-    <w:lvl w:ilvl="3" w:tplc="04090001" w:tentative="1">
-      <w:start w:val="1"/>
-      <w:numFmt w:val="bullet"/>
-      <w:lvlText w:val=""/>
-      <w:lvlJc w:val="left"/>
-      <w:pPr>
-        <w:ind w:left="2880" w:hanging="360"/>
-      </w:pPr>
-      <w:rPr>
-        <w:rFonts w:ascii="Symbol" w:hAnsi="Symbol" w:hint="default"/>
-      </w:rPr>
-    </w:lvl>
-    <w:lvl w:ilvl="4" w:tplc="04090003" w:tentative="1">
-      <w:start w:val="1"/>
-      <w:numFmt w:val="bullet"/>
-      <w:lvlText w:val="o"/>
-      <w:lvlJc w:val="left"/>
-      <w:pPr>
-        <w:ind w:left="3600" w:hanging="360"/>
-      </w:pPr>
-      <w:rPr>
-        <w:rFonts w:ascii="Courier New" w:hAnsi="Courier New" w:cs="Courier New" w:hint="default"/>
-      </w:rPr>
-    </w:lvl>
-    <w:lvl w:ilvl="5" w:tplc="04090005" w:tentative="1">
-      <w:start w:val="1"/>
-      <w:numFmt w:val="bullet"/>
-      <w:lvlText w:val=""/>
-      <w:lvlJc w:val="left"/>
-      <w:pPr>
-        <w:ind w:left="4320" w:hanging="360"/>
-      </w:pPr>
-      <w:rPr>
-        <w:rFonts w:ascii="Wingdings" w:hAnsi="Wingdings" w:hint="default"/>
-      </w:rPr>
-    </w:lvl>
-    <w:lvl w:ilvl="6" w:tplc="04090001" w:tentative="1">
-      <w:start w:val="1"/>
-      <w:numFmt w:val="bullet"/>
-      <w:lvlText w:val=""/>
-      <w:lvlJc w:val="left"/>
-      <w:pPr>
-        <w:ind w:left="5040" w:hanging="360"/>
-      </w:pPr>
-      <w:rPr>
-        <w:rFonts w:ascii="Symbol" w:hAnsi="Symbol" w:hint="default"/>
-      </w:rPr>
-    </w:lvl>
-    <w:lvl w:ilvl="7" w:tplc="04090003" w:tentative="1">
-      <w:start w:val="1"/>
-      <w:numFmt w:val="bullet"/>
-      <w:lvlText w:val="o"/>
-      <w:lvlJc w:val="left"/>
-      <w:pPr>
-        <w:ind w:left="5760" w:hanging="360"/>
-      </w:pPr>
-      <w:rPr>
-        <w:rFonts w:ascii="Courier New" w:hAnsi="Courier New" w:cs="Courier New" w:hint="default"/>
-      </w:rPr>
-    </w:lvl>
-    <w:lvl w:ilvl="8" w:tplc="04090005" w:tentative="1">
-      <w:start w:val="1"/>
-      <w:numFmt w:val="bullet"/>
-      <w:lvlText w:val=""/>
-      <w:lvlJc w:val="left"/>
-      <w:pPr>
-        <w:ind w:left="6480" w:hanging="360"/>
-      </w:pPr>
-      <w:rPr>
-        <w:rFonts w:ascii="Wingdings" w:hAnsi="Wingdings" w:hint="default"/>
-      </w:rPr>
-    </w:lvl>
-  </w:abstractNum>
-  <w:abstractNum w:abstractNumId="21">
-    <w:nsid w:val="57FA4933"/>
-    <w:multiLevelType w:val="hybridMultilevel"/>
-    <w:tmpl w:val="36048DFE"/>
-    <w:lvl w:ilvl="0" w:tplc="3F6A5AA0">
-      <w:numFmt w:val="bullet"/>
-      <w:lvlText w:val=""/>
-      <w:lvlJc w:val="left"/>
-      <w:pPr>
-        <w:ind w:left="720" w:hanging="360"/>
-      </w:pPr>
-      <w:rPr>
-        <w:rFonts w:ascii="Symbol" w:eastAsia="Times New Roman" w:hAnsi="Symbol" w:cs="Times New Roman" w:hint="default"/>
-      </w:rPr>
-    </w:lvl>
-    <w:lvl w:ilvl="1" w:tplc="04090003" w:tentative="1">
-      <w:start w:val="1"/>
-      <w:numFmt w:val="bullet"/>
-      <w:lvlText w:val="o"/>
-      <w:lvlJc w:val="left"/>
-      <w:pPr>
-        <w:ind w:left="1440" w:hanging="360"/>
-      </w:pPr>
-      <w:rPr>
-        <w:rFonts w:ascii="Courier New" w:hAnsi="Courier New" w:cs="Courier New" w:hint="default"/>
-      </w:rPr>
-    </w:lvl>
-    <w:lvl w:ilvl="2" w:tplc="04090005" w:tentative="1">
-      <w:start w:val="1"/>
-      <w:numFmt w:val="bullet"/>
-      <w:lvlText w:val=""/>
-      <w:lvlJc w:val="left"/>
-      <w:pPr>
-        <w:ind w:left="2160" w:hanging="360"/>
-      </w:pPr>
-      <w:rPr>
-        <w:rFonts w:ascii="Wingdings" w:hAnsi="Wingdings" w:hint="default"/>
-      </w:rPr>
-    </w:lvl>
-    <w:lvl w:ilvl="3" w:tplc="04090001" w:tentative="1">
-      <w:start w:val="1"/>
-      <w:numFmt w:val="bullet"/>
-      <w:lvlText w:val=""/>
-      <w:lvlJc w:val="left"/>
-      <w:pPr>
-        <w:ind w:left="2880" w:hanging="360"/>
-      </w:pPr>
-      <w:rPr>
-        <w:rFonts w:ascii="Symbol" w:hAnsi="Symbol" w:hint="default"/>
-      </w:rPr>
-    </w:lvl>
-    <w:lvl w:ilvl="4" w:tplc="04090003" w:tentative="1">
-      <w:start w:val="1"/>
-      <w:numFmt w:val="bullet"/>
-      <w:lvlText w:val="o"/>
-      <w:lvlJc w:val="left"/>
-      <w:pPr>
-        <w:ind w:left="3600" w:hanging="360"/>
-      </w:pPr>
-      <w:rPr>
-        <w:rFonts w:ascii="Courier New" w:hAnsi="Courier New" w:cs="Courier New" w:hint="default"/>
-      </w:rPr>
-    </w:lvl>
-    <w:lvl w:ilvl="5" w:tplc="04090005" w:tentative="1">
-      <w:start w:val="1"/>
-      <w:numFmt w:val="bullet"/>
-      <w:lvlText w:val=""/>
-      <w:lvlJc w:val="left"/>
-      <w:pPr>
-        <w:ind w:left="4320" w:hanging="360"/>
-      </w:pPr>
-      <w:rPr>
-        <w:rFonts w:ascii="Wingdings" w:hAnsi="Wingdings" w:hint="default"/>
-      </w:rPr>
-    </w:lvl>
-    <w:lvl w:ilvl="6" w:tplc="04090001" w:tentative="1">
-      <w:start w:val="1"/>
-      <w:numFmt w:val="bullet"/>
-      <w:lvlText w:val=""/>
-      <w:lvlJc w:val="left"/>
-      <w:pPr>
-        <w:ind w:left="5040" w:hanging="360"/>
-      </w:pPr>
-      <w:rPr>
-        <w:rFonts w:ascii="Symbol" w:hAnsi="Symbol" w:hint="default"/>
-      </w:rPr>
-    </w:lvl>
-    <w:lvl w:ilvl="7" w:tplc="04090003" w:tentative="1">
-      <w:start w:val="1"/>
-      <w:numFmt w:val="bullet"/>
-      <w:lvlText w:val="o"/>
-      <w:lvlJc w:val="left"/>
-      <w:pPr>
-        <w:ind w:left="5760" w:hanging="360"/>
-      </w:pPr>
-      <w:rPr>
-        <w:rFonts w:ascii="Courier New" w:hAnsi="Courier New" w:cs="Courier New" w:hint="default"/>
-      </w:rPr>
-    </w:lvl>
-    <w:lvl w:ilvl="8" w:tplc="04090005" w:tentative="1">
-      <w:start w:val="1"/>
-      <w:numFmt w:val="bullet"/>
-      <w:lvlText w:val=""/>
-      <w:lvlJc w:val="left"/>
-      <w:pPr>
-        <w:ind w:left="6480" w:hanging="360"/>
-      </w:pPr>
-      <w:rPr>
-        <w:rFonts w:ascii="Wingdings" w:hAnsi="Wingdings" w:hint="default"/>
-      </w:rPr>
-    </w:lvl>
-  </w:abstractNum>
-  <w:abstractNum w:abstractNumId="22">
-    <w:nsid w:val="59E56B86"/>
-    <w:multiLevelType w:val="hybridMultilevel"/>
-    <w:tmpl w:val="62FE2388"/>
-    <w:lvl w:ilvl="0" w:tplc="0409000B">
-      <w:start w:val="1"/>
-      <w:numFmt w:val="bullet"/>
-      <w:lvlText w:val=""/>
-      <w:lvlJc w:val="left"/>
-      <w:pPr>
-        <w:ind w:left="360" w:hanging="360"/>
-      </w:pPr>
-      <w:rPr>
-        <w:rFonts w:ascii="Wingdings" w:hAnsi="Wingdings" w:hint="default"/>
-      </w:rPr>
-    </w:lvl>
-    <w:lvl w:ilvl="1" w:tplc="04090003" w:tentative="1">
-      <w:start w:val="1"/>
-      <w:numFmt w:val="bullet"/>
-      <w:lvlText w:val="o"/>
-      <w:lvlJc w:val="left"/>
-      <w:pPr>
-        <w:ind w:left="1080" w:hanging="360"/>
-      </w:pPr>
-      <w:rPr>
-        <w:rFonts w:ascii="Courier New" w:hAnsi="Courier New" w:cs="Courier New" w:hint="default"/>
-      </w:rPr>
-    </w:lvl>
-    <w:lvl w:ilvl="2" w:tplc="04090005" w:tentative="1">
-      <w:start w:val="1"/>
-      <w:numFmt w:val="bullet"/>
-      <w:lvlText w:val=""/>
-      <w:lvlJc w:val="left"/>
-      <w:pPr>
-        <w:ind w:left="1800" w:hanging="360"/>
-      </w:pPr>
-      <w:rPr>
-        <w:rFonts w:ascii="Wingdings" w:hAnsi="Wingdings" w:hint="default"/>
-      </w:rPr>
-    </w:lvl>
-    <w:lvl w:ilvl="3" w:tplc="04090001" w:tentative="1">
-      <w:start w:val="1"/>
-      <w:numFmt w:val="bullet"/>
-      <w:lvlText w:val=""/>
-      <w:lvlJc w:val="left"/>
-      <w:pPr>
-        <w:ind w:left="2520" w:hanging="360"/>
-      </w:pPr>
-      <w:rPr>
-        <w:rFonts w:ascii="Symbol" w:hAnsi="Symbol" w:hint="default"/>
-      </w:rPr>
-    </w:lvl>
-    <w:lvl w:ilvl="4" w:tplc="04090003" w:tentative="1">
-      <w:start w:val="1"/>
-      <w:numFmt w:val="bullet"/>
-      <w:lvlText w:val="o"/>
-      <w:lvlJc w:val="left"/>
-      <w:pPr>
-        <w:ind w:left="3240" w:hanging="360"/>
-      </w:pPr>
-      <w:rPr>
-        <w:rFonts w:ascii="Courier New" w:hAnsi="Courier New" w:cs="Courier New" w:hint="default"/>
-      </w:rPr>
-    </w:lvl>
-    <w:lvl w:ilvl="5" w:tplc="04090005" w:tentative="1">
-      <w:start w:val="1"/>
-      <w:numFmt w:val="bullet"/>
-      <w:lvlText w:val=""/>
-      <w:lvlJc w:val="left"/>
-      <w:pPr>
-        <w:ind w:left="3960" w:hanging="360"/>
-      </w:pPr>
-      <w:rPr>
-        <w:rFonts w:ascii="Wingdings" w:hAnsi="Wingdings" w:hint="default"/>
-      </w:rPr>
-    </w:lvl>
-    <w:lvl w:ilvl="6" w:tplc="04090001" w:tentative="1">
-      <w:start w:val="1"/>
-      <w:numFmt w:val="bullet"/>
-      <w:lvlText w:val=""/>
-      <w:lvlJc w:val="left"/>
-      <w:pPr>
-        <w:ind w:left="4680" w:hanging="360"/>
-      </w:pPr>
-      <w:rPr>
-        <w:rFonts w:ascii="Symbol" w:hAnsi="Symbol" w:hint="default"/>
-      </w:rPr>
-    </w:lvl>
-    <w:lvl w:ilvl="7" w:tplc="04090003" w:tentative="1">
-      <w:start w:val="1"/>
-      <w:numFmt w:val="bullet"/>
-      <w:lvlText w:val="o"/>
-      <w:lvlJc w:val="left"/>
-      <w:pPr>
-        <w:ind w:left="5400" w:hanging="360"/>
-      </w:pPr>
-      <w:rPr>
-        <w:rFonts w:ascii="Courier New" w:hAnsi="Courier New" w:cs="Courier New" w:hint="default"/>
-      </w:rPr>
-    </w:lvl>
-    <w:lvl w:ilvl="8" w:tplc="04090005" w:tentative="1">
-      <w:start w:val="1"/>
-      <w:numFmt w:val="bullet"/>
-      <w:lvlText w:val=""/>
-      <w:lvlJc w:val="left"/>
-      <w:pPr>
-        <w:ind w:left="6120" w:hanging="360"/>
-      </w:pPr>
-      <w:rPr>
-        <w:rFonts w:ascii="Wingdings" w:hAnsi="Wingdings" w:hint="default"/>
-      </w:rPr>
-    </w:lvl>
-  </w:abstractNum>
-  <w:abstractNum w:abstractNumId="23">
-    <w:nsid w:val="5B371080"/>
-    <w:multiLevelType w:val="hybridMultilevel"/>
-    <w:tmpl w:val="519C37BE"/>
-    <w:lvl w:ilvl="0" w:tplc="5EDEBF52">
-      <w:numFmt w:val="bullet"/>
-      <w:lvlText w:val=""/>
-      <w:lvlJc w:val="left"/>
-      <w:pPr>
-        <w:ind w:left="720" w:hanging="360"/>
-      </w:pPr>
-      <w:rPr>
-        <w:rFonts w:ascii="Symbol" w:eastAsia="Times New Roman" w:hAnsi="Symbol" w:cs="Times New Roman" w:hint="default"/>
-      </w:rPr>
-    </w:lvl>
-    <w:lvl w:ilvl="1" w:tplc="04090003" w:tentative="1">
-      <w:start w:val="1"/>
-      <w:numFmt w:val="bullet"/>
-      <w:lvlText w:val="o"/>
-      <w:lvlJc w:val="left"/>
-      <w:pPr>
-        <w:ind w:left="1440" w:hanging="360"/>
-      </w:pPr>
-      <w:rPr>
-        <w:rFonts w:ascii="Courier New" w:hAnsi="Courier New" w:cs="Courier New" w:hint="default"/>
-      </w:rPr>
-    </w:lvl>
-    <w:lvl w:ilvl="2" w:tplc="04090005" w:tentative="1">
-      <w:start w:val="1"/>
-      <w:numFmt w:val="bullet"/>
-      <w:lvlText w:val=""/>
-      <w:lvlJc w:val="left"/>
-      <w:pPr>
-        <w:ind w:left="2160" w:hanging="360"/>
-      </w:pPr>
-      <w:rPr>
-        <w:rFonts w:ascii="Wingdings" w:hAnsi="Wingdings" w:hint="default"/>
-      </w:rPr>
-    </w:lvl>
-    <w:lvl w:ilvl="3" w:tplc="04090001" w:tentative="1">
-      <w:start w:val="1"/>
-      <w:numFmt w:val="bullet"/>
-      <w:lvlText w:val=""/>
-      <w:lvlJc w:val="left"/>
-      <w:pPr>
-        <w:ind w:left="2880" w:hanging="360"/>
-      </w:pPr>
-      <w:rPr>
-        <w:rFonts w:ascii="Symbol" w:hAnsi="Symbol" w:hint="default"/>
-      </w:rPr>
-    </w:lvl>
-    <w:lvl w:ilvl="4" w:tplc="04090003" w:tentative="1">
-      <w:start w:val="1"/>
-      <w:numFmt w:val="bullet"/>
-      <w:lvlText w:val="o"/>
-      <w:lvlJc w:val="left"/>
-      <w:pPr>
-        <w:ind w:left="3600" w:hanging="360"/>
-      </w:pPr>
-      <w:rPr>
-        <w:rFonts w:ascii="Courier New" w:hAnsi="Courier New" w:cs="Courier New" w:hint="default"/>
-      </w:rPr>
-    </w:lvl>
-    <w:lvl w:ilvl="5" w:tplc="04090005" w:tentative="1">
-      <w:start w:val="1"/>
-      <w:numFmt w:val="bullet"/>
-      <w:lvlText w:val=""/>
-      <w:lvlJc w:val="left"/>
-      <w:pPr>
-        <w:ind w:left="4320" w:hanging="360"/>
-      </w:pPr>
-      <w:rPr>
-        <w:rFonts w:ascii="Wingdings" w:hAnsi="Wingdings" w:hint="default"/>
-      </w:rPr>
-    </w:lvl>
-    <w:lvl w:ilvl="6" w:tplc="04090001" w:tentative="1">
-      <w:start w:val="1"/>
-      <w:numFmt w:val="bullet"/>
-      <w:lvlText w:val=""/>
-      <w:lvlJc w:val="left"/>
-      <w:pPr>
-        <w:ind w:left="5040" w:hanging="360"/>
-      </w:pPr>
-      <w:rPr>
-        <w:rFonts w:ascii="Symbol" w:hAnsi="Symbol" w:hint="default"/>
-      </w:rPr>
-    </w:lvl>
-    <w:lvl w:ilvl="7" w:tplc="04090003" w:tentative="1">
-      <w:start w:val="1"/>
-      <w:numFmt w:val="bullet"/>
-      <w:lvlText w:val="o"/>
-      <w:lvlJc w:val="left"/>
-      <w:pPr>
-        <w:ind w:left="5760" w:hanging="360"/>
-      </w:pPr>
-      <w:rPr>
-        <w:rFonts w:ascii="Courier New" w:hAnsi="Courier New" w:cs="Courier New" w:hint="default"/>
-      </w:rPr>
-    </w:lvl>
-    <w:lvl w:ilvl="8" w:tplc="04090005" w:tentative="1">
-      <w:start w:val="1"/>
-      <w:numFmt w:val="bullet"/>
-      <w:lvlText w:val=""/>
-      <w:lvlJc w:val="left"/>
-      <w:pPr>
-        <w:ind w:left="6480" w:hanging="360"/>
-      </w:pPr>
-      <w:rPr>
-        <w:rFonts w:ascii="Wingdings" w:hAnsi="Wingdings" w:hint="default"/>
-      </w:rPr>
-    </w:lvl>
-  </w:abstractNum>
-  <w:abstractNum w:abstractNumId="24">
-    <w:nsid w:val="60A31CF4"/>
-    <w:multiLevelType w:val="hybridMultilevel"/>
-    <w:tmpl w:val="4A2AB17A"/>
-    <w:lvl w:ilvl="0" w:tplc="D154FDDA">
-      <w:numFmt w:val="bullet"/>
-      <w:lvlText w:val=""/>
-      <w:lvlJc w:val="left"/>
-      <w:pPr>
-        <w:ind w:left="720" w:hanging="360"/>
-      </w:pPr>
-      <w:rPr>
-        <w:rFonts w:ascii="Symbol" w:eastAsia="Times New Roman" w:hAnsi="Symbol" w:cs="Times New Roman" w:hint="default"/>
-      </w:rPr>
-    </w:lvl>
-    <w:lvl w:ilvl="1" w:tplc="04090003" w:tentative="1">
-      <w:start w:val="1"/>
-      <w:numFmt w:val="bullet"/>
-      <w:lvlText w:val="o"/>
-      <w:lvlJc w:val="left"/>
-      <w:pPr>
-        <w:ind w:left="1440" w:hanging="360"/>
-      </w:pPr>
-      <w:rPr>
-        <w:rFonts w:ascii="Courier New" w:hAnsi="Courier New" w:cs="Courier New" w:hint="default"/>
-      </w:rPr>
-    </w:lvl>
-    <w:lvl w:ilvl="2" w:tplc="04090005" w:tentative="1">
-      <w:start w:val="1"/>
-      <w:numFmt w:val="bullet"/>
-      <w:lvlText w:val=""/>
-      <w:lvlJc w:val="left"/>
-      <w:pPr>
-        <w:ind w:left="2160" w:hanging="360"/>
-      </w:pPr>
-      <w:rPr>
-        <w:rFonts w:ascii="Wingdings" w:hAnsi="Wingdings" w:hint="default"/>
-      </w:rPr>
-    </w:lvl>
-    <w:lvl w:ilvl="3" w:tplc="04090001" w:tentative="1">
-      <w:start w:val="1"/>
-      <w:numFmt w:val="bullet"/>
-      <w:lvlText w:val=""/>
-      <w:lvlJc w:val="left"/>
-      <w:pPr>
-        <w:ind w:left="2880" w:hanging="360"/>
-      </w:pPr>
-      <w:rPr>
-        <w:rFonts w:ascii="Symbol" w:hAnsi="Symbol" w:hint="default"/>
-      </w:rPr>
-    </w:lvl>
-    <w:lvl w:ilvl="4" w:tplc="04090003" w:tentative="1">
-      <w:start w:val="1"/>
-      <w:numFmt w:val="bullet"/>
-      <w:lvlText w:val="o"/>
-      <w:lvlJc w:val="left"/>
-      <w:pPr>
-        <w:ind w:left="3600" w:hanging="360"/>
-      </w:pPr>
-      <w:rPr>
-        <w:rFonts w:ascii="Courier New" w:hAnsi="Courier New" w:cs="Courier New" w:hint="default"/>
-      </w:rPr>
-    </w:lvl>
-    <w:lvl w:ilvl="5" w:tplc="04090005" w:tentative="1">
-      <w:start w:val="1"/>
-      <w:numFmt w:val="bullet"/>
-      <w:lvlText w:val=""/>
-      <w:lvlJc w:val="left"/>
-      <w:pPr>
-        <w:ind w:left="4320" w:hanging="360"/>
-      </w:pPr>
-      <w:rPr>
-        <w:rFonts w:ascii="Wingdings" w:hAnsi="Wingdings" w:hint="default"/>
-      </w:rPr>
-    </w:lvl>
-    <w:lvl w:ilvl="6" w:tplc="04090001" w:tentative="1">
-      <w:start w:val="1"/>
-      <w:numFmt w:val="bullet"/>
-      <w:lvlText w:val=""/>
-      <w:lvlJc w:val="left"/>
-      <w:pPr>
-        <w:ind w:left="5040" w:hanging="360"/>
-      </w:pPr>
-      <w:rPr>
-        <w:rFonts w:ascii="Symbol" w:hAnsi="Symbol" w:hint="default"/>
-      </w:rPr>
-    </w:lvl>
-    <w:lvl w:ilvl="7" w:tplc="04090003" w:tentative="1">
-      <w:start w:val="1"/>
-      <w:numFmt w:val="bullet"/>
-      <w:lvlText w:val="o"/>
-      <w:lvlJc w:val="left"/>
-      <w:pPr>
-        <w:ind w:left="5760" w:hanging="360"/>
-      </w:pPr>
-      <w:rPr>
-        <w:rFonts w:ascii="Courier New" w:hAnsi="Courier New" w:cs="Courier New" w:hint="default"/>
-      </w:rPr>
-    </w:lvl>
-    <w:lvl w:ilvl="8" w:tplc="04090005" w:tentative="1">
-      <w:start w:val="1"/>
-      <w:numFmt w:val="bullet"/>
-      <w:lvlText w:val=""/>
-      <w:lvlJc w:val="left"/>
-      <w:pPr>
-        <w:ind w:left="6480" w:hanging="360"/>
-      </w:pPr>
-      <w:rPr>
-        <w:rFonts w:ascii="Wingdings" w:hAnsi="Wingdings" w:hint="default"/>
-      </w:rPr>
-    </w:lvl>
-  </w:abstractNum>
-  <w:abstractNum w:abstractNumId="25">
-    <w:nsid w:val="62551C10"/>
-    <w:multiLevelType w:val="hybridMultilevel"/>
-    <w:tmpl w:val="AC2A5756"/>
-    <w:lvl w:ilvl="0" w:tplc="0409000B">
-      <w:start w:val="1"/>
-      <w:numFmt w:val="bullet"/>
-      <w:lvlText w:val=""/>
-      <w:lvlJc w:val="left"/>
-      <w:pPr>
-        <w:ind w:left="360" w:hanging="360"/>
-      </w:pPr>
-      <w:rPr>
-        <w:rFonts w:ascii="Wingdings" w:hAnsi="Wingdings" w:hint="default"/>
-      </w:rPr>
-    </w:lvl>
-    <w:lvl w:ilvl="1" w:tplc="04090003" w:tentative="1">
-      <w:start w:val="1"/>
-      <w:numFmt w:val="bullet"/>
-      <w:lvlText w:val="o"/>
-      <w:lvlJc w:val="left"/>
-      <w:pPr>
-        <w:ind w:left="1080" w:hanging="360"/>
-      </w:pPr>
-      <w:rPr>
-        <w:rFonts w:ascii="Courier New" w:hAnsi="Courier New" w:cs="Courier New" w:hint="default"/>
-      </w:rPr>
-    </w:lvl>
-    <w:lvl w:ilvl="2" w:tplc="04090005" w:tentative="1">
-      <w:start w:val="1"/>
-      <w:numFmt w:val="bullet"/>
-      <w:lvlText w:val=""/>
-      <w:lvlJc w:val="left"/>
-      <w:pPr>
-        <w:ind w:left="1800" w:hanging="360"/>
-      </w:pPr>
-      <w:rPr>
-        <w:rFonts w:ascii="Wingdings" w:hAnsi="Wingdings" w:hint="default"/>
-      </w:rPr>
-    </w:lvl>
-    <w:lvl w:ilvl="3" w:tplc="04090001" w:tentative="1">
-      <w:start w:val="1"/>
-      <w:numFmt w:val="bullet"/>
-      <w:lvlText w:val=""/>
-      <w:lvlJc w:val="left"/>
-      <w:pPr>
-        <w:ind w:left="2520" w:hanging="360"/>
-      </w:pPr>
-      <w:rPr>
-        <w:rFonts w:ascii="Symbol" w:hAnsi="Symbol" w:hint="default"/>
-      </w:rPr>
-    </w:lvl>
-    <w:lvl w:ilvl="4" w:tplc="04090003" w:tentative="1">
-      <w:start w:val="1"/>
-      <w:numFmt w:val="bullet"/>
-      <w:lvlText w:val="o"/>
-      <w:lvlJc w:val="left"/>
-      <w:pPr>
-        <w:ind w:left="3240" w:hanging="360"/>
-      </w:pPr>
-      <w:rPr>
-        <w:rFonts w:ascii="Courier New" w:hAnsi="Courier New" w:cs="Courier New" w:hint="default"/>
-      </w:rPr>
-    </w:lvl>
-    <w:lvl w:ilvl="5" w:tplc="04090005" w:tentative="1">
-      <w:start w:val="1"/>
-      <w:numFmt w:val="bullet"/>
-      <w:lvlText w:val=""/>
-      <w:lvlJc w:val="left"/>
-      <w:pPr>
-        <w:ind w:left="3960" w:hanging="360"/>
-      </w:pPr>
-      <w:rPr>
-        <w:rFonts w:ascii="Wingdings" w:hAnsi="Wingdings" w:hint="default"/>
-      </w:rPr>
-    </w:lvl>
-    <w:lvl w:ilvl="6" w:tplc="04090001" w:tentative="1">
-      <w:start w:val="1"/>
-      <w:numFmt w:val="bullet"/>
-      <w:lvlText w:val=""/>
-      <w:lvlJc w:val="left"/>
-      <w:pPr>
-        <w:ind w:left="4680" w:hanging="360"/>
-      </w:pPr>
-      <w:rPr>
-        <w:rFonts w:ascii="Symbol" w:hAnsi="Symbol" w:hint="default"/>
-      </w:rPr>
-    </w:lvl>
-    <w:lvl w:ilvl="7" w:tplc="04090003" w:tentative="1">
-      <w:start w:val="1"/>
-      <w:numFmt w:val="bullet"/>
-      <w:lvlText w:val="o"/>
-      <w:lvlJc w:val="left"/>
-      <w:pPr>
-        <w:ind w:left="5400" w:hanging="360"/>
-      </w:pPr>
-      <w:rPr>
-        <w:rFonts w:ascii="Courier New" w:hAnsi="Courier New" w:cs="Courier New" w:hint="default"/>
-      </w:rPr>
-    </w:lvl>
-    <w:lvl w:ilvl="8" w:tplc="04090005" w:tentative="1">
-      <w:start w:val="1"/>
-      <w:numFmt w:val="bullet"/>
-      <w:lvlText w:val=""/>
-      <w:lvlJc w:val="left"/>
-      <w:pPr>
-        <w:ind w:left="6120" w:hanging="360"/>
-      </w:pPr>
-      <w:rPr>
-        <w:rFonts w:ascii="Wingdings" w:hAnsi="Wingdings" w:hint="default"/>
-      </w:rPr>
-    </w:lvl>
-  </w:abstractNum>
-  <w:abstractNum w:abstractNumId="26">
-    <w:nsid w:val="63D94C53"/>
-    <w:multiLevelType w:val="hybridMultilevel"/>
-    <w:tmpl w:val="AA6433D8"/>
-    <w:lvl w:ilvl="0" w:tplc="0409000B">
-      <w:start w:val="1"/>
-      <w:numFmt w:val="bullet"/>
-      <w:lvlText w:val=""/>
-      <w:lvlJc w:val="left"/>
-      <w:pPr>
-        <w:ind w:left="360" w:hanging="360"/>
-      </w:pPr>
-      <w:rPr>
-        <w:rFonts w:ascii="Wingdings" w:hAnsi="Wingdings" w:hint="default"/>
-      </w:rPr>
-    </w:lvl>
-    <w:lvl w:ilvl="1" w:tplc="04090003" w:tentative="1">
-      <w:start w:val="1"/>
-      <w:numFmt w:val="bullet"/>
-      <w:lvlText w:val="o"/>
-      <w:lvlJc w:val="left"/>
-      <w:pPr>
-        <w:ind w:left="1080" w:hanging="360"/>
-      </w:pPr>
-      <w:rPr>
-        <w:rFonts w:ascii="Courier New" w:hAnsi="Courier New" w:cs="Courier New" w:hint="default"/>
-      </w:rPr>
-    </w:lvl>
-    <w:lvl w:ilvl="2" w:tplc="04090005" w:tentative="1">
-      <w:start w:val="1"/>
-      <w:numFmt w:val="bullet"/>
-      <w:lvlText w:val=""/>
-      <w:lvlJc w:val="left"/>
-      <w:pPr>
-        <w:ind w:left="1800" w:hanging="360"/>
-      </w:pPr>
-      <w:rPr>
-        <w:rFonts w:ascii="Wingdings" w:hAnsi="Wingdings" w:hint="default"/>
-      </w:rPr>
-    </w:lvl>
-    <w:lvl w:ilvl="3" w:tplc="04090001" w:tentative="1">
-      <w:start w:val="1"/>
-      <w:numFmt w:val="bullet"/>
-      <w:lvlText w:val=""/>
-      <w:lvlJc w:val="left"/>
-      <w:pPr>
-        <w:ind w:left="2520" w:hanging="360"/>
-      </w:pPr>
-      <w:rPr>
-        <w:rFonts w:ascii="Symbol" w:hAnsi="Symbol" w:hint="default"/>
-      </w:rPr>
-    </w:lvl>
-    <w:lvl w:ilvl="4" w:tplc="04090003" w:tentative="1">
-      <w:start w:val="1"/>
-      <w:numFmt w:val="bullet"/>
-      <w:lvlText w:val="o"/>
-      <w:lvlJc w:val="left"/>
-      <w:pPr>
-        <w:ind w:left="3240" w:hanging="360"/>
-      </w:pPr>
-      <w:rPr>
-        <w:rFonts w:ascii="Courier New" w:hAnsi="Courier New" w:cs="Courier New" w:hint="default"/>
-      </w:rPr>
-    </w:lvl>
-    <w:lvl w:ilvl="5" w:tplc="04090005" w:tentative="1">
-      <w:start w:val="1"/>
-      <w:numFmt w:val="bullet"/>
-      <w:lvlText w:val=""/>
-      <w:lvlJc w:val="left"/>
-      <w:pPr>
-        <w:ind w:left="3960" w:hanging="360"/>
-      </w:pPr>
-      <w:rPr>
-        <w:rFonts w:ascii="Wingdings" w:hAnsi="Wingdings" w:hint="default"/>
-      </w:rPr>
-    </w:lvl>
-    <w:lvl w:ilvl="6" w:tplc="04090001" w:tentative="1">
-      <w:start w:val="1"/>
-      <w:numFmt w:val="bullet"/>
-      <w:lvlText w:val=""/>
-      <w:lvlJc w:val="left"/>
-      <w:pPr>
-        <w:ind w:left="4680" w:hanging="360"/>
-      </w:pPr>
-      <w:rPr>
-        <w:rFonts w:ascii="Symbol" w:hAnsi="Symbol" w:hint="default"/>
-      </w:rPr>
-    </w:lvl>
-    <w:lvl w:ilvl="7" w:tplc="04090003" w:tentative="1">
-      <w:start w:val="1"/>
-      <w:numFmt w:val="bullet"/>
-      <w:lvlText w:val="o"/>
-      <w:lvlJc w:val="left"/>
-      <w:pPr>
-        <w:ind w:left="5400" w:hanging="360"/>
-      </w:pPr>
-      <w:rPr>
-        <w:rFonts w:ascii="Courier New" w:hAnsi="Courier New" w:cs="Courier New" w:hint="default"/>
-      </w:rPr>
-    </w:lvl>
-    <w:lvl w:ilvl="8" w:tplc="04090005" w:tentative="1">
-      <w:start w:val="1"/>
-      <w:numFmt w:val="bullet"/>
-      <w:lvlText w:val=""/>
-      <w:lvlJc w:val="left"/>
-      <w:pPr>
-        <w:ind w:left="6120" w:hanging="360"/>
-      </w:pPr>
-      <w:rPr>
-        <w:rFonts w:ascii="Wingdings" w:hAnsi="Wingdings" w:hint="default"/>
-      </w:rPr>
-    </w:lvl>
-  </w:abstractNum>
-  <w:abstractNum w:abstractNumId="27">
-    <w:nsid w:val="66E06230"/>
-    <w:multiLevelType w:val="hybridMultilevel"/>
-    <w:tmpl w:val="4BFC5374"/>
-    <w:lvl w:ilvl="0" w:tplc="0409000B">
-      <w:start w:val="1"/>
-      <w:numFmt w:val="bullet"/>
-      <w:lvlText w:val=""/>
-      <w:lvlJc w:val="left"/>
-      <w:pPr>
-        <w:ind w:left="360" w:hanging="360"/>
-      </w:pPr>
-      <w:rPr>
-        <w:rFonts w:ascii="Wingdings" w:hAnsi="Wingdings" w:hint="default"/>
-      </w:rPr>
-    </w:lvl>
-    <w:lvl w:ilvl="1" w:tplc="04090003" w:tentative="1">
-      <w:start w:val="1"/>
-      <w:numFmt w:val="bullet"/>
-      <w:lvlText w:val="o"/>
-      <w:lvlJc w:val="left"/>
-      <w:pPr>
-        <w:ind w:left="1080" w:hanging="360"/>
-      </w:pPr>
-      <w:rPr>
-        <w:rFonts w:ascii="Courier New" w:hAnsi="Courier New" w:cs="Courier New" w:hint="default"/>
-      </w:rPr>
-    </w:lvl>
-    <w:lvl w:ilvl="2" w:tplc="04090005" w:tentative="1">
-      <w:start w:val="1"/>
-      <w:numFmt w:val="bullet"/>
-      <w:lvlText w:val=""/>
-      <w:lvlJc w:val="left"/>
-      <w:pPr>
-        <w:ind w:left="1800" w:hanging="360"/>
-      </w:pPr>
-      <w:rPr>
-        <w:rFonts w:ascii="Wingdings" w:hAnsi="Wingdings" w:hint="default"/>
-      </w:rPr>
-    </w:lvl>
-    <w:lvl w:ilvl="3" w:tplc="04090001" w:tentative="1">
-      <w:start w:val="1"/>
-      <w:numFmt w:val="bullet"/>
-      <w:lvlText w:val=""/>
-      <w:lvlJc w:val="left"/>
-      <w:pPr>
-        <w:ind w:left="2520" w:hanging="360"/>
-      </w:pPr>
-      <w:rPr>
-        <w:rFonts w:ascii="Symbol" w:hAnsi="Symbol" w:hint="default"/>
-      </w:rPr>
-    </w:lvl>
-    <w:lvl w:ilvl="4" w:tplc="04090003" w:tentative="1">
-      <w:start w:val="1"/>
-      <w:numFmt w:val="bullet"/>
-      <w:lvlText w:val="o"/>
-      <w:lvlJc w:val="left"/>
-      <w:pPr>
-        <w:ind w:left="3240" w:hanging="360"/>
-      </w:pPr>
-      <w:rPr>
-        <w:rFonts w:ascii="Courier New" w:hAnsi="Courier New" w:cs="Courier New" w:hint="default"/>
-      </w:rPr>
-    </w:lvl>
-    <w:lvl w:ilvl="5" w:tplc="04090005" w:tentative="1">
-      <w:start w:val="1"/>
-      <w:numFmt w:val="bullet"/>
-      <w:lvlText w:val=""/>
-      <w:lvlJc w:val="left"/>
-      <w:pPr>
-        <w:ind w:left="3960" w:hanging="360"/>
-      </w:pPr>
-      <w:rPr>
-        <w:rFonts w:ascii="Wingdings" w:hAnsi="Wingdings" w:hint="default"/>
-      </w:rPr>
-    </w:lvl>
-    <w:lvl w:ilvl="6" w:tplc="04090001" w:tentative="1">
-      <w:start w:val="1"/>
-      <w:numFmt w:val="bullet"/>
-      <w:lvlText w:val=""/>
-      <w:lvlJc w:val="left"/>
-      <w:pPr>
-        <w:ind w:left="4680" w:hanging="360"/>
-      </w:pPr>
-      <w:rPr>
-        <w:rFonts w:ascii="Symbol" w:hAnsi="Symbol" w:hint="default"/>
-      </w:rPr>
-    </w:lvl>
-    <w:lvl w:ilvl="7" w:tplc="04090003" w:tentative="1">
-      <w:start w:val="1"/>
-      <w:numFmt w:val="bullet"/>
-      <w:lvlText w:val="o"/>
-      <w:lvlJc w:val="left"/>
-      <w:pPr>
-        <w:ind w:left="5400" w:hanging="360"/>
-      </w:pPr>
-      <w:rPr>
-        <w:rFonts w:ascii="Courier New" w:hAnsi="Courier New" w:cs="Courier New" w:hint="default"/>
-      </w:rPr>
-    </w:lvl>
-    <w:lvl w:ilvl="8" w:tplc="04090005" w:tentative="1">
-      <w:start w:val="1"/>
-      <w:numFmt w:val="bullet"/>
-      <w:lvlText w:val=""/>
-      <w:lvlJc w:val="left"/>
-      <w:pPr>
-        <w:ind w:left="6120" w:hanging="360"/>
-      </w:pPr>
-      <w:rPr>
-        <w:rFonts w:ascii="Wingdings" w:hAnsi="Wingdings" w:hint="default"/>
-      </w:rPr>
-    </w:lvl>
-  </w:abstractNum>
-  <w:abstractNum w:abstractNumId="28">
-    <w:nsid w:val="66FC115B"/>
-    <w:multiLevelType w:val="hybridMultilevel"/>
-    <w:tmpl w:val="EF30B23A"/>
-    <w:lvl w:ilvl="0" w:tplc="0409000B">
-      <w:start w:val="1"/>
-      <w:numFmt w:val="bullet"/>
-      <w:lvlText w:val=""/>
-      <w:lvlJc w:val="left"/>
-      <w:pPr>
-        <w:ind w:left="360" w:hanging="360"/>
-      </w:pPr>
-      <w:rPr>
-        <w:rFonts w:ascii="Wingdings" w:hAnsi="Wingdings" w:hint="default"/>
-      </w:rPr>
-    </w:lvl>
-    <w:lvl w:ilvl="1" w:tplc="04090003" w:tentative="1">
-      <w:start w:val="1"/>
-      <w:numFmt w:val="bullet"/>
-      <w:lvlText w:val="o"/>
-      <w:lvlJc w:val="left"/>
-      <w:pPr>
-        <w:ind w:left="1080" w:hanging="360"/>
-      </w:pPr>
-      <w:rPr>
-        <w:rFonts w:ascii="Courier New" w:hAnsi="Courier New" w:cs="Courier New" w:hint="default"/>
-      </w:rPr>
-    </w:lvl>
-    <w:lvl w:ilvl="2" w:tplc="04090005" w:tentative="1">
-      <w:start w:val="1"/>
-      <w:numFmt w:val="bullet"/>
-      <w:lvlText w:val=""/>
-      <w:lvlJc w:val="left"/>
-      <w:pPr>
-        <w:ind w:left="1800" w:hanging="360"/>
-      </w:pPr>
-      <w:rPr>
-        <w:rFonts w:ascii="Wingdings" w:hAnsi="Wingdings" w:hint="default"/>
-      </w:rPr>
-    </w:lvl>
-    <w:lvl w:ilvl="3" w:tplc="04090001" w:tentative="1">
-      <w:start w:val="1"/>
-      <w:numFmt w:val="bullet"/>
-      <w:lvlText w:val=""/>
-      <w:lvlJc w:val="left"/>
-      <w:pPr>
-        <w:ind w:left="2520" w:hanging="360"/>
-      </w:pPr>
-      <w:rPr>
-        <w:rFonts w:ascii="Symbol" w:hAnsi="Symbol" w:hint="default"/>
-      </w:rPr>
-    </w:lvl>
-    <w:lvl w:ilvl="4" w:tplc="04090003" w:tentative="1">
-      <w:start w:val="1"/>
-      <w:numFmt w:val="bullet"/>
-      <w:lvlText w:val="o"/>
-      <w:lvlJc w:val="left"/>
-      <w:pPr>
-        <w:ind w:left="3240" w:hanging="360"/>
-      </w:pPr>
-      <w:rPr>
-        <w:rFonts w:ascii="Courier New" w:hAnsi="Courier New" w:cs="Courier New" w:hint="default"/>
-      </w:rPr>
-    </w:lvl>
-    <w:lvl w:ilvl="5" w:tplc="04090005" w:tentative="1">
-      <w:start w:val="1"/>
-      <w:numFmt w:val="bullet"/>
-      <w:lvlText w:val=""/>
-      <w:lvlJc w:val="left"/>
-      <w:pPr>
-        <w:ind w:left="3960" w:hanging="360"/>
-      </w:pPr>
-      <w:rPr>
-        <w:rFonts w:ascii="Wingdings" w:hAnsi="Wingdings" w:hint="default"/>
-      </w:rPr>
-    </w:lvl>
-    <w:lvl w:ilvl="6" w:tplc="04090001" w:tentative="1">
-      <w:start w:val="1"/>
-      <w:numFmt w:val="bullet"/>
-      <w:lvlText w:val=""/>
-      <w:lvlJc w:val="left"/>
-      <w:pPr>
-        <w:ind w:left="4680" w:hanging="360"/>
-      </w:pPr>
-      <w:rPr>
-        <w:rFonts w:ascii="Symbol" w:hAnsi="Symbol" w:hint="default"/>
-      </w:rPr>
-    </w:lvl>
-    <w:lvl w:ilvl="7" w:tplc="04090003" w:tentative="1">
-      <w:start w:val="1"/>
-      <w:numFmt w:val="bullet"/>
-      <w:lvlText w:val="o"/>
-      <w:lvlJc w:val="left"/>
-      <w:pPr>
-        <w:ind w:left="5400" w:hanging="360"/>
-      </w:pPr>
-      <w:rPr>
-        <w:rFonts w:ascii="Courier New" w:hAnsi="Courier New" w:cs="Courier New" w:hint="default"/>
-      </w:rPr>
-    </w:lvl>
-    <w:lvl w:ilvl="8" w:tplc="04090005" w:tentative="1">
-      <w:start w:val="1"/>
-      <w:numFmt w:val="bullet"/>
-      <w:lvlText w:val=""/>
-      <w:lvlJc w:val="left"/>
-      <w:pPr>
-        <w:ind w:left="6120" w:hanging="360"/>
-      </w:pPr>
-      <w:rPr>
-        <w:rFonts w:ascii="Wingdings" w:hAnsi="Wingdings" w:hint="default"/>
-      </w:rPr>
-    </w:lvl>
-  </w:abstractNum>
-  <w:abstractNum w:abstractNumId="29">
-    <w:nsid w:val="67C24C16"/>
-    <w:multiLevelType w:val="multilevel"/>
-    <w:tmpl w:val="801411EA"/>
-    <w:lvl w:ilvl="0">
-      <w:start w:val="1"/>
-      <w:numFmt w:val="bullet"/>
-      <w:lvlText w:val=""/>
-      <w:lvlJc w:val="left"/>
-      <w:pPr>
-        <w:tabs>
-          <w:tab w:val="num" w:pos="720"/>
-        </w:tabs>
-        <w:ind w:left="720" w:hanging="360"/>
-      </w:pPr>
-      <w:rPr>
-        <w:rFonts w:ascii="Symbol" w:hAnsi="Symbol" w:hint="default"/>
-        <w:sz w:val="20"/>
-      </w:rPr>
-    </w:lvl>
-    <w:lvl w:ilvl="1" w:tentative="1">
-      <w:start w:val="1"/>
-      <w:numFmt w:val="bullet"/>
-      <w:lvlText w:val="o"/>
-      <w:lvlJc w:val="left"/>
-      <w:pPr>
-        <w:tabs>
-          <w:tab w:val="num" w:pos="1440"/>
-        </w:tabs>
-        <w:ind w:left="1440" w:hanging="360"/>
-      </w:pPr>
-      <w:rPr>
-        <w:rFonts w:ascii="Courier New" w:hAnsi="Courier New" w:hint="default"/>
-        <w:sz w:val="20"/>
-      </w:rPr>
-    </w:lvl>
-    <w:lvl w:ilvl="2" w:tentative="1">
-      <w:start w:val="1"/>
-      <w:numFmt w:val="bullet"/>
-      <w:lvlText w:val=""/>
-      <w:lvlJc w:val="left"/>
-      <w:pPr>
-        <w:tabs>
-          <w:tab w:val="num" w:pos="2160"/>
-        </w:tabs>
-        <w:ind w:left="2160" w:hanging="360"/>
-      </w:pPr>
-      <w:rPr>
-        <w:rFonts w:ascii="Wingdings" w:hAnsi="Wingdings" w:hint="default"/>
-        <w:sz w:val="20"/>
-      </w:rPr>
-    </w:lvl>
-    <w:lvl w:ilvl="3" w:tentative="1">
-      <w:start w:val="1"/>
-      <w:numFmt w:val="bullet"/>
-      <w:lvlText w:val=""/>
-      <w:lvlJc w:val="left"/>
-      <w:pPr>
-        <w:tabs>
-          <w:tab w:val="num" w:pos="2880"/>
-        </w:tabs>
-        <w:ind w:left="2880" w:hanging="360"/>
-      </w:pPr>
-      <w:rPr>
-        <w:rFonts w:ascii="Wingdings" w:hAnsi="Wingdings" w:hint="default"/>
-        <w:sz w:val="20"/>
-      </w:rPr>
-    </w:lvl>
-    <w:lvl w:ilvl="4" w:tentative="1">
-      <w:start w:val="1"/>
-      <w:numFmt w:val="bullet"/>
-      <w:lvlText w:val=""/>
-      <w:lvlJc w:val="left"/>
-      <w:pPr>
-        <w:tabs>
-          <w:tab w:val="num" w:pos="3600"/>
-        </w:tabs>
-        <w:ind w:left="3600" w:hanging="360"/>
-      </w:pPr>
-      <w:rPr>
-        <w:rFonts w:ascii="Wingdings" w:hAnsi="Wingdings" w:hint="default"/>
-        <w:sz w:val="20"/>
-      </w:rPr>
-    </w:lvl>
-    <w:lvl w:ilvl="5" w:tentative="1">
-      <w:start w:val="1"/>
-      <w:numFmt w:val="bullet"/>
-      <w:lvlText w:val=""/>
-      <w:lvlJc w:val="left"/>
-      <w:pPr>
-        <w:tabs>
-          <w:tab w:val="num" w:pos="4320"/>
-        </w:tabs>
-        <w:ind w:left="4320" w:hanging="360"/>
-      </w:pPr>
-      <w:rPr>
-        <w:rFonts w:ascii="Wingdings" w:hAnsi="Wingdings" w:hint="default"/>
-        <w:sz w:val="20"/>
-      </w:rPr>
-    </w:lvl>
-    <w:lvl w:ilvl="6" w:tentative="1">
-      <w:start w:val="1"/>
-      <w:numFmt w:val="bullet"/>
-      <w:lvlText w:val=""/>
-      <w:lvlJc w:val="left"/>
-      <w:pPr>
-        <w:tabs>
-          <w:tab w:val="num" w:pos="5040"/>
-        </w:tabs>
-        <w:ind w:left="5040" w:hanging="360"/>
-      </w:pPr>
-      <w:rPr>
-        <w:rFonts w:ascii="Wingdings" w:hAnsi="Wingdings" w:hint="default"/>
-        <w:sz w:val="20"/>
-      </w:rPr>
-    </w:lvl>
-    <w:lvl w:ilvl="7" w:tentative="1">
-      <w:start w:val="1"/>
-      <w:numFmt w:val="bullet"/>
-      <w:lvlText w:val=""/>
-      <w:lvlJc w:val="left"/>
-      <w:pPr>
-        <w:tabs>
-          <w:tab w:val="num" w:pos="5760"/>
-        </w:tabs>
-        <w:ind w:left="5760" w:hanging="360"/>
-      </w:pPr>
-      <w:rPr>
-        <w:rFonts w:ascii="Wingdings" w:hAnsi="Wingdings" w:hint="default"/>
-        <w:sz w:val="20"/>
-      </w:rPr>
-    </w:lvl>
-    <w:lvl w:ilvl="8" w:tentative="1">
-      <w:start w:val="1"/>
-      <w:numFmt w:val="bullet"/>
-      <w:lvlText w:val=""/>
-      <w:lvlJc w:val="left"/>
-      <w:pPr>
-        <w:tabs>
-          <w:tab w:val="num" w:pos="6480"/>
-        </w:tabs>
-        <w:ind w:left="6480" w:hanging="360"/>
-      </w:pPr>
-      <w:rPr>
-        <w:rFonts w:ascii="Wingdings" w:hAnsi="Wingdings" w:hint="default"/>
-        <w:sz w:val="20"/>
-      </w:rPr>
-    </w:lvl>
-  </w:abstractNum>
-  <w:abstractNum w:abstractNumId="30">
-    <w:nsid w:val="6AC8367D"/>
-    <w:multiLevelType w:val="multilevel"/>
-    <w:tmpl w:val="178CD98E"/>
-    <w:lvl w:ilvl="0">
-      <w:start w:val="1"/>
-      <w:numFmt w:val="bullet"/>
-      <w:lvlText w:val=""/>
-      <w:lvlJc w:val="left"/>
-      <w:pPr>
-        <w:tabs>
-          <w:tab w:val="num" w:pos="720"/>
-        </w:tabs>
-        <w:ind w:left="720" w:hanging="360"/>
-      </w:pPr>
-      <w:rPr>
-        <w:rFonts w:ascii="Symbol" w:hAnsi="Symbol" w:hint="default"/>
-        <w:sz w:val="20"/>
-      </w:rPr>
-    </w:lvl>
-    <w:lvl w:ilvl="1" w:tentative="1">
-      <w:start w:val="1"/>
-      <w:numFmt w:val="bullet"/>
-      <w:lvlText w:val="o"/>
-      <w:lvlJc w:val="left"/>
-      <w:pPr>
-        <w:tabs>
-          <w:tab w:val="num" w:pos="1440"/>
-        </w:tabs>
-        <w:ind w:left="1440" w:hanging="360"/>
-      </w:pPr>
-      <w:rPr>
-        <w:rFonts w:ascii="Courier New" w:hAnsi="Courier New" w:hint="default"/>
-        <w:sz w:val="20"/>
-      </w:rPr>
-    </w:lvl>
-    <w:lvl w:ilvl="2" w:tentative="1">
-      <w:start w:val="1"/>
-      <w:numFmt w:val="bullet"/>
-      <w:lvlText w:val=""/>
-      <w:lvlJc w:val="left"/>
-      <w:pPr>
-        <w:tabs>
-          <w:tab w:val="num" w:pos="2160"/>
-        </w:tabs>
-        <w:ind w:left="2160" w:hanging="360"/>
-      </w:pPr>
-      <w:rPr>
-        <w:rFonts w:ascii="Wingdings" w:hAnsi="Wingdings" w:hint="default"/>
-        <w:sz w:val="20"/>
-      </w:rPr>
-    </w:lvl>
-    <w:lvl w:ilvl="3" w:tentative="1">
-      <w:start w:val="1"/>
-      <w:numFmt w:val="bullet"/>
-      <w:lvlText w:val=""/>
-      <w:lvlJc w:val="left"/>
-      <w:pPr>
-        <w:tabs>
-          <w:tab w:val="num" w:pos="2880"/>
-        </w:tabs>
-        <w:ind w:left="2880" w:hanging="360"/>
-      </w:pPr>
-      <w:rPr>
-        <w:rFonts w:ascii="Wingdings" w:hAnsi="Wingdings" w:hint="default"/>
-        <w:sz w:val="20"/>
-      </w:rPr>
-    </w:lvl>
-    <w:lvl w:ilvl="4" w:tentative="1">
-      <w:start w:val="1"/>
-      <w:numFmt w:val="bullet"/>
-      <w:lvlText w:val=""/>
-      <w:lvlJc w:val="left"/>
-      <w:pPr>
-        <w:tabs>
-          <w:tab w:val="num" w:pos="3600"/>
-        </w:tabs>
-        <w:ind w:left="3600" w:hanging="360"/>
-      </w:pPr>
-      <w:rPr>
-        <w:rFonts w:ascii="Wingdings" w:hAnsi="Wingdings" w:hint="default"/>
-        <w:sz w:val="20"/>
-      </w:rPr>
-    </w:lvl>
-    <w:lvl w:ilvl="5" w:tentative="1">
-      <w:start w:val="1"/>
-      <w:numFmt w:val="bullet"/>
-      <w:lvlText w:val=""/>
-      <w:lvlJc w:val="left"/>
-      <w:pPr>
-        <w:tabs>
-          <w:tab w:val="num" w:pos="4320"/>
-        </w:tabs>
-        <w:ind w:left="4320" w:hanging="360"/>
-      </w:pPr>
-      <w:rPr>
-        <w:rFonts w:ascii="Wingdings" w:hAnsi="Wingdings" w:hint="default"/>
-        <w:sz w:val="20"/>
-      </w:rPr>
-    </w:lvl>
-    <w:lvl w:ilvl="6" w:tentative="1">
-      <w:start w:val="1"/>
-      <w:numFmt w:val="bullet"/>
-      <w:lvlText w:val=""/>
-      <w:lvlJc w:val="left"/>
-      <w:pPr>
-        <w:tabs>
-          <w:tab w:val="num" w:pos="5040"/>
-        </w:tabs>
-        <w:ind w:left="5040" w:hanging="360"/>
-      </w:pPr>
-      <w:rPr>
-        <w:rFonts w:ascii="Wingdings" w:hAnsi="Wingdings" w:hint="default"/>
-        <w:sz w:val="20"/>
-      </w:rPr>
-    </w:lvl>
-    <w:lvl w:ilvl="7" w:tentative="1">
-      <w:start w:val="1"/>
-      <w:numFmt w:val="bullet"/>
-      <w:lvlText w:val=""/>
-      <w:lvlJc w:val="left"/>
-      <w:pPr>
-        <w:tabs>
-          <w:tab w:val="num" w:pos="5760"/>
-        </w:tabs>
-        <w:ind w:left="5760" w:hanging="360"/>
-      </w:pPr>
-      <w:rPr>
-        <w:rFonts w:ascii="Wingdings" w:hAnsi="Wingdings" w:hint="default"/>
-        <w:sz w:val="20"/>
-      </w:rPr>
-    </w:lvl>
-    <w:lvl w:ilvl="8" w:tentative="1">
-      <w:start w:val="1"/>
-      <w:numFmt w:val="bullet"/>
-      <w:lvlText w:val=""/>
-      <w:lvlJc w:val="left"/>
-      <w:pPr>
-        <w:tabs>
-          <w:tab w:val="num" w:pos="6480"/>
-        </w:tabs>
-        <w:ind w:left="6480" w:hanging="360"/>
-      </w:pPr>
-      <w:rPr>
-        <w:rFonts w:ascii="Wingdings" w:hAnsi="Wingdings" w:hint="default"/>
-        <w:sz w:val="20"/>
-      </w:rPr>
-    </w:lvl>
-  </w:abstractNum>
-  <w:abstractNum w:abstractNumId="31">
-    <w:nsid w:val="70F715B9"/>
-    <w:multiLevelType w:val="hybridMultilevel"/>
-    <w:tmpl w:val="21DC7348"/>
-    <w:lvl w:ilvl="0" w:tplc="0409000D">
-      <w:start w:val="1"/>
-      <w:numFmt w:val="bullet"/>
-      <w:lvlText w:val=""/>
-      <w:lvlJc w:val="left"/>
-      <w:pPr>
-        <w:ind w:left="360" w:hanging="360"/>
-      </w:pPr>
-      <w:rPr>
-        <w:rFonts w:ascii="Wingdings" w:hAnsi="Wingdings" w:hint="default"/>
-      </w:rPr>
-    </w:lvl>
-    <w:lvl w:ilvl="1" w:tplc="04090003" w:tentative="1">
-      <w:start w:val="1"/>
-      <w:numFmt w:val="bullet"/>
-      <w:lvlText w:val="o"/>
-      <w:lvlJc w:val="left"/>
-      <w:pPr>
-        <w:ind w:left="1080" w:hanging="360"/>
-      </w:pPr>
-      <w:rPr>
-        <w:rFonts w:ascii="Courier New" w:hAnsi="Courier New" w:cs="Courier New" w:hint="default"/>
-      </w:rPr>
-    </w:lvl>
-    <w:lvl w:ilvl="2" w:tplc="04090005" w:tentative="1">
-      <w:start w:val="1"/>
-      <w:numFmt w:val="bullet"/>
-      <w:lvlText w:val=""/>
-      <w:lvlJc w:val="left"/>
-      <w:pPr>
-        <w:ind w:left="1800" w:hanging="360"/>
-      </w:pPr>
-      <w:rPr>
-        <w:rFonts w:ascii="Wingdings" w:hAnsi="Wingdings" w:hint="default"/>
-      </w:rPr>
-    </w:lvl>
-    <w:lvl w:ilvl="3" w:tplc="04090001" w:tentative="1">
-      <w:start w:val="1"/>
-      <w:numFmt w:val="bullet"/>
-      <w:lvlText w:val=""/>
-      <w:lvlJc w:val="left"/>
-      <w:pPr>
-        <w:ind w:left="2520" w:hanging="360"/>
-      </w:pPr>
-      <w:rPr>
-        <w:rFonts w:ascii="Symbol" w:hAnsi="Symbol" w:hint="default"/>
-      </w:rPr>
-    </w:lvl>
-    <w:lvl w:ilvl="4" w:tplc="04090003" w:tentative="1">
-      <w:start w:val="1"/>
-      <w:numFmt w:val="bullet"/>
-      <w:lvlText w:val="o"/>
-      <w:lvlJc w:val="left"/>
-      <w:pPr>
-        <w:ind w:left="3240" w:hanging="360"/>
-      </w:pPr>
-      <w:rPr>
-        <w:rFonts w:ascii="Courier New" w:hAnsi="Courier New" w:cs="Courier New" w:hint="default"/>
-      </w:rPr>
-    </w:lvl>
-    <w:lvl w:ilvl="5" w:tplc="04090005" w:tentative="1">
-      <w:start w:val="1"/>
-      <w:numFmt w:val="bullet"/>
-      <w:lvlText w:val=""/>
-      <w:lvlJc w:val="left"/>
-      <w:pPr>
-        <w:ind w:left="3960" w:hanging="360"/>
-      </w:pPr>
-      <w:rPr>
-        <w:rFonts w:ascii="Wingdings" w:hAnsi="Wingdings" w:hint="default"/>
-      </w:rPr>
-    </w:lvl>
-    <w:lvl w:ilvl="6" w:tplc="04090001" w:tentative="1">
-      <w:start w:val="1"/>
-      <w:numFmt w:val="bullet"/>
-      <w:lvlText w:val=""/>
-      <w:lvlJc w:val="left"/>
-      <w:pPr>
-        <w:ind w:left="4680" w:hanging="360"/>
-      </w:pPr>
-      <w:rPr>
-        <w:rFonts w:ascii="Symbol" w:hAnsi="Symbol" w:hint="default"/>
-      </w:rPr>
-    </w:lvl>
-    <w:lvl w:ilvl="7" w:tplc="04090003" w:tentative="1">
-      <w:start w:val="1"/>
-      <w:numFmt w:val="bullet"/>
-      <w:lvlText w:val="o"/>
-      <w:lvlJc w:val="left"/>
-      <w:pPr>
-        <w:ind w:left="5400" w:hanging="360"/>
-      </w:pPr>
-      <w:rPr>
-        <w:rFonts w:ascii="Courier New" w:hAnsi="Courier New" w:cs="Courier New" w:hint="default"/>
-      </w:rPr>
-    </w:lvl>
-    <w:lvl w:ilvl="8" w:tplc="04090005" w:tentative="1">
-      <w:start w:val="1"/>
-      <w:numFmt w:val="bullet"/>
-      <w:lvlText w:val=""/>
-      <w:lvlJc w:val="left"/>
-      <w:pPr>
-        <w:ind w:left="6120" w:hanging="360"/>
-      </w:pPr>
-      <w:rPr>
-        <w:rFonts w:ascii="Wingdings" w:hAnsi="Wingdings" w:hint="default"/>
-      </w:rPr>
-    </w:lvl>
-  </w:abstractNum>
-  <w:abstractNum w:abstractNumId="32">
-    <w:nsid w:val="756E45C4"/>
-    <w:multiLevelType w:val="hybridMultilevel"/>
-    <w:tmpl w:val="5AAE17C8"/>
-    <w:lvl w:ilvl="0" w:tplc="0409000D">
-      <w:start w:val="1"/>
-      <w:numFmt w:val="bullet"/>
-      <w:lvlText w:val=""/>
-      <w:lvlJc w:val="left"/>
-      <w:pPr>
-        <w:ind w:left="720" w:hanging="360"/>
-      </w:pPr>
-      <w:rPr>
-        <w:rFonts w:ascii="Wingdings" w:hAnsi="Wingdings" w:hint="default"/>
-      </w:rPr>
-    </w:lvl>
-    <w:lvl w:ilvl="1" w:tplc="04090003" w:tentative="1">
-      <w:start w:val="1"/>
-      <w:numFmt w:val="bullet"/>
-      <w:lvlText w:val="o"/>
-      <w:lvlJc w:val="left"/>
-      <w:pPr>
-        <w:ind w:left="1440" w:hanging="360"/>
-      </w:pPr>
-      <w:rPr>
-        <w:rFonts w:ascii="Courier New" w:hAnsi="Courier New" w:cs="Courier New" w:hint="default"/>
-      </w:rPr>
-    </w:lvl>
-    <w:lvl w:ilvl="2" w:tplc="04090005" w:tentative="1">
-      <w:start w:val="1"/>
-      <w:numFmt w:val="bullet"/>
-      <w:lvlText w:val=""/>
-      <w:lvlJc w:val="left"/>
-      <w:pPr>
-        <w:ind w:left="2160" w:hanging="360"/>
-      </w:pPr>
-      <w:rPr>
-        <w:rFonts w:ascii="Wingdings" w:hAnsi="Wingdings" w:hint="default"/>
-      </w:rPr>
-    </w:lvl>
-    <w:lvl w:ilvl="3" w:tplc="04090001" w:tentative="1">
-      <w:start w:val="1"/>
-      <w:numFmt w:val="bullet"/>
-      <w:lvlText w:val=""/>
-      <w:lvlJc w:val="left"/>
-      <w:pPr>
-        <w:ind w:left="2880" w:hanging="360"/>
-      </w:pPr>
-      <w:rPr>
-        <w:rFonts w:ascii="Symbol" w:hAnsi="Symbol" w:hint="default"/>
-      </w:rPr>
-    </w:lvl>
-    <w:lvl w:ilvl="4" w:tplc="04090003" w:tentative="1">
-      <w:start w:val="1"/>
-      <w:numFmt w:val="bullet"/>
-      <w:lvlText w:val="o"/>
-      <w:lvlJc w:val="left"/>
-      <w:pPr>
-        <w:ind w:left="3600" w:hanging="360"/>
-      </w:pPr>
-      <w:rPr>
-        <w:rFonts w:ascii="Courier New" w:hAnsi="Courier New" w:cs="Courier New" w:hint="default"/>
-      </w:rPr>
-    </w:lvl>
-    <w:lvl w:ilvl="5" w:tplc="04090005" w:tentative="1">
-      <w:start w:val="1"/>
-      <w:numFmt w:val="bullet"/>
-      <w:lvlText w:val=""/>
-      <w:lvlJc w:val="left"/>
-      <w:pPr>
-        <w:ind w:left="4320" w:hanging="360"/>
-      </w:pPr>
-      <w:rPr>
-        <w:rFonts w:ascii="Wingdings" w:hAnsi="Wingdings" w:hint="default"/>
-      </w:rPr>
-    </w:lvl>
-    <w:lvl w:ilvl="6" w:tplc="04090001" w:tentative="1">
-      <w:start w:val="1"/>
-      <w:numFmt w:val="bullet"/>
-      <w:lvlText w:val=""/>
-      <w:lvlJc w:val="left"/>
-      <w:pPr>
-        <w:ind w:left="5040" w:hanging="360"/>
-      </w:pPr>
-      <w:rPr>
-        <w:rFonts w:ascii="Symbol" w:hAnsi="Symbol" w:hint="default"/>
-      </w:rPr>
-    </w:lvl>
-    <w:lvl w:ilvl="7" w:tplc="04090003" w:tentative="1">
-      <w:start w:val="1"/>
-      <w:numFmt w:val="bullet"/>
-      <w:lvlText w:val="o"/>
-      <w:lvlJc w:val="left"/>
-      <w:pPr>
-        <w:ind w:left="5760" w:hanging="360"/>
-      </w:pPr>
-      <w:rPr>
-        <w:rFonts w:ascii="Courier New" w:hAnsi="Courier New" w:cs="Courier New" w:hint="default"/>
-      </w:rPr>
-    </w:lvl>
-    <w:lvl w:ilvl="8" w:tplc="04090005" w:tentative="1">
-      <w:start w:val="1"/>
-      <w:numFmt w:val="bullet"/>
-      <w:lvlText w:val=""/>
-      <w:lvlJc w:val="left"/>
-      <w:pPr>
-        <w:ind w:left="6480" w:hanging="360"/>
-      </w:pPr>
-      <w:rPr>
-        <w:rFonts w:ascii="Wingdings" w:hAnsi="Wingdings" w:hint="default"/>
-      </w:rPr>
-    </w:lvl>
-  </w:abstractNum>
-  <w:abstractNum w:abstractNumId="33">
-    <w:nsid w:val="763A6331"/>
-    <w:multiLevelType w:val="multilevel"/>
-    <w:tmpl w:val="14CA0AE0"/>
-    <w:lvl w:ilvl="0">
-      <w:start w:val="1"/>
-      <w:numFmt w:val="bullet"/>
-      <w:lvlText w:val=""/>
-      <w:lvlJc w:val="left"/>
-      <w:pPr>
-        <w:tabs>
-          <w:tab w:val="num" w:pos="720"/>
-        </w:tabs>
-        <w:ind w:left="720" w:hanging="360"/>
-      </w:pPr>
-      <w:rPr>
-        <w:rFonts w:ascii="Symbol" w:hAnsi="Symbol" w:hint="default"/>
-        <w:sz w:val="20"/>
-      </w:rPr>
-    </w:lvl>
-    <w:lvl w:ilvl="1" w:tentative="1">
-      <w:start w:val="1"/>
-      <w:numFmt w:val="bullet"/>
-      <w:lvlText w:val="o"/>
-      <w:lvlJc w:val="left"/>
-      <w:pPr>
-        <w:tabs>
-          <w:tab w:val="num" w:pos="1440"/>
-        </w:tabs>
-        <w:ind w:left="1440" w:hanging="360"/>
-      </w:pPr>
-      <w:rPr>
-        <w:rFonts w:ascii="Courier New" w:hAnsi="Courier New" w:hint="default"/>
-        <w:sz w:val="20"/>
-      </w:rPr>
-    </w:lvl>
-    <w:lvl w:ilvl="2" w:tentative="1">
-      <w:start w:val="1"/>
-      <w:numFmt w:val="bullet"/>
-      <w:lvlText w:val=""/>
-      <w:lvlJc w:val="left"/>
-      <w:pPr>
-        <w:tabs>
-          <w:tab w:val="num" w:pos="2160"/>
-        </w:tabs>
-        <w:ind w:left="2160" w:hanging="360"/>
-      </w:pPr>
-      <w:rPr>
-        <w:rFonts w:ascii="Wingdings" w:hAnsi="Wingdings" w:hint="default"/>
-        <w:sz w:val="20"/>
-      </w:rPr>
-    </w:lvl>
-    <w:lvl w:ilvl="3" w:tentative="1">
-      <w:start w:val="1"/>
-      <w:numFmt w:val="bullet"/>
-      <w:lvlText w:val=""/>
-      <w:lvlJc w:val="left"/>
-      <w:pPr>
-        <w:tabs>
-          <w:tab w:val="num" w:pos="2880"/>
-        </w:tabs>
-        <w:ind w:left="2880" w:hanging="360"/>
-      </w:pPr>
-      <w:rPr>
-        <w:rFonts w:ascii="Wingdings" w:hAnsi="Wingdings" w:hint="default"/>
-        <w:sz w:val="20"/>
-      </w:rPr>
-    </w:lvl>
-    <w:lvl w:ilvl="4" w:tentative="1">
-      <w:start w:val="1"/>
-      <w:numFmt w:val="bullet"/>
-      <w:lvlText w:val=""/>
-      <w:lvlJc w:val="left"/>
-      <w:pPr>
-        <w:tabs>
-          <w:tab w:val="num" w:pos="3600"/>
-        </w:tabs>
-        <w:ind w:left="3600" w:hanging="360"/>
-      </w:pPr>
-      <w:rPr>
-        <w:rFonts w:ascii="Wingdings" w:hAnsi="Wingdings" w:hint="default"/>
-        <w:sz w:val="20"/>
-      </w:rPr>
-    </w:lvl>
-    <w:lvl w:ilvl="5" w:tentative="1">
-      <w:start w:val="1"/>
-      <w:numFmt w:val="bullet"/>
-      <w:lvlText w:val=""/>
-      <w:lvlJc w:val="left"/>
-      <w:pPr>
-        <w:tabs>
-          <w:tab w:val="num" w:pos="4320"/>
-        </w:tabs>
-        <w:ind w:left="4320" w:hanging="360"/>
-      </w:pPr>
-      <w:rPr>
-        <w:rFonts w:ascii="Wingdings" w:hAnsi="Wingdings" w:hint="default"/>
-        <w:sz w:val="20"/>
-      </w:rPr>
-    </w:lvl>
-    <w:lvl w:ilvl="6" w:tentative="1">
-      <w:start w:val="1"/>
-      <w:numFmt w:val="bullet"/>
-      <w:lvlText w:val=""/>
-      <w:lvlJc w:val="left"/>
-      <w:pPr>
-        <w:tabs>
-          <w:tab w:val="num" w:pos="5040"/>
-        </w:tabs>
-        <w:ind w:left="5040" w:hanging="360"/>
-      </w:pPr>
-      <w:rPr>
-        <w:rFonts w:ascii="Wingdings" w:hAnsi="Wingdings" w:hint="default"/>
-        <w:sz w:val="20"/>
-      </w:rPr>
-    </w:lvl>
-    <w:lvl w:ilvl="7" w:tentative="1">
-      <w:start w:val="1"/>
-      <w:numFmt w:val="bullet"/>
-      <w:lvlText w:val=""/>
-      <w:lvlJc w:val="left"/>
-      <w:pPr>
-        <w:tabs>
-          <w:tab w:val="num" w:pos="5760"/>
-        </w:tabs>
-        <w:ind w:left="5760" w:hanging="360"/>
-      </w:pPr>
-      <w:rPr>
-        <w:rFonts w:ascii="Wingdings" w:hAnsi="Wingdings" w:hint="default"/>
-        <w:sz w:val="20"/>
-      </w:rPr>
-    </w:lvl>
-    <w:lvl w:ilvl="8" w:tentative="1">
-      <w:start w:val="1"/>
-      <w:numFmt w:val="bullet"/>
-      <w:lvlText w:val=""/>
-      <w:lvlJc w:val="left"/>
-      <w:pPr>
-        <w:tabs>
-          <w:tab w:val="num" w:pos="6480"/>
-        </w:tabs>
-        <w:ind w:left="6480" w:hanging="360"/>
-      </w:pPr>
-      <w:rPr>
-        <w:rFonts w:ascii="Wingdings" w:hAnsi="Wingdings" w:hint="default"/>
-        <w:sz w:val="20"/>
-      </w:rPr>
-    </w:lvl>
-  </w:abstractNum>
-  <w:abstractNum w:abstractNumId="34">
-    <w:nsid w:val="7BB63BCC"/>
-    <w:multiLevelType w:val="multilevel"/>
-    <w:tmpl w:val="6C7E815A"/>
-    <w:lvl w:ilvl="0">
-      <w:start w:val="1"/>
-      <w:numFmt w:val="bullet"/>
-      <w:lvlText w:val=""/>
-      <w:lvlJc w:val="left"/>
-      <w:pPr>
-        <w:tabs>
-          <w:tab w:val="num" w:pos="360"/>
-        </w:tabs>
-        <w:ind w:left="360" w:hanging="360"/>
-      </w:pPr>
-      <w:rPr>
-        <w:rFonts w:ascii="Wingdings" w:hAnsi="Wingdings" w:hint="default"/>
-        <w:sz w:val="20"/>
-      </w:rPr>
-    </w:lvl>
-    <w:lvl w:ilvl="1" w:tentative="1">
-      <w:start w:val="1"/>
-      <w:numFmt w:val="bullet"/>
-      <w:lvlText w:val="o"/>
-      <w:lvlJc w:val="left"/>
-      <w:pPr>
-        <w:tabs>
-          <w:tab w:val="num" w:pos="1080"/>
-        </w:tabs>
-        <w:ind w:left="1080" w:hanging="360"/>
-      </w:pPr>
-      <w:rPr>
-        <w:rFonts w:ascii="Courier New" w:hAnsi="Courier New" w:hint="default"/>
-        <w:sz w:val="20"/>
-      </w:rPr>
-    </w:lvl>
-    <w:lvl w:ilvl="2" w:tentative="1">
-      <w:start w:val="1"/>
-      <w:numFmt w:val="bullet"/>
-      <w:lvlText w:val=""/>
-      <w:lvlJc w:val="left"/>
-      <w:pPr>
-        <w:tabs>
-          <w:tab w:val="num" w:pos="1800"/>
-        </w:tabs>
-        <w:ind w:left="1800" w:hanging="360"/>
-      </w:pPr>
-      <w:rPr>
-        <w:rFonts w:ascii="Wingdings" w:hAnsi="Wingdings" w:hint="default"/>
-        <w:sz w:val="20"/>
-      </w:rPr>
-    </w:lvl>
-    <w:lvl w:ilvl="3" w:tentative="1">
-      <w:start w:val="1"/>
-      <w:numFmt w:val="bullet"/>
-      <w:lvlText w:val=""/>
-      <w:lvlJc w:val="left"/>
-      <w:pPr>
-        <w:tabs>
-          <w:tab w:val="num" w:pos="2520"/>
-        </w:tabs>
-        <w:ind w:left="2520" w:hanging="360"/>
-      </w:pPr>
-      <w:rPr>
-        <w:rFonts w:ascii="Wingdings" w:hAnsi="Wingdings" w:hint="default"/>
-        <w:sz w:val="20"/>
-      </w:rPr>
-    </w:lvl>
-    <w:lvl w:ilvl="4" w:tentative="1">
-      <w:start w:val="1"/>
-      <w:numFmt w:val="bullet"/>
-      <w:lvlText w:val=""/>
-      <w:lvlJc w:val="left"/>
-      <w:pPr>
-        <w:tabs>
-          <w:tab w:val="num" w:pos="3240"/>
-        </w:tabs>
-        <w:ind w:left="3240" w:hanging="360"/>
-      </w:pPr>
-      <w:rPr>
-        <w:rFonts w:ascii="Wingdings" w:hAnsi="Wingdings" w:hint="default"/>
-        <w:sz w:val="20"/>
-      </w:rPr>
-    </w:lvl>
-    <w:lvl w:ilvl="5" w:tentative="1">
-      <w:start w:val="1"/>
-      <w:numFmt w:val="bullet"/>
-      <w:lvlText w:val=""/>
-      <w:lvlJc w:val="left"/>
-      <w:pPr>
-        <w:tabs>
-          <w:tab w:val="num" w:pos="3960"/>
-        </w:tabs>
-        <w:ind w:left="3960" w:hanging="360"/>
-      </w:pPr>
-      <w:rPr>
-        <w:rFonts w:ascii="Wingdings" w:hAnsi="Wingdings" w:hint="default"/>
-        <w:sz w:val="20"/>
-      </w:rPr>
-    </w:lvl>
-    <w:lvl w:ilvl="6" w:tentative="1">
-      <w:start w:val="1"/>
-      <w:numFmt w:val="bullet"/>
-      <w:lvlText w:val=""/>
-      <w:lvlJc w:val="left"/>
-      <w:pPr>
-        <w:tabs>
-          <w:tab w:val="num" w:pos="4680"/>
-        </w:tabs>
-        <w:ind w:left="4680" w:hanging="360"/>
-      </w:pPr>
-      <w:rPr>
-        <w:rFonts w:ascii="Wingdings" w:hAnsi="Wingdings" w:hint="default"/>
-        <w:sz w:val="20"/>
-      </w:rPr>
-    </w:lvl>
-    <w:lvl w:ilvl="7" w:tentative="1">
-      <w:start w:val="1"/>
-      <w:numFmt w:val="bullet"/>
-      <w:lvlText w:val=""/>
-      <w:lvlJc w:val="left"/>
-      <w:pPr>
-        <w:tabs>
-          <w:tab w:val="num" w:pos="5400"/>
-        </w:tabs>
-        <w:ind w:left="5400" w:hanging="360"/>
-      </w:pPr>
-      <w:rPr>
-        <w:rFonts w:ascii="Wingdings" w:hAnsi="Wingdings" w:hint="default"/>
-        <w:sz w:val="20"/>
-      </w:rPr>
-    </w:lvl>
-    <w:lvl w:ilvl="8" w:tentative="1">
-      <w:start w:val="1"/>
-      <w:numFmt w:val="bullet"/>
-      <w:lvlText w:val=""/>
-      <w:lvlJc w:val="left"/>
-      <w:pPr>
-        <w:tabs>
-          <w:tab w:val="num" w:pos="6120"/>
-        </w:tabs>
-        <w:ind w:left="6120" w:hanging="360"/>
-      </w:pPr>
-      <w:rPr>
-        <w:rFonts w:ascii="Wingdings" w:hAnsi="Wingdings" w:hint="default"/>
-        <w:sz w:val="20"/>
-      </w:rPr>
-    </w:lvl>
-  </w:abstractNum>
   <w:num w:numId="1">
-    <w:abstractNumId w:val="13"/>
-    <w:lvlOverride w:ilvl="0">
-      <w:startOverride w:val="1"/>
-    </w:lvlOverride>
+    <w:abstractNumId w:val="1"/>
   </w:num>
   <w:num w:numId="2">
-    <w:abstractNumId w:val="32"/>
+    <w:abstractNumId w:val="2"/>
   </w:num>
   <w:num w:numId="3">
-    <w:abstractNumId w:val="25"/>
+    <w:abstractNumId w:val="0"/>
   </w:num>
   <w:num w:numId="4">
-    <w:abstractNumId w:val="27"/>
+    <w:abstractNumId w:val="4"/>
   </w:num>
   <w:num w:numId="5">
+    <w:abstractNumId w:val="7"/>
+  </w:num>
+  <w:num w:numId="6">
+    <w:abstractNumId w:val="3"/>
+  </w:num>
+  <w:num w:numId="7">
+    <w:abstractNumId w:val="5"/>
+  </w:num>
+  <w:num w:numId="8">
     <w:abstractNumId w:val="6"/>
   </w:num>
-  <w:num w:numId="6">
-    <w:abstractNumId w:val="0"/>
-  </w:num>
-  <w:num w:numId="7">
-    <w:abstractNumId w:val="8"/>
-  </w:num>
-  <w:num w:numId="8">
-    <w:abstractNumId w:val="26"/>
-  </w:num>
-  <w:num w:numId="9">
-    <w:abstractNumId w:val="17"/>
-  </w:num>
-  <w:num w:numId="10">
-    <w:abstractNumId w:val="5"/>
-  </w:num>
-  <w:num w:numId="11">
-    <w:abstractNumId w:val="24"/>
-  </w:num>
-  <w:num w:numId="12">
-    <w:abstractNumId w:val="11"/>
-  </w:num>
-  <w:num w:numId="13">
-    <w:abstractNumId w:val="31"/>
-  </w:num>
-  <w:num w:numId="14">
-    <w:abstractNumId w:val="30"/>
-  </w:num>
-  <w:num w:numId="15">
-    <w:abstractNumId w:val="29"/>
-  </w:num>
-  <w:num w:numId="16">
-    <w:abstractNumId w:val="34"/>
-  </w:num>
-  <w:num w:numId="17">
-    <w:abstractNumId w:val="1"/>
-  </w:num>
-  <w:num w:numId="18">
-    <w:abstractNumId w:val="19"/>
-  </w:num>
-  <w:num w:numId="19">
-    <w:abstractNumId w:val="9"/>
-  </w:num>
-  <w:num w:numId="20">
-    <w:abstractNumId w:val="2"/>
-  </w:num>
-  <w:num w:numId="21">
-    <w:abstractNumId w:val="23"/>
-  </w:num>
-  <w:num w:numId="22">
-    <w:abstractNumId w:val="14"/>
-  </w:num>
-  <w:num w:numId="23">
-    <w:abstractNumId w:val="4"/>
-  </w:num>
-  <w:num w:numId="24">
-    <w:abstractNumId w:val="28"/>
-  </w:num>
-  <w:num w:numId="25">
-    <w:abstractNumId w:val="3"/>
-  </w:num>
-  <w:num w:numId="26">
-    <w:abstractNumId w:val="18"/>
-  </w:num>
-  <w:num w:numId="27">
-    <w:abstractNumId w:val="20"/>
-  </w:num>
-  <w:num w:numId="28">
-    <w:abstractNumId w:val="33"/>
-  </w:num>
-  <w:num w:numId="29">
-    <w:abstractNumId w:val="12"/>
-  </w:num>
-  <w:num w:numId="30">
-    <w:abstractNumId w:val="15"/>
-  </w:num>
-  <w:num w:numId="31">
-    <w:abstractNumId w:val="7"/>
-  </w:num>
-  <w:num w:numId="32">
-    <w:abstractNumId w:val="22"/>
-  </w:num>
-  <w:num w:numId="33">
-    <w:abstractNumId w:val="10"/>
-  </w:num>
-  <w:num w:numId="34">
-    <w:abstractNumId w:val="16"/>
-  </w:num>
-  <w:num w:numId="35">
-    <w:abstractNumId w:val="21"/>
-  </w:num>
+  <w:numIdMacAtCleanup w:val="8"/>
 </w:numbering>
 </file>
 
@@ -10595,7 +7566,7 @@
 </file>
 
 <file path=customXml/itemProps1.xml><?xml version="1.0" encoding="utf-8"?>
-<ds:datastoreItem xmlns:ds="http://schemas.openxmlformats.org/officeDocument/2006/customXml" ds:itemID="{FB5D6FAF-BD45-4503-B6D3-AEC9B45F2055}">
+<ds:datastoreItem xmlns:ds="http://schemas.openxmlformats.org/officeDocument/2006/customXml" ds:itemID="{FA12E37E-0B86-44C0-8085-0DFA01703F8F}">
   <ds:schemaRefs>
     <ds:schemaRef ds:uri="http://schemas.openxmlformats.org/officeDocument/2006/bibliography"/>
   </ds:schemaRefs>
